--- a/personalU/product/c.docx
+++ b/personalU/product/c.docx
@@ -1082,7 +1082,6 @@
           <w:vertAlign w:val="baseline"/>
           <w:rtl w:val="0"/>
         </w:rPr>
-        <w:t xml:space="preserve">最早的版本只是一支不到 100 行的 sed 腳本，處理明確對應的詞彙。但初期遇到許多誤判問題：例如程式碼區塊內的特定英文字串被意外修改，或者部分單字被錯誤轉換。</w:t>
       </w:r>
       <w:r>
         <w:rPr>
@@ -1099,6 +1098,26 @@
           <w:u w:val="none"/>
           <w:shd w:val="clear" w:color="auto" w:fill="auto"/>
           <w:vertAlign w:val="baseline"/>
+          <w:rtl w:val="0"/>
+        </w:rPr>
+        <w:t xml:space="preserve">最早的版本只是一支簡單的 sed 替換腳本，處理明確對應的詞彙。不過初期的腳本問題連連。程式碼區塊內的特定英文字串被意外修改，或者部分單字被錯誤轉換都是之後需要解決的。</w:t>
+      </w:r>
+      <w:r>
+        <w:rPr>
+          <w:rFonts w:ascii="Cambria" w:hAnsi="Cambria" w:eastAsia="Cambria" w:cs="Cambria"/>
+          <w:b w:val="0"/>
+          <w:bCs w:val="0"/>
+          <w:i w:val="0"/>
+          <w:iCs w:val="0"/>
+          <w:smallCaps w:val="0"/>
+          <w:strike w:val="0"/>
+          <w:color w:val="000000"/>
+          <w:sz w:val="24"/>
+          <w:szCs w:val="24"/>
+          <w:u w:val="none"/>
+          <w:shd w:val="clear" w:color="auto" w:fill="auto"/>
+          <w:vertAlign w:val="baseline"/>
+          <w:rtl w:val="0"/>
         </w:rPr>
       </w:r>
       <w:r>
@@ -1189,13 +1208,6 @@
           <w:vertAlign w:val="baseline"/>
           <w:rtl w:val="0"/>
         </w:rPr>
-        <w:t xml:space="preserve">為了解決誤判，我</w:t>
-      </w:r>
-      <w:r>
-        <w:rPr>
-          <w:rtl w:val="0"/>
-        </w:rPr>
-        <w:t xml:space="preserve">使用</w:t>
       </w:r>
       <w:r>
         <w:rPr>
@@ -1214,7 +1226,7 @@
           <w:vertAlign w:val="baseline"/>
           <w:rtl w:val="0"/>
         </w:rPr>
-        <w:t xml:space="preserve"> OpenCC 作為基礎轉換引擎，再用自訂的 sed 字典檔處理 OpenCC 無法涵蓋的臺灣特用詞。同時將歧義詞獨立成 controversial.txt 字典，由使用者自行決定啟用與否。</w:t>
+        <w:t xml:space="preserve">為了解決誤判，我在架構中引入 OpenCC 作為基礎轉換引擎，再用自訂的 sed 字典檔處理 OpenCC 無法涵蓋的臺灣特用詞。同時將歧義詞獨立成 controversial 字典，由使用者自行決定啟用與否。開發過程中我使用 AI 工具輔助實作各功能模組的程式碼，自己則專注在功能規劃、歧義詞字典的維護與輸出品質的把關。</w:t>
       </w:r>
       <w:r>
         <w:rPr>
@@ -1231,6 +1243,7 @@
           <w:u w:val="none"/>
           <w:shd w:val="clear" w:color="auto" w:fill="auto"/>
           <w:vertAlign w:val="baseline"/>
+          <w:rtl w:val="0"/>
         </w:rPr>
       </w:r>
       <w:r>
@@ -1321,7 +1334,6 @@
           <w:vertAlign w:val="baseline"/>
           <w:rtl w:val="0"/>
         </w:rPr>
-        <w:t xml:space="preserve">專案數量增加後，逐檔處理的速度成為瓶頸。我引入 fd 與 ripgrep 取代原本的 find 與 grep，大幅提升檔案搜尋與內容匹配的速度，並加入並行處理模式應對大型專案。同時擴展支援格式至 JSON value 的選擇性翻譯。</w:t>
       </w:r>
       <w:r>
         <w:rPr>
@@ -1338,6 +1350,26 @@
           <w:u w:val="none"/>
           <w:shd w:val="clear" w:color="auto" w:fill="auto"/>
           <w:vertAlign w:val="baseline"/>
+          <w:rtl w:val="0"/>
+        </w:rPr>
+        <w:t xml:space="preserve">專案數量增加後，逐檔處理的速度成為瓶頸。架構上改用 fd 與 ripgrep 取代原本的 find 與 grep，大幅提升檔案搜尋與內容匹配的速度，並加入並行處理模式應對大型專案。同時擴展支援格式至 JSON value 的選擇性翻譯。</w:t>
+      </w:r>
+      <w:r>
+        <w:rPr>
+          <w:rFonts w:ascii="Cambria" w:hAnsi="Cambria" w:eastAsia="Cambria" w:cs="Cambria"/>
+          <w:b w:val="0"/>
+          <w:bCs w:val="0"/>
+          <w:i w:val="0"/>
+          <w:iCs w:val="0"/>
+          <w:smallCaps w:val="0"/>
+          <w:strike w:val="0"/>
+          <w:color w:val="000000"/>
+          <w:sz w:val="24"/>
+          <w:szCs w:val="24"/>
+          <w:u w:val="none"/>
+          <w:shd w:val="clear" w:color="auto" w:fill="auto"/>
+          <w:vertAlign w:val="baseline"/>
+          <w:rtl w:val="0"/>
         </w:rPr>
       </w:r>
       <w:r>
@@ -1847,7 +1879,6 @@
           <w:vertAlign w:val="baseline"/>
           <w:rtl w:val="0"/>
         </w:rPr>
-        <w:t xml:space="preserve">從最初 100 行的腳本到 1800 行的工具，最大的收穫是學會把「想偷懶」變成一個真正能解決問題的系統。一開始只是覺得手動翻譯很麻煩，後來慢慢拆解出哪些能自動修、哪些不能動。replace.sh 的經驗讓我養成了「重複三次以上就該寫工具」的習慣。後續我開發 yt.py 自動化音樂庫管理，並以 Docker 部署十多項自架服務，皆是這套邏輯的延伸。這個從抱怨、拆解到實作的過程，是我高中階段最扎實的一課。</w:t>
       </w:r>
       <w:r>
         <w:rPr>
@@ -1864,6 +1895,45 @@
           <w:u w:val="none"/>
           <w:shd w:val="clear" w:color="auto" w:fill="auto"/>
           <w:vertAlign w:val="baseline"/>
+          <w:rtl w:val="0"/>
+        </w:rPr>
+        <w:t xml:space="preserve">從最初的簡單替換腳本到目前約 1800 行的工具，最大的收穫是學會把「想偷懶」變成一個真正能解決問題的系統。一開始只是覺得手動翻譯很麻煩，後來慢慢拆解出哪些能自動修、哪些不能動。開發過程中雖然大量依賴 AI 工具輔助產出程式碼，但功能的規劃、歧義詞的判斷與每一筆翻譯的品質把關始終是我自己的工作。replace.sh 的經驗讓我養成了一個習慣：當我發現自己在不同專案反覆做同樣的事，就開始想辦法把它自動化。後續我開發 yt.py 自動化音樂庫管理，並以 Docker 部署十多項自架服務，皆是這套邏輯的延伸。這個從</w:t>
+      </w:r>
+      <w:r>
+        <w:rPr>
+          <w:rFonts w:ascii="Cambria" w:hAnsi="Cambria" w:eastAsia="Cambria" w:cs="Cambria"/>
+          <w:b w:val="0"/>
+          <w:bCs w:val="0"/>
+          <w:i w:val="0"/>
+          <w:iCs w:val="0"/>
+          <w:smallCaps w:val="0"/>
+          <w:strike w:val="0"/>
+          <w:color w:val="000000"/>
+          <w:sz w:val="24"/>
+          <w:szCs w:val="24"/>
+          <w:u w:val="none"/>
+          <w:shd w:val="clear" w:color="auto" w:fill="auto"/>
+          <w:vertAlign w:val="baseline"/>
+          <w:rtl w:val="0"/>
+        </w:rPr>
+        <w:t xml:space="preserve">抱怨、拆解到實作的過程，是我高中階段最扎實的一課。</w:t>
+      </w:r>
+      <w:r>
+        <w:rPr>
+          <w:rFonts w:ascii="Cambria" w:hAnsi="Cambria" w:eastAsia="Cambria" w:cs="Cambria"/>
+          <w:b w:val="0"/>
+          <w:bCs w:val="0"/>
+          <w:i w:val="0"/>
+          <w:iCs w:val="0"/>
+          <w:smallCaps w:val="0"/>
+          <w:strike w:val="0"/>
+          <w:color w:val="000000"/>
+          <w:sz w:val="24"/>
+          <w:szCs w:val="24"/>
+          <w:u w:val="none"/>
+          <w:shd w:val="clear" w:color="auto" w:fill="auto"/>
+          <w:vertAlign w:val="baseline"/>
+          <w:rtl w:val="0"/>
         </w:rPr>
       </w:r>
       <w:r>

--- a/personalU/product/c.docx
+++ b/personalU/product/c.docx
@@ -4,1706 +4,655 @@
   <w:body>
     <w:p>
       <w:pPr>
-        <w:pStyle w:val="898"/>
+        <w:pStyle w:val="705"/>
         <w:pBdr/>
         <w:spacing/>
         <w:ind/>
         <w:rPr/>
       </w:pPr>
       <w:r/>
-      <w:bookmarkStart w:id="0" w:name="90ah3rgcevty"/>
-      <w:r/>
-      <w:bookmarkEnd w:id="0"/>
+      <w:bookmarkStart w:id="39" w:name="開源軟體繁體中文在地化翻譯工具replace.sh"/>
       <w:r>
-        <w:rPr>
-          <w:rtl w:val="0"/>
-        </w:rPr>
         <w:t xml:space="preserve">開源軟體繁體中文在地化翻譯工具：replace.sh</w:t>
       </w:r>
       <w:r/>
     </w:p>
     <w:p>
       <w:pPr>
-        <w:pStyle w:val="899"/>
+        <w:pStyle w:val="706"/>
         <w:pBdr/>
         <w:spacing/>
         <w:ind/>
         <w:rPr/>
       </w:pPr>
       <w:r/>
-      <w:bookmarkStart w:id="1" w:name="bhldv0npdmwh"/>
-      <w:r/>
-      <w:bookmarkEnd w:id="1"/>
+      <w:bookmarkStart w:id="20" w:name="課程連結"/>
       <w:r>
-        <w:rPr>
-          <w:rtl w:val="0"/>
-        </w:rPr>
         <w:t xml:space="preserve">課程連結</w:t>
       </w:r>
       <w:r/>
     </w:p>
     <w:p>
       <w:pPr>
-        <w:keepNext w:val="false"/>
-        <w:keepLines w:val="false"/>
-        <w:pageBreakBefore w:val="false"/>
-        <w:widowControl w:val="true"/>
-        <w:pBdr>
-          <w:top w:val="none" w:color="000000" w:sz="0" w:space="0"/>
-          <w:left w:val="none" w:color="000000" w:sz="0" w:space="0"/>
-          <w:bottom w:val="none" w:color="000000" w:sz="0" w:space="0"/>
-          <w:right w:val="none" w:color="000000" w:sz="0" w:space="0"/>
-          <w:between w:val="none" w:color="000000" w:sz="0" w:space="0"/>
-        </w:pBdr>
-        <w:shd w:val="clear" w:color="auto" w:fill="auto"/>
-        <w:spacing w:after="180" w:before="180" w:line="240" w:lineRule="auto"/>
-        <w:ind w:right="0" w:firstLine="0" w:left="0"/>
-        <w:jc w:val="left"/>
-        <w:rPr>
-          <w:rFonts w:ascii="Cambria" w:hAnsi="Cambria" w:eastAsia="Cambria" w:cs="Cambria"/>
-          <w:b w:val="0"/>
-          <w:bCs w:val="0"/>
-          <w:i w:val="0"/>
-          <w:iCs w:val="0"/>
-          <w:smallCaps w:val="0"/>
-          <w:strike w:val="0"/>
-          <w:color w:val="000000"/>
-          <w:sz w:val="24"/>
-          <w:szCs w:val="24"/>
-          <w:u w:val="none"/>
-          <w:shd w:val="clear" w:color="auto" w:fill="auto"/>
-          <w:vertAlign w:val="baseline"/>
-        </w:rPr>
+        <w:pStyle w:val="696"/>
+        <w:pBdr/>
+        <w:spacing/>
+        <w:ind/>
+        <w:rPr/>
       </w:pPr>
       <w:r>
-        <w:rPr>
-          <w:rFonts w:ascii="Cambria" w:hAnsi="Cambria" w:eastAsia="Cambria" w:cs="Cambria"/>
-          <w:b w:val="0"/>
-          <w:bCs w:val="0"/>
-          <w:i w:val="0"/>
-          <w:iCs w:val="0"/>
-          <w:smallCaps w:val="0"/>
-          <w:strike w:val="0"/>
-          <w:color w:val="000000"/>
-          <w:sz w:val="24"/>
-          <w:szCs w:val="24"/>
-          <w:u w:val="none"/>
-          <w:shd w:val="clear" w:color="auto" w:fill="auto"/>
-          <w:vertAlign w:val="baseline"/>
-          <w:rtl w:val="0"/>
-        </w:rPr>
         <w:t xml:space="preserve">這份報告是我將自己在課外開發的翻譯工具，結合「專題閱讀與研究」課程要求所整理出的完整專題。</w:t>
       </w:r>
-      <w:r>
-        <w:rPr>
-          <w:rFonts w:ascii="Cambria" w:hAnsi="Cambria" w:eastAsia="Cambria" w:cs="Cambria"/>
-          <w:b w:val="0"/>
-          <w:bCs w:val="0"/>
-          <w:i w:val="0"/>
-          <w:iCs w:val="0"/>
-          <w:smallCaps w:val="0"/>
-          <w:strike w:val="0"/>
-          <w:color w:val="000000"/>
-          <w:sz w:val="24"/>
-          <w:szCs w:val="24"/>
-          <w:u w:val="none"/>
-          <w:shd w:val="clear" w:color="auto" w:fill="auto"/>
-          <w:vertAlign w:val="baseline"/>
-        </w:rPr>
-      </w:r>
-      <w:r>
-        <w:rPr>
-          <w:rFonts w:ascii="Cambria" w:hAnsi="Cambria" w:eastAsia="Cambria" w:cs="Cambria"/>
-          <w:b w:val="0"/>
-          <w:bCs w:val="0"/>
-          <w:i w:val="0"/>
-          <w:iCs w:val="0"/>
-          <w:smallCaps w:val="0"/>
-          <w:strike w:val="0"/>
-          <w:color w:val="000000"/>
-          <w:sz w:val="24"/>
-          <w:szCs w:val="24"/>
-          <w:u w:val="none"/>
-          <w:shd w:val="clear" w:color="auto" w:fill="auto"/>
-          <w:vertAlign w:val="baseline"/>
-        </w:rPr>
-      </w:r>
+      <w:bookmarkEnd w:id="20"/>
+      <w:r/>
     </w:p>
     <w:p>
       <w:pPr>
-        <w:pStyle w:val="899"/>
+        <w:pStyle w:val="706"/>
         <w:pBdr/>
         <w:spacing/>
         <w:ind/>
         <w:rPr/>
       </w:pPr>
       <w:r/>
-      <w:bookmarkStart w:id="2" w:name="8xofm0bkvvsi"/>
-      <w:r/>
-      <w:bookmarkEnd w:id="2"/>
+      <w:bookmarkStart w:id="21" w:name="一研究動機"/>
       <w:r>
-        <w:rPr>
-          <w:rtl w:val="0"/>
-        </w:rPr>
         <w:t xml:space="preserve">一、研究動機</w:t>
       </w:r>
       <w:r/>
     </w:p>
     <w:p>
       <w:pPr>
-        <w:keepNext w:val="false"/>
-        <w:keepLines w:val="false"/>
-        <w:pageBreakBefore w:val="false"/>
-        <w:widowControl w:val="true"/>
-        <w:pBdr>
-          <w:top w:val="none" w:color="000000" w:sz="0" w:space="0"/>
-          <w:left w:val="none" w:color="000000" w:sz="0" w:space="0"/>
-          <w:bottom w:val="none" w:color="000000" w:sz="0" w:space="0"/>
-          <w:right w:val="none" w:color="000000" w:sz="0" w:space="0"/>
-          <w:between w:val="none" w:color="000000" w:sz="0" w:space="0"/>
-        </w:pBdr>
-        <w:shd w:val="clear" w:color="auto" w:fill="auto"/>
-        <w:spacing w:after="180" w:before="180" w:line="240" w:lineRule="auto"/>
-        <w:ind w:right="0" w:firstLine="0" w:left="0"/>
-        <w:jc w:val="left"/>
-        <w:rPr>
-          <w:rFonts w:ascii="Cambria" w:hAnsi="Cambria" w:eastAsia="Cambria" w:cs="Cambria"/>
-          <w:b w:val="0"/>
-          <w:bCs w:val="0"/>
-          <w:i w:val="0"/>
-          <w:iCs w:val="0"/>
-          <w:smallCaps w:val="0"/>
-          <w:strike w:val="0"/>
-          <w:color w:val="000000"/>
-          <w:sz w:val="24"/>
-          <w:szCs w:val="24"/>
-          <w:u w:val="none"/>
-          <w:shd w:val="clear" w:color="auto" w:fill="auto"/>
-          <w:vertAlign w:val="baseline"/>
-        </w:rPr>
+        <w:pStyle w:val="696"/>
+        <w:pBdr/>
+        <w:spacing/>
+        <w:ind/>
+        <w:rPr/>
       </w:pPr>
       <w:r>
-        <w:rPr>
-          <w:rFonts w:ascii="Cambria" w:hAnsi="Cambria" w:eastAsia="Cambria" w:cs="Cambria"/>
-          <w:b w:val="0"/>
-          <w:bCs w:val="0"/>
-          <w:i w:val="0"/>
-          <w:iCs w:val="0"/>
-          <w:smallCaps w:val="0"/>
-          <w:strike w:val="0"/>
-          <w:color w:val="000000"/>
-          <w:sz w:val="24"/>
-          <w:szCs w:val="24"/>
-          <w:u w:val="none"/>
-          <w:shd w:val="clear" w:color="auto" w:fill="auto"/>
-          <w:vertAlign w:val="baseline"/>
-          <w:rtl w:val="0"/>
-        </w:rPr>
-        <w:t xml:space="preserve">在長期參與開源社群的過程中，我發現大量專案的繁體中文翻譯是從簡體直接轉換而來，充斥著不符台灣習慣的詞彙（如軟體被寫成軟件、記憶體被寫成內存），甚至有些專案全無繁體中文版本。起初我手動逐行修正並提交 pull request，但同樣的錯誤在不同專案反覆出現，手動處理根本無法應對數十個專案的規模。因此我開發了自動化工具 replace.sh 來解決這個重複性的問題。</w:t>
+        <w:t xml:space="preserve">在長期參與開源社群的過程中，我發現大量專案的繁體中文翻譯是從簡體直接轉換而來，充斥著不符台灣習慣的詞彙（如軟體被寫成軟件、記憶體被寫成內存），甚至有些專案全無繁體中文版本。</w:t>
       </w:r>
-      <w:r>
-        <w:rPr>
-          <w:rFonts w:ascii="Cambria" w:hAnsi="Cambria" w:eastAsia="Cambria" w:cs="Cambria"/>
-          <w:b w:val="0"/>
-          <w:bCs w:val="0"/>
-          <w:i w:val="0"/>
-          <w:iCs w:val="0"/>
-          <w:smallCaps w:val="0"/>
-          <w:strike w:val="0"/>
-          <w:color w:val="000000"/>
-          <w:sz w:val="24"/>
-          <w:szCs w:val="24"/>
-          <w:u w:val="none"/>
-          <w:shd w:val="clear" w:color="auto" w:fill="auto"/>
-          <w:vertAlign w:val="baseline"/>
-        </w:rPr>
-      </w:r>
-      <w:r>
-        <w:rPr>
-          <w:rFonts w:ascii="Cambria" w:hAnsi="Cambria" w:eastAsia="Cambria" w:cs="Cambria"/>
-          <w:b w:val="0"/>
-          <w:bCs w:val="0"/>
-          <w:i w:val="0"/>
-          <w:iCs w:val="0"/>
-          <w:smallCaps w:val="0"/>
-          <w:strike w:val="0"/>
-          <w:color w:val="000000"/>
-          <w:sz w:val="24"/>
-          <w:szCs w:val="24"/>
-          <w:u w:val="none"/>
-          <w:shd w:val="clear" w:color="auto" w:fill="auto"/>
-          <w:vertAlign w:val="baseline"/>
-        </w:rPr>
-      </w:r>
+      <w:r/>
     </w:p>
     <w:p>
       <w:pPr>
-        <w:pStyle w:val="899"/>
+        <w:pStyle w:val="695"/>
         <w:pBdr/>
         <w:spacing/>
         <w:ind/>
         <w:rPr/>
       </w:pPr>
+      <w:r>
+        <w:t xml:space="preserve">起初我手動逐行修正並提交 pull request，但同樣的錯誤在不同專案反覆出現，手動處理根本無法應對數十個專案的規模。因此我開發了自動化工具 replace.sh 來解決這個重複性的問題。</w:t>
+      </w:r>
+      <w:bookmarkEnd w:id="21"/>
       <w:r/>
-      <w:bookmarkStart w:id="3" w:name="4ss6rj4p78n5"/>
+    </w:p>
+    <w:p>
+      <w:pPr>
+        <w:pStyle w:val="706"/>
+        <w:pBdr/>
+        <w:spacing/>
+        <w:ind/>
+        <w:rPr/>
+      </w:pPr>
       <w:r/>
-      <w:bookmarkEnd w:id="3"/>
+      <w:bookmarkStart w:id="25" w:name="二技術架構與功能"/>
       <w:r>
-        <w:rPr>
-          <w:rtl w:val="0"/>
-        </w:rPr>
         <w:t xml:space="preserve">二、技術架構與功能</w:t>
       </w:r>
       <w:r/>
     </w:p>
     <w:p>
       <w:pPr>
-        <w:pStyle w:val="900"/>
+        <w:pStyle w:val="707"/>
         <w:pBdr/>
         <w:spacing/>
         <w:ind/>
         <w:rPr/>
       </w:pPr>
       <w:r/>
-      <w:bookmarkStart w:id="4" w:name="i4oybqrdk252"/>
-      <w:r/>
-      <w:bookmarkEnd w:id="4"/>
+      <w:bookmarkStart w:id="22" w:name="核心功能"/>
       <w:r>
-        <w:rPr>
-          <w:rtl w:val="0"/>
-        </w:rPr>
-        <w:t xml:space="preserve">核心</w:t>
-      </w:r>
-      <w:r>
-        <w:rPr>
-          <w:rtl w:val="0"/>
-        </w:rPr>
-        <w:t xml:space="preserve">功能</w:t>
+        <w:t xml:space="preserve">核心功能</w:t>
       </w:r>
       <w:r/>
     </w:p>
     <w:p>
       <w:pPr>
-        <w:keepNext w:val="false"/>
-        <w:keepLines w:val="false"/>
-        <w:pageBreakBefore w:val="false"/>
-        <w:widowControl w:val="true"/>
+        <w:pStyle w:val="697"/>
         <w:numPr>
           <w:ilvl w:val="0"/>
-          <w:numId w:val="1"/>
+          <w:numId w:val="2"/>
         </w:numPr>
-        <w:pBdr>
-          <w:top w:val="none" w:color="000000" w:sz="0" w:space="0"/>
-          <w:left w:val="none" w:color="000000" w:sz="0" w:space="0"/>
-          <w:bottom w:val="none" w:color="000000" w:sz="0" w:space="0"/>
-          <w:right w:val="none" w:color="000000" w:sz="0" w:space="0"/>
-          <w:between w:val="none" w:color="000000" w:sz="0" w:space="0"/>
-        </w:pBdr>
-        <w:shd w:val="clear" w:color="auto" w:fill="auto"/>
-        <w:spacing w:after="36" w:before="36" w:line="240" w:lineRule="auto"/>
-        <w:ind w:right="0" w:hanging="480" w:left="720"/>
-        <w:jc w:val="left"/>
+        <w:pBdr/>
+        <w:spacing/>
+        <w:ind/>
         <w:rPr/>
       </w:pPr>
       <w:r>
-        <w:rPr>
-          <w:rFonts w:ascii="Cambria" w:hAnsi="Cambria" w:eastAsia="Cambria" w:cs="Cambria"/>
-          <w:b w:val="0"/>
-          <w:bCs w:val="0"/>
-          <w:i w:val="0"/>
-          <w:iCs w:val="0"/>
-          <w:smallCaps w:val="0"/>
-          <w:strike w:val="0"/>
-          <w:color w:val="000000"/>
-          <w:sz w:val="24"/>
-          <w:szCs w:val="24"/>
-          <w:u w:val="none"/>
-          <w:shd w:val="clear" w:color="auto" w:fill="auto"/>
-          <w:vertAlign w:val="baseline"/>
-          <w:rtl w:val="0"/>
-        </w:rPr>
-      </w:r>
-      <w:r>
-        <w:rPr>
-          <w:rFonts w:ascii="Cambria" w:hAnsi="Cambria" w:eastAsia="Cambria" w:cs="Cambria"/>
-          <w:b w:val="0"/>
-          <w:bCs w:val="0"/>
-          <w:i w:val="0"/>
-          <w:iCs w:val="0"/>
-          <w:smallCaps w:val="0"/>
-          <w:strike w:val="0"/>
-          <w:color w:val="000000"/>
-          <w:sz w:val="24"/>
-          <w:szCs w:val="24"/>
-          <w:u w:val="none"/>
-          <w:shd w:val="clear" w:color="auto" w:fill="auto"/>
-          <w:vertAlign w:val="baseline"/>
-          <w:rtl w:val="0"/>
-        </w:rPr>
         <w:t xml:space="preserve">語言：Bash（約 1800 行）</w:t>
-      </w:r>
-      <w:r>
-        <w:rPr>
-          <w:rFonts w:ascii="Cambria" w:hAnsi="Cambria" w:eastAsia="Cambria" w:cs="Cambria"/>
-          <w:b w:val="0"/>
-          <w:bCs w:val="0"/>
-          <w:i w:val="0"/>
-          <w:iCs w:val="0"/>
-          <w:smallCaps w:val="0"/>
-          <w:strike w:val="0"/>
-          <w:color w:val="000000"/>
-          <w:sz w:val="24"/>
-          <w:szCs w:val="24"/>
-          <w:u w:val="none"/>
-          <w:shd w:val="clear" w:color="auto" w:fill="auto"/>
-          <w:vertAlign w:val="baseline"/>
-          <w:rtl w:val="0"/>
-        </w:rPr>
       </w:r>
       <w:r/>
     </w:p>
     <w:p>
       <w:pPr>
-        <w:keepNext w:val="false"/>
-        <w:keepLines w:val="false"/>
-        <w:pageBreakBefore w:val="false"/>
-        <w:widowControl w:val="true"/>
+        <w:pStyle w:val="697"/>
         <w:numPr>
           <w:ilvl w:val="0"/>
-          <w:numId w:val="1"/>
+          <w:numId w:val="2"/>
         </w:numPr>
-        <w:pBdr>
-          <w:top w:val="none" w:color="000000" w:sz="0" w:space="0"/>
-          <w:left w:val="none" w:color="000000" w:sz="0" w:space="0"/>
-          <w:bottom w:val="none" w:color="000000" w:sz="0" w:space="0"/>
-          <w:right w:val="none" w:color="000000" w:sz="0" w:space="0"/>
-          <w:between w:val="none" w:color="000000" w:sz="0" w:space="0"/>
-        </w:pBdr>
-        <w:shd w:val="clear" w:color="auto" w:fill="auto"/>
-        <w:spacing w:after="36" w:before="36" w:line="240" w:lineRule="auto"/>
-        <w:ind w:right="0" w:hanging="480" w:left="720"/>
-        <w:jc w:val="left"/>
+        <w:pBdr/>
+        <w:spacing/>
+        <w:ind/>
         <w:rPr/>
       </w:pPr>
       <w:r>
-        <w:rPr>
-          <w:rFonts w:ascii="Cambria" w:hAnsi="Cambria" w:eastAsia="Cambria" w:cs="Cambria"/>
-          <w:b w:val="0"/>
-          <w:bCs w:val="0"/>
-          <w:i w:val="0"/>
-          <w:iCs w:val="0"/>
-          <w:smallCaps w:val="0"/>
-          <w:strike w:val="0"/>
-          <w:color w:val="000000"/>
-          <w:sz w:val="24"/>
-          <w:szCs w:val="24"/>
-          <w:u w:val="none"/>
-          <w:shd w:val="clear" w:color="auto" w:fill="auto"/>
-          <w:vertAlign w:val="baseline"/>
-          <w:rtl w:val="0"/>
-        </w:rPr>
         <w:t xml:space="preserve">檔案搜尋：fd + ripgrep（高速檔案發現與內容匹配）</w:t>
       </w:r>
       <w:r/>
     </w:p>
     <w:p>
       <w:pPr>
-        <w:keepNext w:val="false"/>
-        <w:keepLines w:val="false"/>
-        <w:pageBreakBefore w:val="false"/>
-        <w:widowControl w:val="true"/>
+        <w:pStyle w:val="697"/>
         <w:numPr>
           <w:ilvl w:val="0"/>
-          <w:numId w:val="1"/>
+          <w:numId w:val="2"/>
         </w:numPr>
-        <w:pBdr>
-          <w:top w:val="none" w:color="000000" w:sz="0" w:space="0"/>
-          <w:left w:val="none" w:color="000000" w:sz="0" w:space="0"/>
-          <w:bottom w:val="none" w:color="000000" w:sz="0" w:space="0"/>
-          <w:right w:val="none" w:color="000000" w:sz="0" w:space="0"/>
-          <w:between w:val="none" w:color="000000" w:sz="0" w:space="0"/>
-        </w:pBdr>
-        <w:shd w:val="clear" w:color="auto" w:fill="auto"/>
-        <w:spacing w:after="36" w:before="36" w:line="240" w:lineRule="auto"/>
-        <w:ind w:right="0" w:hanging="480" w:left="720"/>
-        <w:jc w:val="left"/>
+        <w:pBdr/>
+        <w:spacing/>
+        <w:ind/>
         <w:rPr/>
       </w:pPr>
       <w:r>
-        <w:rPr>
-          <w:rFonts w:ascii="Cambria" w:hAnsi="Cambria" w:eastAsia="Cambria" w:cs="Cambria"/>
-          <w:b w:val="0"/>
-          <w:bCs w:val="0"/>
-          <w:i w:val="0"/>
-          <w:iCs w:val="0"/>
-          <w:smallCaps w:val="0"/>
-          <w:strike w:val="0"/>
-          <w:color w:val="000000"/>
-          <w:sz w:val="24"/>
-          <w:szCs w:val="24"/>
-          <w:u w:val="none"/>
-          <w:shd w:val="clear" w:color="auto" w:fill="auto"/>
-          <w:vertAlign w:val="baseline"/>
-          <w:rtl w:val="0"/>
-        </w:rPr>
-      </w:r>
-      <w:r>
-        <w:rPr>
-          <w:rFonts w:ascii="Cambria" w:hAnsi="Cambria" w:eastAsia="Cambria" w:cs="Cambria"/>
-          <w:b w:val="0"/>
-          <w:bCs w:val="0"/>
-          <w:i w:val="0"/>
-          <w:iCs w:val="0"/>
-          <w:smallCaps w:val="0"/>
-          <w:strike w:val="0"/>
-          <w:color w:val="000000"/>
-          <w:sz w:val="24"/>
-          <w:szCs w:val="24"/>
-          <w:u w:val="none"/>
-          <w:shd w:val="clear" w:color="auto" w:fill="auto"/>
-          <w:vertAlign w:val="baseline"/>
-          <w:rtl w:val="0"/>
-        </w:rPr>
         <w:t xml:space="preserve">轉換核心：OpenCC 簡繁轉換引擎 + 自訂 sed 字典檔輔助（dict.txt）</w:t>
-      </w:r>
-      <w:r>
-        <w:rPr>
-          <w:rFonts w:ascii="Cambria" w:hAnsi="Cambria" w:eastAsia="Cambria" w:cs="Cambria"/>
-          <w:b w:val="0"/>
-          <w:bCs w:val="0"/>
-          <w:i w:val="0"/>
-          <w:iCs w:val="0"/>
-          <w:smallCaps w:val="0"/>
-          <w:strike w:val="0"/>
-          <w:color w:val="000000"/>
-          <w:sz w:val="24"/>
-          <w:szCs w:val="24"/>
-          <w:u w:val="none"/>
-          <w:shd w:val="clear" w:color="auto" w:fill="auto"/>
-          <w:vertAlign w:val="baseline"/>
-          <w:rtl w:val="0"/>
-        </w:rPr>
       </w:r>
       <w:r/>
     </w:p>
     <w:p>
       <w:pPr>
-        <w:keepNext w:val="false"/>
-        <w:keepLines w:val="false"/>
-        <w:pageBreakBefore w:val="false"/>
-        <w:widowControl w:val="true"/>
+        <w:pStyle w:val="697"/>
         <w:numPr>
           <w:ilvl w:val="0"/>
-          <w:numId w:val="1"/>
+          <w:numId w:val="2"/>
         </w:numPr>
-        <w:pBdr>
-          <w:top w:val="none" w:color="000000" w:sz="0" w:space="0"/>
-          <w:left w:val="none" w:color="000000" w:sz="0" w:space="0"/>
-          <w:bottom w:val="none" w:color="000000" w:sz="0" w:space="0"/>
-          <w:right w:val="none" w:color="000000" w:sz="0" w:space="0"/>
-          <w:between w:val="none" w:color="000000" w:sz="0" w:space="0"/>
-        </w:pBdr>
-        <w:shd w:val="clear" w:color="auto" w:fill="auto"/>
-        <w:spacing w:after="36" w:before="36" w:line="240" w:lineRule="auto"/>
-        <w:ind w:right="0" w:hanging="480" w:left="720"/>
-        <w:jc w:val="left"/>
+        <w:pBdr/>
+        <w:spacing/>
+        <w:ind/>
         <w:rPr/>
       </w:pPr>
       <w:r>
-        <w:rPr>
-          <w:rFonts w:ascii="Cambria" w:hAnsi="Cambria" w:eastAsia="Cambria" w:cs="Cambria"/>
-          <w:b w:val="0"/>
-          <w:bCs w:val="0"/>
-          <w:i w:val="0"/>
-          <w:iCs w:val="0"/>
-          <w:smallCaps w:val="0"/>
-          <w:strike w:val="0"/>
-          <w:color w:val="000000"/>
-          <w:sz w:val="24"/>
-          <w:szCs w:val="24"/>
-          <w:u w:val="none"/>
-          <w:shd w:val="clear" w:color="auto" w:fill="auto"/>
-          <w:vertAlign w:val="baseline"/>
-          <w:rtl w:val="0"/>
-        </w:rPr>
-      </w:r>
-      <w:r>
-        <w:rPr>
-          <w:rFonts w:ascii="Cambria" w:hAnsi="Cambria" w:eastAsia="Cambria" w:cs="Cambria"/>
-          <w:b w:val="0"/>
-          <w:bCs w:val="0"/>
-          <w:i w:val="0"/>
-          <w:iCs w:val="0"/>
-          <w:smallCaps w:val="0"/>
-          <w:strike w:val="0"/>
-          <w:color w:val="000000"/>
-          <w:sz w:val="24"/>
-          <w:szCs w:val="24"/>
-          <w:u w:val="none"/>
-          <w:shd w:val="clear" w:color="auto" w:fill="auto"/>
-          <w:vertAlign w:val="baseline"/>
-          <w:rtl w:val="0"/>
-        </w:rPr>
         <w:t xml:space="preserve">支援格式：純文字、json、png(metadata) 等</w:t>
-      </w:r>
-      <w:r>
-        <w:rPr>
-          <w:rFonts w:ascii="Cambria" w:hAnsi="Cambria" w:eastAsia="Cambria" w:cs="Cambria"/>
-          <w:b w:val="0"/>
-          <w:bCs w:val="0"/>
-          <w:i w:val="0"/>
-          <w:iCs w:val="0"/>
-          <w:smallCaps w:val="0"/>
-          <w:strike w:val="0"/>
-          <w:color w:val="000000"/>
-          <w:sz w:val="24"/>
-          <w:szCs w:val="24"/>
-          <w:u w:val="none"/>
-          <w:shd w:val="clear" w:color="auto" w:fill="auto"/>
-          <w:vertAlign w:val="baseline"/>
-          <w:rtl w:val="0"/>
-        </w:rPr>
       </w:r>
       <w:r/>
     </w:p>
     <w:p>
       <w:pPr>
-        <w:keepNext w:val="false"/>
-        <w:keepLines w:val="false"/>
-        <w:pageBreakBefore w:val="false"/>
-        <w:widowControl w:val="true"/>
+        <w:pStyle w:val="697"/>
         <w:numPr>
           <w:ilvl w:val="0"/>
-          <w:numId w:val="1"/>
+          <w:numId w:val="2"/>
         </w:numPr>
-        <w:pBdr>
-          <w:top w:val="none" w:color="000000" w:sz="0" w:space="0"/>
-          <w:left w:val="none" w:color="000000" w:sz="0" w:space="0"/>
-          <w:bottom w:val="none" w:color="000000" w:sz="0" w:space="0"/>
-          <w:right w:val="none" w:color="000000" w:sz="0" w:space="0"/>
-          <w:between w:val="none" w:color="000000" w:sz="0" w:space="0"/>
-        </w:pBdr>
-        <w:shd w:val="clear" w:color="auto" w:fill="auto"/>
-        <w:spacing w:after="36" w:before="36" w:line="240" w:lineRule="auto"/>
-        <w:ind w:right="0" w:hanging="480" w:left="720"/>
-        <w:jc w:val="left"/>
+        <w:pBdr/>
+        <w:spacing/>
+        <w:ind/>
         <w:rPr/>
       </w:pPr>
       <w:r>
-        <w:rPr>
-          <w:rFonts w:ascii="Cambria" w:hAnsi="Cambria" w:eastAsia="Cambria" w:cs="Cambria"/>
-          <w:b w:val="0"/>
-          <w:bCs w:val="0"/>
-          <w:i w:val="0"/>
-          <w:iCs w:val="0"/>
-          <w:smallCaps w:val="0"/>
-          <w:strike w:val="0"/>
-          <w:color w:val="000000"/>
-          <w:sz w:val="24"/>
-          <w:szCs w:val="24"/>
-          <w:u w:val="none"/>
-          <w:shd w:val="clear" w:color="auto" w:fill="auto"/>
-          <w:vertAlign w:val="baseline"/>
-          <w:rtl w:val="0"/>
-        </w:rPr>
         <w:t xml:space="preserve">支援方向：CN→TW（預設）/ TW→CN（反向模式）</w:t>
+      </w:r>
+      <w:bookmarkEnd w:id="22"/>
+      <w:r/>
+    </w:p>
+    <w:p>
+      <w:pPr>
+        <w:pStyle w:val="707"/>
+        <w:pBdr/>
+        <w:spacing/>
+        <w:ind/>
+        <w:rPr/>
+      </w:pPr>
+      <w:r/>
+      <w:bookmarkStart w:id="23" w:name="額外功能"/>
+      <w:r>
+        <w:t xml:space="preserve">額外功能</w:t>
       </w:r>
       <w:r/>
     </w:p>
     <w:p>
       <w:pPr>
-        <w:pStyle w:val="900"/>
-        <w:pBdr/>
-        <w:spacing/>
-        <w:ind/>
-        <w:rPr/>
-      </w:pPr>
-      <w:r/>
-      <w:bookmarkStart w:id="5" w:name="6f1929sipmw4"/>
-      <w:r/>
-      <w:bookmarkEnd w:id="5"/>
-      <w:r>
-        <w:rPr>
-          <w:rtl w:val="0"/>
-        </w:rPr>
-        <w:t xml:space="preserve">額外</w:t>
-      </w:r>
-      <w:r>
-        <w:rPr>
-          <w:rtl w:val="0"/>
-        </w:rPr>
-        <w:t xml:space="preserve">功能</w:t>
-      </w:r>
-      <w:r/>
-    </w:p>
-    <w:p>
-      <w:pPr>
-        <w:keepNext w:val="false"/>
-        <w:keepLines w:val="false"/>
-        <w:pageBreakBefore w:val="false"/>
-        <w:widowControl w:val="true"/>
+        <w:pStyle w:val="697"/>
         <w:numPr>
           <w:ilvl w:val="0"/>
-          <w:numId w:val="2"/>
+          <w:numId w:val="3"/>
         </w:numPr>
-        <w:pBdr>
-          <w:top w:val="none" w:color="000000" w:sz="0" w:space="0"/>
-          <w:left w:val="none" w:color="000000" w:sz="0" w:space="0"/>
-          <w:bottom w:val="none" w:color="000000" w:sz="0" w:space="0"/>
-          <w:right w:val="none" w:color="000000" w:sz="0" w:space="0"/>
-          <w:between w:val="none" w:color="000000" w:sz="0" w:space="0"/>
-        </w:pBdr>
-        <w:shd w:val="clear" w:color="auto" w:fill="auto"/>
-        <w:spacing w:after="36" w:before="36" w:line="240" w:lineRule="auto"/>
-        <w:ind w:right="0" w:hanging="480" w:left="720"/>
-        <w:jc w:val="left"/>
+        <w:pBdr/>
+        <w:spacing/>
+        <w:ind/>
         <w:rPr/>
       </w:pPr>
       <w:r>
-        <w:rPr>
-          <w:rFonts w:ascii="Cambria" w:hAnsi="Cambria" w:eastAsia="Cambria" w:cs="Cambria"/>
-          <w:b w:val="0"/>
-          <w:bCs w:val="0"/>
-          <w:i w:val="0"/>
-          <w:iCs w:val="0"/>
-          <w:smallCaps w:val="0"/>
-          <w:strike w:val="0"/>
-          <w:color w:val="000000"/>
-          <w:sz w:val="24"/>
-          <w:szCs w:val="24"/>
-          <w:u w:val="none"/>
-          <w:shd w:val="clear" w:color="auto" w:fill="auto"/>
-          <w:vertAlign w:val="baseline"/>
-          <w:rtl w:val="0"/>
-        </w:rPr>
         <w:t xml:space="preserve">檔名同步翻譯：處理檔案內容的同時自動轉換檔名中的簡體字</w:t>
       </w:r>
       <w:r/>
     </w:p>
     <w:p>
       <w:pPr>
-        <w:keepNext w:val="false"/>
-        <w:keepLines w:val="false"/>
-        <w:pageBreakBefore w:val="false"/>
-        <w:widowControl w:val="true"/>
+        <w:pStyle w:val="697"/>
         <w:numPr>
           <w:ilvl w:val="0"/>
-          <w:numId w:val="2"/>
+          <w:numId w:val="3"/>
         </w:numPr>
-        <w:pBdr>
-          <w:top w:val="none" w:color="000000" w:sz="0" w:space="0"/>
-          <w:left w:val="none" w:color="000000" w:sz="0" w:space="0"/>
-          <w:bottom w:val="none" w:color="000000" w:sz="0" w:space="0"/>
-          <w:right w:val="none" w:color="000000" w:sz="0" w:space="0"/>
-          <w:between w:val="none" w:color="000000" w:sz="0" w:space="0"/>
-        </w:pBdr>
-        <w:shd w:val="clear" w:color="auto" w:fill="auto"/>
-        <w:spacing w:after="36" w:before="36" w:line="240" w:lineRule="auto"/>
-        <w:ind w:right="0" w:hanging="480" w:left="720"/>
-        <w:jc w:val="left"/>
+        <w:pBdr/>
+        <w:spacing/>
+        <w:ind/>
         <w:rPr/>
       </w:pPr>
       <w:r>
-        <w:rPr>
-          <w:rFonts w:ascii="Cambria" w:hAnsi="Cambria" w:eastAsia="Cambria" w:cs="Cambria"/>
-          <w:b w:val="0"/>
-          <w:bCs w:val="0"/>
-          <w:i w:val="0"/>
-          <w:iCs w:val="0"/>
-          <w:smallCaps w:val="0"/>
-          <w:strike w:val="0"/>
-          <w:color w:val="000000"/>
-          <w:sz w:val="24"/>
-          <w:szCs w:val="24"/>
-          <w:u w:val="none"/>
-          <w:shd w:val="clear" w:color="auto" w:fill="auto"/>
-          <w:vertAlign w:val="baseline"/>
-          <w:rtl w:val="0"/>
-        </w:rPr>
         <w:t xml:space="preserve">並行處理模式（-p）：面對大量檔案時分散運算提升效率</w:t>
       </w:r>
       <w:r/>
     </w:p>
     <w:p>
       <w:pPr>
-        <w:keepNext w:val="false"/>
-        <w:keepLines w:val="false"/>
-        <w:pageBreakBefore w:val="false"/>
-        <w:widowControl w:val="true"/>
+        <w:pStyle w:val="697"/>
         <w:numPr>
           <w:ilvl w:val="0"/>
-          <w:numId w:val="2"/>
+          <w:numId w:val="3"/>
         </w:numPr>
-        <w:pBdr>
-          <w:top w:val="none" w:color="000000" w:sz="0" w:space="0"/>
-          <w:left w:val="none" w:color="000000" w:sz="0" w:space="0"/>
-          <w:bottom w:val="none" w:color="000000" w:sz="0" w:space="0"/>
-          <w:right w:val="none" w:color="000000" w:sz="0" w:space="0"/>
-          <w:between w:val="none" w:color="000000" w:sz="0" w:space="0"/>
-        </w:pBdr>
-        <w:shd w:val="clear" w:color="auto" w:fill="auto"/>
-        <w:spacing w:after="36" w:before="36" w:line="240" w:lineRule="auto"/>
-        <w:ind w:right="0" w:hanging="480" w:left="720"/>
-        <w:jc w:val="left"/>
+        <w:pBdr/>
+        <w:spacing/>
+        <w:ind/>
         <w:rPr/>
       </w:pPr>
       <w:r>
-        <w:rPr>
-          <w:rFonts w:ascii="Cambria" w:hAnsi="Cambria" w:eastAsia="Cambria" w:cs="Cambria"/>
-          <w:b w:val="0"/>
-          <w:bCs w:val="0"/>
-          <w:i w:val="0"/>
-          <w:iCs w:val="0"/>
-          <w:smallCaps w:val="0"/>
-          <w:strike w:val="0"/>
-          <w:color w:val="000000"/>
-          <w:sz w:val="24"/>
-          <w:szCs w:val="24"/>
-          <w:u w:val="none"/>
-          <w:shd w:val="clear" w:color="auto" w:fill="auto"/>
-          <w:vertAlign w:val="baseline"/>
-          <w:rtl w:val="0"/>
-        </w:rPr>
-      </w:r>
-      <w:r>
-        <w:rPr>
-          <w:rFonts w:ascii="Cambria" w:hAnsi="Cambria" w:eastAsia="Cambria" w:cs="Cambria"/>
-          <w:b w:val="0"/>
-          <w:bCs w:val="0"/>
-          <w:i w:val="0"/>
-          <w:iCs w:val="0"/>
-          <w:smallCaps w:val="0"/>
-          <w:strike w:val="0"/>
-          <w:color w:val="000000"/>
-          <w:sz w:val="24"/>
-          <w:szCs w:val="24"/>
-          <w:u w:val="none"/>
-          <w:shd w:val="clear" w:color="auto" w:fill="auto"/>
-          <w:vertAlign w:val="baseline"/>
-          <w:rtl w:val="0"/>
-        </w:rPr>
-        <w:t xml:space="preserve">git 整合：讀取 .gitignore（-g），自動加入版本控制暫存區（--stage）</w:t>
-      </w:r>
-      <w:r>
-        <w:rPr>
-          <w:rFonts w:ascii="Cambria" w:hAnsi="Cambria" w:eastAsia="Cambria" w:cs="Cambria"/>
-          <w:b w:val="0"/>
-          <w:bCs w:val="0"/>
-          <w:i w:val="0"/>
-          <w:iCs w:val="0"/>
-          <w:smallCaps w:val="0"/>
-          <w:strike w:val="0"/>
-          <w:color w:val="000000"/>
-          <w:sz w:val="24"/>
-          <w:szCs w:val="24"/>
-          <w:u w:val="none"/>
-          <w:shd w:val="clear" w:color="auto" w:fill="auto"/>
-          <w:vertAlign w:val="baseline"/>
-          <w:rtl w:val="0"/>
-        </w:rPr>
+        <w:t xml:space="preserve">git 整合：讀取 .gitignore（-g），自動加入版本控制暫存區（–stage）</w:t>
       </w:r>
       <w:r/>
     </w:p>
     <w:p>
       <w:pPr>
-        <w:keepNext w:val="false"/>
-        <w:keepLines w:val="false"/>
-        <w:pageBreakBefore w:val="false"/>
-        <w:widowControl w:val="true"/>
+        <w:pStyle w:val="697"/>
         <w:numPr>
           <w:ilvl w:val="0"/>
-          <w:numId w:val="2"/>
+          <w:numId w:val="3"/>
         </w:numPr>
-        <w:pBdr>
-          <w:top w:val="none" w:color="000000" w:sz="0" w:space="0"/>
-          <w:left w:val="none" w:color="000000" w:sz="0" w:space="0"/>
-          <w:bottom w:val="none" w:color="000000" w:sz="0" w:space="0"/>
-          <w:right w:val="none" w:color="000000" w:sz="0" w:space="0"/>
-          <w:between w:val="none" w:color="000000" w:sz="0" w:space="0"/>
-        </w:pBdr>
-        <w:shd w:val="clear" w:color="auto" w:fill="auto"/>
-        <w:spacing w:after="36" w:before="36" w:line="240" w:lineRule="auto"/>
-        <w:ind w:right="0" w:hanging="480" w:left="720"/>
-        <w:jc w:val="left"/>
+        <w:pBdr/>
+        <w:spacing/>
+        <w:ind/>
         <w:rPr/>
       </w:pPr>
       <w:r>
-        <w:rPr>
-          <w:rFonts w:ascii="Cambria" w:hAnsi="Cambria" w:eastAsia="Cambria" w:cs="Cambria"/>
-          <w:b w:val="0"/>
-          <w:bCs w:val="0"/>
-          <w:i w:val="0"/>
-          <w:iCs w:val="0"/>
-          <w:smallCaps w:val="0"/>
-          <w:strike w:val="0"/>
-          <w:color w:val="000000"/>
-          <w:sz w:val="24"/>
-          <w:szCs w:val="24"/>
-          <w:u w:val="none"/>
-          <w:shd w:val="clear" w:color="auto" w:fill="auto"/>
-          <w:vertAlign w:val="baseline"/>
-          <w:rtl w:val="0"/>
-        </w:rPr>
-        <w:t xml:space="preserve">安全機制：</w:t>
+        <w:t xml:space="preserve">安全機制：備份（-b）、dry-run 預覽（-n）、日誌輸出（-l）、覆寫警告（可用 –no-confirm 忽略）</w:t>
       </w:r>
+      <w:bookmarkEnd w:id="23"/>
+      <w:r/>
+    </w:p>
+    <w:p>
+      <w:pPr>
+        <w:pStyle w:val="707"/>
+        <w:pBdr/>
+        <w:spacing/>
+        <w:ind/>
+        <w:rPr/>
+      </w:pPr>
+      <w:r/>
+      <w:bookmarkStart w:id="24" w:name="歧義詞分層處理"/>
       <w:r>
-        <w:rPr>
-          <w:rFonts w:ascii="Cambria" w:hAnsi="Cambria" w:eastAsia="Cambria" w:cs="Cambria"/>
-          <w:b w:val="0"/>
-          <w:bCs w:val="0"/>
-          <w:i w:val="0"/>
-          <w:iCs w:val="0"/>
-          <w:smallCaps w:val="0"/>
-          <w:strike w:val="0"/>
-          <w:color w:val="000000"/>
-          <w:sz w:val="24"/>
-          <w:szCs w:val="24"/>
-          <w:u w:val="none"/>
-          <w:shd w:val="clear" w:color="auto" w:fill="auto"/>
-          <w:vertAlign w:val="baseline"/>
-          <w:rtl w:val="0"/>
-        </w:rPr>
-        <w:t xml:space="preserve">備份（-b）、dry-run 預覽（-n）、日誌輸出（-l）、覆寫警告</w:t>
+        <w:t xml:space="preserve">歧義詞分層處理</w:t>
       </w:r>
       <w:r/>
     </w:p>
     <w:p>
       <w:pPr>
-        <w:pStyle w:val="900"/>
+        <w:pStyle w:val="696"/>
         <w:pBdr/>
         <w:spacing/>
         <w:ind/>
         <w:rPr/>
       </w:pPr>
+      <w:r>
+        <w:t xml:space="preserve">部分詞彙在繁體中文有多重含義，不能無條件替換。例如「質量」同時表示品質與物理學上的質量，若一律轉換會造成科學文本的謬誤。因此我將替換規則分為主字典（dict.txt）與爭議性字典（controversial.txt）兩層，後者需要使用者以 -c 參數主動啟用，避免誤判。</w:t>
+      </w:r>
+      <w:bookmarkEnd w:id="24"/>
+      <w:bookmarkEnd w:id="25"/>
       <w:r/>
-      <w:bookmarkStart w:id="6" w:name="ysoatw23fdg7"/>
+    </w:p>
+    <w:p>
+      <w:pPr>
+        <w:pStyle w:val="706"/>
+        <w:pBdr/>
+        <w:spacing/>
+        <w:ind/>
+        <w:rPr/>
+      </w:pPr>
       <w:r/>
-      <w:bookmarkEnd w:id="6"/>
+      <w:bookmarkStart w:id="30" w:name="三開發歷程"/>
       <w:r>
-        <w:rPr>
-          <w:rtl w:val="0"/>
-        </w:rPr>
-        <w:t xml:space="preserve">歧義詞處理</w:t>
+        <w:t xml:space="preserve">三、開發歷程</w:t>
       </w:r>
       <w:r/>
     </w:p>
     <w:p>
       <w:pPr>
-        <w:keepNext w:val="false"/>
-        <w:keepLines w:val="false"/>
-        <w:pageBreakBefore w:val="false"/>
-        <w:widowControl w:val="true"/>
-        <w:pBdr>
-          <w:top w:val="none" w:color="000000" w:sz="0" w:space="0"/>
-          <w:left w:val="none" w:color="000000" w:sz="0" w:space="0"/>
-          <w:bottom w:val="none" w:color="000000" w:sz="0" w:space="0"/>
-          <w:right w:val="none" w:color="000000" w:sz="0" w:space="0"/>
-          <w:between w:val="none" w:color="000000" w:sz="0" w:space="0"/>
-        </w:pBdr>
-        <w:shd w:val="clear" w:color="auto" w:fill="auto"/>
-        <w:spacing w:after="180" w:before="180" w:line="240" w:lineRule="auto"/>
-        <w:ind w:right="0" w:firstLine="0" w:left="0"/>
-        <w:jc w:val="left"/>
-        <w:rPr>
-          <w:rFonts w:ascii="Cambria" w:hAnsi="Cambria" w:eastAsia="Cambria" w:cs="Cambria"/>
-          <w:b w:val="0"/>
-          <w:bCs w:val="0"/>
-          <w:i w:val="0"/>
-          <w:iCs w:val="0"/>
-          <w:smallCaps w:val="0"/>
-          <w:strike w:val="0"/>
-          <w:color w:val="000000"/>
-          <w:sz w:val="24"/>
-          <w:szCs w:val="24"/>
-          <w:u w:val="none"/>
-          <w:shd w:val="clear" w:color="auto" w:fill="auto"/>
-          <w:vertAlign w:val="baseline"/>
-        </w:rPr>
-      </w:pPr>
+        <w:pStyle w:val="707"/>
+        <w:pBdr/>
+        <w:spacing/>
+        <w:ind/>
+        <w:rPr/>
+      </w:pPr>
+      <w:r/>
+      <w:bookmarkStart w:id="26" w:name="初期單純的字串替換"/>
       <w:r>
-        <w:rPr>
-          <w:rFonts w:ascii="Cambria" w:hAnsi="Cambria" w:eastAsia="Cambria" w:cs="Cambria"/>
-          <w:b w:val="0"/>
-          <w:bCs w:val="0"/>
-          <w:i w:val="0"/>
-          <w:iCs w:val="0"/>
-          <w:smallCaps w:val="0"/>
-          <w:strike w:val="0"/>
-          <w:color w:val="000000"/>
-          <w:sz w:val="24"/>
-          <w:szCs w:val="24"/>
-          <w:u w:val="none"/>
-          <w:shd w:val="clear" w:color="auto" w:fill="auto"/>
-          <w:vertAlign w:val="baseline"/>
-          <w:rtl w:val="0"/>
-        </w:rPr>
-      </w:r>
-      <w:r>
-        <w:rPr>
-          <w:rFonts w:ascii="Cambria" w:hAnsi="Cambria" w:eastAsia="Cambria" w:cs="Cambria"/>
-          <w:b w:val="0"/>
-          <w:bCs w:val="0"/>
-          <w:i w:val="0"/>
-          <w:iCs w:val="0"/>
-          <w:smallCaps w:val="0"/>
-          <w:strike w:val="0"/>
-          <w:color w:val="000000"/>
-          <w:sz w:val="24"/>
-          <w:szCs w:val="24"/>
-          <w:u w:val="none"/>
-          <w:shd w:val="clear" w:color="auto" w:fill="auto"/>
-          <w:vertAlign w:val="baseline"/>
-          <w:rtl w:val="0"/>
-        </w:rPr>
-        <w:t xml:space="preserve">部分詞彙在繁體中文有多重含義，不能無條件替換。例如「質量」同時表示品質與物理學上的質量，若一律轉換會造成科學文本的謬誤。因此我將替換規則分為主字典（dict.txt）與爭議性字典（controversial.txt）兩層，後者需要使用者以 -c 參數主動啟用，避免誤判。</w:t>
-      </w:r>
-      <w:r>
-        <w:rPr>
-          <w:rFonts w:ascii="Cambria" w:hAnsi="Cambria" w:eastAsia="Cambria" w:cs="Cambria"/>
-          <w:b w:val="0"/>
-          <w:bCs w:val="0"/>
-          <w:i w:val="0"/>
-          <w:iCs w:val="0"/>
-          <w:smallCaps w:val="0"/>
-          <w:strike w:val="0"/>
-          <w:color w:val="000000"/>
-          <w:sz w:val="24"/>
-          <w:szCs w:val="24"/>
-          <w:u w:val="none"/>
-          <w:shd w:val="clear" w:color="auto" w:fill="auto"/>
-          <w:vertAlign w:val="baseline"/>
-        </w:rPr>
-      </w:r>
-      <w:r>
-        <w:rPr>
-          <w:rFonts w:ascii="Cambria" w:hAnsi="Cambria" w:eastAsia="Cambria" w:cs="Cambria"/>
-          <w:b w:val="0"/>
-          <w:bCs w:val="0"/>
-          <w:i w:val="0"/>
-          <w:iCs w:val="0"/>
-          <w:smallCaps w:val="0"/>
-          <w:strike w:val="0"/>
-          <w:color w:val="000000"/>
-          <w:sz w:val="24"/>
-          <w:szCs w:val="24"/>
-          <w:u w:val="none"/>
-          <w:shd w:val="clear" w:color="auto" w:fill="auto"/>
-          <w:vertAlign w:val="baseline"/>
-        </w:rPr>
-      </w:r>
-    </w:p>
-    <w:p>
-      <w:pPr>
-        <w:pStyle w:val="899"/>
-        <w:pBdr/>
-        <w:spacing/>
-        <w:ind/>
-        <w:rPr/>
-      </w:pPr>
-      <w:r/>
-      <w:bookmarkStart w:id="7" w:name="60wll0ofzbui"/>
-      <w:r/>
-      <w:bookmarkEnd w:id="7"/>
-      <w:r>
-        <w:rPr>
-          <w:rtl w:val="0"/>
-        </w:rPr>
-        <w:t xml:space="preserve">三、開發歷程與遭遇的困難</w:t>
-      </w:r>
-      <w:r/>
-    </w:p>
-    <w:p>
-      <w:pPr>
-        <w:pStyle w:val="900"/>
-        <w:pBdr/>
-        <w:spacing/>
-        <w:ind/>
-        <w:rPr/>
-      </w:pPr>
-      <w:r/>
-      <w:bookmarkStart w:id="8" w:name="fhh5yrbyamtw"/>
-      <w:r/>
-      <w:bookmarkEnd w:id="8"/>
-      <w:r>
-        <w:rPr>
-          <w:rtl w:val="0"/>
-        </w:rPr>
         <w:t xml:space="preserve">初期：單純的字串替換</w:t>
       </w:r>
       <w:r/>
     </w:p>
     <w:p>
       <w:pPr>
-        <w:keepNext w:val="false"/>
-        <w:keepLines w:val="false"/>
-        <w:pageBreakBefore w:val="false"/>
-        <w:widowControl w:val="true"/>
-        <w:pBdr>
-          <w:top w:val="none" w:color="000000" w:sz="0" w:space="0"/>
-          <w:left w:val="none" w:color="000000" w:sz="0" w:space="0"/>
-          <w:bottom w:val="none" w:color="000000" w:sz="0" w:space="0"/>
-          <w:right w:val="none" w:color="000000" w:sz="0" w:space="0"/>
-          <w:between w:val="none" w:color="000000" w:sz="0" w:space="0"/>
-        </w:pBdr>
-        <w:shd w:val="clear" w:color="auto" w:fill="auto"/>
-        <w:spacing w:after="180" w:before="180" w:line="240" w:lineRule="auto"/>
-        <w:ind w:right="0" w:firstLine="0" w:left="0"/>
-        <w:jc w:val="left"/>
-        <w:rPr>
-          <w:rFonts w:ascii="Cambria" w:hAnsi="Cambria" w:eastAsia="Cambria" w:cs="Cambria"/>
-          <w:b w:val="0"/>
-          <w:bCs w:val="0"/>
-          <w:i w:val="0"/>
-          <w:iCs w:val="0"/>
-          <w:smallCaps w:val="0"/>
-          <w:strike w:val="0"/>
-          <w:color w:val="000000"/>
-          <w:sz w:val="24"/>
-          <w:szCs w:val="24"/>
-          <w:u w:val="none"/>
-          <w:shd w:val="clear" w:color="auto" w:fill="auto"/>
-          <w:vertAlign w:val="baseline"/>
-        </w:rPr>
+        <w:pStyle w:val="696"/>
+        <w:pBdr/>
+        <w:spacing/>
+        <w:ind/>
+        <w:rPr/>
       </w:pPr>
       <w:r>
-        <w:rPr>
-          <w:rFonts w:ascii="Cambria" w:hAnsi="Cambria" w:eastAsia="Cambria" w:cs="Cambria"/>
-          <w:b w:val="0"/>
-          <w:bCs w:val="0"/>
-          <w:i w:val="0"/>
-          <w:iCs w:val="0"/>
-          <w:smallCaps w:val="0"/>
-          <w:strike w:val="0"/>
-          <w:color w:val="000000"/>
-          <w:sz w:val="24"/>
-          <w:szCs w:val="24"/>
-          <w:u w:val="none"/>
-          <w:shd w:val="clear" w:color="auto" w:fill="auto"/>
-          <w:vertAlign w:val="baseline"/>
-          <w:rtl w:val="0"/>
-        </w:rPr>
-      </w:r>
-      <w:r>
-        <w:rPr>
-          <w:rFonts w:ascii="Cambria" w:hAnsi="Cambria" w:eastAsia="Cambria" w:cs="Cambria"/>
-          <w:b w:val="0"/>
-          <w:bCs w:val="0"/>
-          <w:i w:val="0"/>
-          <w:iCs w:val="0"/>
-          <w:smallCaps w:val="0"/>
-          <w:strike w:val="0"/>
-          <w:color w:val="000000"/>
-          <w:sz w:val="24"/>
-          <w:szCs w:val="24"/>
-          <w:u w:val="none"/>
-          <w:shd w:val="clear" w:color="auto" w:fill="auto"/>
-          <w:vertAlign w:val="baseline"/>
-          <w:rtl w:val="0"/>
-        </w:rPr>
         <w:t xml:space="preserve">最早的版本只是一支簡單的 sed 替換腳本，處理明確對應的詞彙。不過初期的腳本問題連連。程式碼區塊內的特定英文字串被意外修改，或者部分單字被錯誤轉換都是之後需要解決的。</w:t>
       </w:r>
-      <w:r>
-        <w:rPr>
-          <w:rFonts w:ascii="Cambria" w:hAnsi="Cambria" w:eastAsia="Cambria" w:cs="Cambria"/>
-          <w:b w:val="0"/>
-          <w:bCs w:val="0"/>
-          <w:i w:val="0"/>
-          <w:iCs w:val="0"/>
-          <w:smallCaps w:val="0"/>
-          <w:strike w:val="0"/>
-          <w:color w:val="000000"/>
-          <w:sz w:val="24"/>
-          <w:szCs w:val="24"/>
-          <w:u w:val="none"/>
-          <w:shd w:val="clear" w:color="auto" w:fill="auto"/>
-          <w:vertAlign w:val="baseline"/>
-          <w:rtl w:val="0"/>
-        </w:rPr>
-      </w:r>
-      <w:r>
-        <w:rPr>
-          <w:rFonts w:ascii="Cambria" w:hAnsi="Cambria" w:eastAsia="Cambria" w:cs="Cambria"/>
-          <w:b w:val="0"/>
-          <w:bCs w:val="0"/>
-          <w:i w:val="0"/>
-          <w:iCs w:val="0"/>
-          <w:smallCaps w:val="0"/>
-          <w:strike w:val="0"/>
-          <w:color w:val="000000"/>
-          <w:sz w:val="24"/>
-          <w:szCs w:val="24"/>
-          <w:u w:val="none"/>
-          <w:shd w:val="clear" w:color="auto" w:fill="auto"/>
-          <w:vertAlign w:val="baseline"/>
-        </w:rPr>
-      </w:r>
+      <w:bookmarkEnd w:id="26"/>
+      <w:r/>
     </w:p>
     <w:p>
       <w:pPr>
-        <w:pStyle w:val="900"/>
+        <w:pStyle w:val="707"/>
         <w:pBdr/>
         <w:spacing/>
         <w:ind/>
         <w:rPr/>
       </w:pPr>
       <w:r/>
-      <w:bookmarkStart w:id="9" w:name="5bid3r8lb9ak"/>
-      <w:r/>
-      <w:bookmarkEnd w:id="9"/>
+      <w:bookmarkStart w:id="27" w:name="中期引入分層替換與白名單"/>
       <w:r>
-        <w:rPr>
-          <w:rtl w:val="0"/>
-        </w:rPr>
         <w:t xml:space="preserve">中期：引入分層替換與白名單</w:t>
       </w:r>
       <w:r/>
     </w:p>
     <w:p>
       <w:pPr>
-        <w:keepNext w:val="false"/>
-        <w:keepLines w:val="false"/>
-        <w:pageBreakBefore w:val="false"/>
-        <w:widowControl w:val="true"/>
-        <w:pBdr>
-          <w:top w:val="none" w:color="000000" w:sz="0" w:space="0"/>
-          <w:left w:val="none" w:color="000000" w:sz="0" w:space="0"/>
-          <w:bottom w:val="none" w:color="000000" w:sz="0" w:space="0"/>
-          <w:right w:val="none" w:color="000000" w:sz="0" w:space="0"/>
-          <w:between w:val="none" w:color="000000" w:sz="0" w:space="0"/>
-        </w:pBdr>
-        <w:shd w:val="clear" w:color="auto" w:fill="auto"/>
-        <w:spacing w:after="180" w:before="180" w:line="240" w:lineRule="auto"/>
-        <w:ind w:right="0" w:firstLine="0" w:left="0"/>
-        <w:jc w:val="left"/>
-        <w:rPr>
-          <w:rFonts w:ascii="Cambria" w:hAnsi="Cambria" w:eastAsia="Cambria" w:cs="Cambria"/>
-          <w:b w:val="0"/>
-          <w:bCs w:val="0"/>
-          <w:i w:val="0"/>
-          <w:iCs w:val="0"/>
-          <w:smallCaps w:val="0"/>
-          <w:strike w:val="0"/>
-          <w:color w:val="000000"/>
-          <w:sz w:val="24"/>
-          <w:szCs w:val="24"/>
-          <w:u w:val="none"/>
-          <w:shd w:val="clear" w:color="auto" w:fill="auto"/>
-          <w:vertAlign w:val="baseline"/>
-        </w:rPr>
+        <w:pStyle w:val="696"/>
+        <w:pBdr/>
+        <w:spacing/>
+        <w:ind/>
+        <w:rPr/>
       </w:pPr>
       <w:r>
-        <w:rPr>
-          <w:rFonts w:ascii="Cambria" w:hAnsi="Cambria" w:eastAsia="Cambria" w:cs="Cambria"/>
-          <w:b w:val="0"/>
-          <w:bCs w:val="0"/>
-          <w:i w:val="0"/>
-          <w:iCs w:val="0"/>
-          <w:smallCaps w:val="0"/>
-          <w:strike w:val="0"/>
-          <w:color w:val="000000"/>
-          <w:sz w:val="24"/>
-          <w:szCs w:val="24"/>
-          <w:u w:val="none"/>
-          <w:shd w:val="clear" w:color="auto" w:fill="auto"/>
-          <w:vertAlign w:val="baseline"/>
-          <w:rtl w:val="0"/>
-        </w:rPr>
-      </w:r>
-      <w:r>
-        <w:rPr>
-          <w:rFonts w:ascii="Cambria" w:hAnsi="Cambria" w:eastAsia="Cambria" w:cs="Cambria"/>
-          <w:b w:val="0"/>
-          <w:bCs w:val="0"/>
-          <w:i w:val="0"/>
-          <w:iCs w:val="0"/>
-          <w:smallCaps w:val="0"/>
-          <w:strike w:val="0"/>
-          <w:color w:val="000000"/>
-          <w:sz w:val="24"/>
-          <w:szCs w:val="24"/>
-          <w:u w:val="none"/>
-          <w:shd w:val="clear" w:color="auto" w:fill="auto"/>
-          <w:vertAlign w:val="baseline"/>
-          <w:rtl w:val="0"/>
-        </w:rPr>
         <w:t xml:space="preserve">為了解決誤判，我在架構中引入 OpenCC 作為基礎轉換引擎，再用自訂的 sed 字典檔處理 OpenCC 無法涵蓋的臺灣特用詞。同時將歧義詞獨立成 controversial 字典，由使用者自行決定啟用與否。開發過程中我使用 AI 工具輔助實作各功能模組的程式碼，自己則專注在功能規劃、歧義詞字典的維護與輸出品質的把關。</w:t>
       </w:r>
-      <w:r>
-        <w:rPr>
-          <w:rFonts w:ascii="Cambria" w:hAnsi="Cambria" w:eastAsia="Cambria" w:cs="Cambria"/>
-          <w:b w:val="0"/>
-          <w:bCs w:val="0"/>
-          <w:i w:val="0"/>
-          <w:iCs w:val="0"/>
-          <w:smallCaps w:val="0"/>
-          <w:strike w:val="0"/>
-          <w:color w:val="000000"/>
-          <w:sz w:val="24"/>
-          <w:szCs w:val="24"/>
-          <w:u w:val="none"/>
-          <w:shd w:val="clear" w:color="auto" w:fill="auto"/>
-          <w:vertAlign w:val="baseline"/>
-          <w:rtl w:val="0"/>
-        </w:rPr>
-      </w:r>
-      <w:r>
-        <w:rPr>
-          <w:rFonts w:ascii="Cambria" w:hAnsi="Cambria" w:eastAsia="Cambria" w:cs="Cambria"/>
-          <w:b w:val="0"/>
-          <w:bCs w:val="0"/>
-          <w:i w:val="0"/>
-          <w:iCs w:val="0"/>
-          <w:smallCaps w:val="0"/>
-          <w:strike w:val="0"/>
-          <w:color w:val="000000"/>
-          <w:sz w:val="24"/>
-          <w:szCs w:val="24"/>
-          <w:u w:val="none"/>
-          <w:shd w:val="clear" w:color="auto" w:fill="auto"/>
-          <w:vertAlign w:val="baseline"/>
-        </w:rPr>
-      </w:r>
+      <w:bookmarkEnd w:id="27"/>
+      <w:r/>
     </w:p>
     <w:p>
       <w:pPr>
-        <w:pStyle w:val="900"/>
+        <w:pStyle w:val="707"/>
         <w:pBdr/>
         <w:spacing/>
         <w:ind/>
         <w:rPr/>
       </w:pPr>
       <w:r/>
-      <w:bookmarkStart w:id="10" w:name="mwoaugfwroh3"/>
-      <w:r/>
-      <w:bookmarkEnd w:id="10"/>
+      <w:bookmarkStart w:id="28" w:name="後期效能優化與格式擴展"/>
       <w:r>
-        <w:rPr>
-          <w:rtl w:val="0"/>
-        </w:rPr>
         <w:t xml:space="preserve">後期：效能優化與格式擴展</w:t>
       </w:r>
       <w:r/>
     </w:p>
     <w:p>
       <w:pPr>
-        <w:keepNext w:val="false"/>
-        <w:keepLines w:val="false"/>
-        <w:pageBreakBefore w:val="false"/>
-        <w:widowControl w:val="true"/>
-        <w:pBdr>
-          <w:top w:val="none" w:color="000000" w:sz="0" w:space="0"/>
-          <w:left w:val="none" w:color="000000" w:sz="0" w:space="0"/>
-          <w:bottom w:val="none" w:color="000000" w:sz="0" w:space="0"/>
-          <w:right w:val="none" w:color="000000" w:sz="0" w:space="0"/>
-          <w:between w:val="none" w:color="000000" w:sz="0" w:space="0"/>
-        </w:pBdr>
-        <w:shd w:val="clear" w:color="auto" w:fill="auto"/>
-        <w:spacing w:after="180" w:before="180" w:line="240" w:lineRule="auto"/>
-        <w:ind w:right="0" w:firstLine="0" w:left="0"/>
-        <w:jc w:val="left"/>
-        <w:rPr>
-          <w:rFonts w:ascii="Cambria" w:hAnsi="Cambria" w:eastAsia="Cambria" w:cs="Cambria"/>
-          <w:b w:val="0"/>
-          <w:bCs w:val="0"/>
-          <w:i w:val="0"/>
-          <w:iCs w:val="0"/>
-          <w:smallCaps w:val="0"/>
-          <w:strike w:val="0"/>
-          <w:color w:val="000000"/>
-          <w:sz w:val="24"/>
-          <w:szCs w:val="24"/>
-          <w:u w:val="none"/>
-          <w:shd w:val="clear" w:color="auto" w:fill="auto"/>
-          <w:vertAlign w:val="baseline"/>
-        </w:rPr>
-      </w:pPr>
-      <w:r>
-        <w:rPr>
-          <w:rFonts w:ascii="Cambria" w:hAnsi="Cambria" w:eastAsia="Cambria" w:cs="Cambria"/>
-          <w:b w:val="0"/>
-          <w:bCs w:val="0"/>
-          <w:i w:val="0"/>
-          <w:iCs w:val="0"/>
-          <w:smallCaps w:val="0"/>
-          <w:strike w:val="0"/>
-          <w:color w:val="000000"/>
-          <w:sz w:val="24"/>
-          <w:szCs w:val="24"/>
-          <w:u w:val="none"/>
-          <w:shd w:val="clear" w:color="auto" w:fill="auto"/>
-          <w:vertAlign w:val="baseline"/>
-          <w:rtl w:val="0"/>
-        </w:rPr>
-      </w:r>
-      <w:r>
-        <w:rPr>
-          <w:rFonts w:ascii="Cambria" w:hAnsi="Cambria" w:eastAsia="Cambria" w:cs="Cambria"/>
-          <w:b w:val="0"/>
-          <w:bCs w:val="0"/>
-          <w:i w:val="0"/>
-          <w:iCs w:val="0"/>
-          <w:smallCaps w:val="0"/>
-          <w:strike w:val="0"/>
-          <w:color w:val="000000"/>
-          <w:sz w:val="24"/>
-          <w:szCs w:val="24"/>
-          <w:u w:val="none"/>
-          <w:shd w:val="clear" w:color="auto" w:fill="auto"/>
-          <w:vertAlign w:val="baseline"/>
-          <w:rtl w:val="0"/>
-        </w:rPr>
-        <w:t xml:space="preserve">專案數量增加後，逐檔處理的速度成為瓶頸。架構上改用 fd 與 ripgrep 取代原本的 find 與 grep，大幅提升檔案搜尋與內容匹配的速度，並加入並行處理模式應對大型專案。同時擴展支援格式至 JSON value 的選擇性翻譯。</w:t>
-      </w:r>
-      <w:r>
-        <w:rPr>
-          <w:rFonts w:ascii="Cambria" w:hAnsi="Cambria" w:eastAsia="Cambria" w:cs="Cambria"/>
-          <w:b w:val="0"/>
-          <w:bCs w:val="0"/>
-          <w:i w:val="0"/>
-          <w:iCs w:val="0"/>
-          <w:smallCaps w:val="0"/>
-          <w:strike w:val="0"/>
-          <w:color w:val="000000"/>
-          <w:sz w:val="24"/>
-          <w:szCs w:val="24"/>
-          <w:u w:val="none"/>
-          <w:shd w:val="clear" w:color="auto" w:fill="auto"/>
-          <w:vertAlign w:val="baseline"/>
-          <w:rtl w:val="0"/>
-        </w:rPr>
-      </w:r>
-      <w:r>
-        <w:rPr>
-          <w:rFonts w:ascii="Cambria" w:hAnsi="Cambria" w:eastAsia="Cambria" w:cs="Cambria"/>
-          <w:b w:val="0"/>
-          <w:bCs w:val="0"/>
-          <w:i w:val="0"/>
-          <w:iCs w:val="0"/>
-          <w:smallCaps w:val="0"/>
-          <w:strike w:val="0"/>
-          <w:color w:val="000000"/>
-          <w:sz w:val="24"/>
-          <w:szCs w:val="24"/>
-          <w:u w:val="none"/>
-          <w:shd w:val="clear" w:color="auto" w:fill="auto"/>
-          <w:vertAlign w:val="baseline"/>
-        </w:rPr>
-      </w:r>
-    </w:p>
-    <w:p>
-      <w:pPr>
-        <w:pStyle w:val="900"/>
+        <w:pStyle w:val="696"/>
         <w:pBdr/>
         <w:spacing/>
         <w:ind/>
         <w:rPr/>
       </w:pPr>
       <w:r/>
-      <w:bookmarkStart w:id="11" w:name="mfam1qlzgmk7"/>
-      <w:r/>
-      <w:bookmarkEnd w:id="11"/>
-      <w:r>
-        <w:rPr>
-          <w:rtl w:val="0"/>
-        </w:rPr>
-        <w:t xml:space="preserve">持續維護</w:t>
-      </w:r>
-      <w:r/>
-    </w:p>
-    <w:p>
-      <w:pPr>
-        <w:keepNext w:val="false"/>
-        <w:keepLines w:val="false"/>
-        <w:pageBreakBefore w:val="false"/>
-        <w:widowControl w:val="true"/>
-        <w:pBdr>
-          <w:top w:val="none" w:color="000000" w:sz="0" w:space="0"/>
-          <w:left w:val="none" w:color="000000" w:sz="0" w:space="0"/>
-          <w:bottom w:val="none" w:color="000000" w:sz="0" w:space="0"/>
-          <w:right w:val="none" w:color="000000" w:sz="0" w:space="0"/>
-          <w:between w:val="none" w:color="000000" w:sz="0" w:space="0"/>
-        </w:pBdr>
-        <w:shd w:val="clear" w:color="auto" w:fill="auto"/>
-        <w:spacing w:after="180" w:before="180" w:line="240" w:lineRule="auto"/>
-        <w:ind w:right="0" w:firstLine="0" w:left="0"/>
-        <w:jc w:val="left"/>
-        <w:rPr>
-          <w:rFonts w:ascii="Cambria" w:hAnsi="Cambria" w:eastAsia="Cambria" w:cs="Cambria"/>
-          <w:b w:val="0"/>
-          <w:bCs w:val="0"/>
-          <w:i w:val="0"/>
-          <w:iCs w:val="0"/>
-          <w:smallCaps w:val="0"/>
-          <w:strike w:val="0"/>
-          <w:color w:val="000000"/>
-          <w:sz w:val="24"/>
-          <w:szCs w:val="24"/>
-          <w:u w:val="none"/>
-          <w:shd w:val="clear" w:color="auto" w:fill="auto"/>
-          <w:vertAlign w:val="baseline"/>
-        </w:rPr>
-      </w:pPr>
-      <w:r>
-        <w:rPr>
-          <w:rFonts w:ascii="Cambria" w:hAnsi="Cambria" w:eastAsia="Cambria" w:cs="Cambria"/>
-          <w:b w:val="0"/>
-          <w:bCs w:val="0"/>
-          <w:i w:val="0"/>
-          <w:iCs w:val="0"/>
-          <w:smallCaps w:val="0"/>
-          <w:strike w:val="0"/>
-          <w:color w:val="000000"/>
-          <w:sz w:val="24"/>
-          <w:szCs w:val="24"/>
-          <w:u w:val="none"/>
-          <w:shd w:val="clear" w:color="auto" w:fill="auto"/>
-          <w:vertAlign w:val="baseline"/>
-          <w:rtl w:val="0"/>
-        </w:rPr>
-        <w:t xml:space="preserve">工具的字典檔存放於我的 dotfiles 中，根據自己在各專案提交 PR 時遇到的新案例持續更新。每一次新的誤判都會回饋到字典中，讓工具的覆蓋率逐步提升。</w:t>
-      </w:r>
-      <w:r>
-        <w:rPr>
-          <w:rFonts w:ascii="Cambria" w:hAnsi="Cambria" w:eastAsia="Cambria" w:cs="Cambria"/>
-          <w:b w:val="0"/>
-          <w:bCs w:val="0"/>
-          <w:i w:val="0"/>
-          <w:iCs w:val="0"/>
-          <w:smallCaps w:val="0"/>
-          <w:strike w:val="0"/>
-          <w:color w:val="000000"/>
-          <w:sz w:val="24"/>
-          <w:szCs w:val="24"/>
-          <w:u w:val="none"/>
-          <w:shd w:val="clear" w:color="auto" w:fill="auto"/>
-          <w:vertAlign w:val="baseline"/>
-        </w:rPr>
-      </w:r>
-      <w:r>
-        <w:rPr>
-          <w:rFonts w:ascii="Cambria" w:hAnsi="Cambria" w:eastAsia="Cambria" w:cs="Cambria"/>
-          <w:b w:val="0"/>
-          <w:bCs w:val="0"/>
-          <w:i w:val="0"/>
-          <w:iCs w:val="0"/>
-          <w:smallCaps w:val="0"/>
-          <w:strike w:val="0"/>
-          <w:color w:val="000000"/>
-          <w:sz w:val="24"/>
-          <w:szCs w:val="24"/>
-          <w:u w:val="none"/>
-          <w:shd w:val="clear" w:color="auto" w:fill="auto"/>
-          <w:vertAlign w:val="baseline"/>
-        </w:rPr>
-      </w:r>
-    </w:p>
-    <w:p>
-      <w:pPr>
-        <w:pStyle w:val="899"/>
-        <w:pBdr/>
-        <w:spacing/>
-        <w:ind/>
-        <w:rPr/>
-      </w:pPr>
-      <w:r/>
-      <w:bookmarkStart w:id="12" w:name="lzytu5bev8ej"/>
-      <w:r/>
-      <w:bookmarkEnd w:id="12"/>
-      <w:r>
-        <w:rPr>
-          <w:rtl w:val="0"/>
-        </w:rPr>
-        <w:t xml:space="preserve">四、成果</w:t>
-      </w:r>
-      <w:r/>
-    </w:p>
-    <w:p>
-      <w:pPr>
-        <w:keepNext w:val="false"/>
-        <w:keepLines w:val="false"/>
-        <w:pageBreakBefore w:val="false"/>
-        <w:widowControl w:val="true"/>
-        <w:numPr>
-          <w:ilvl w:val="0"/>
-          <w:numId w:val="3"/>
-        </w:numPr>
-        <w:pBdr>
-          <w:top w:val="none" w:color="000000" w:sz="0" w:space="0"/>
-          <w:left w:val="none" w:color="000000" w:sz="0" w:space="0"/>
-          <w:bottom w:val="none" w:color="000000" w:sz="0" w:space="0"/>
-          <w:right w:val="none" w:color="000000" w:sz="0" w:space="0"/>
-          <w:between w:val="none" w:color="000000" w:sz="0" w:space="0"/>
-        </w:pBdr>
-        <w:shd w:val="clear" w:color="auto" w:fill="auto"/>
-        <w:spacing w:after="36" w:before="36" w:line="240" w:lineRule="auto"/>
-        <w:ind w:right="0" w:hanging="480" w:left="720"/>
-        <w:jc w:val="left"/>
-        <w:rPr/>
-      </w:pPr>
-      <w:r>
-        <w:rPr>
-          <w:rFonts w:ascii="Cambria" w:hAnsi="Cambria" w:eastAsia="Cambria" w:cs="Cambria"/>
-          <w:b w:val="0"/>
-          <w:bCs w:val="0"/>
-          <w:i w:val="0"/>
-          <w:iCs w:val="0"/>
-          <w:smallCaps w:val="0"/>
-          <w:strike w:val="0"/>
-          <w:color w:val="000000"/>
-          <w:sz w:val="24"/>
-          <w:szCs w:val="24"/>
-          <w:u w:val="none"/>
-          <w:shd w:val="clear" w:color="auto" w:fill="auto"/>
-          <w:vertAlign w:val="baseline"/>
-          <w:rtl w:val="0"/>
-        </w:rPr>
-        <w:t xml:space="preserve">累計 145 個 pull request 被上游專案合併</w:t>
-      </w:r>
-      <w:r/>
-    </w:p>
-    <w:p>
-      <w:pPr>
-        <w:keepNext w:val="false"/>
-        <w:keepLines w:val="false"/>
-        <w:pageBreakBefore w:val="false"/>
-        <w:widowControl w:val="true"/>
-        <w:numPr>
-          <w:ilvl w:val="0"/>
-          <w:numId w:val="3"/>
-        </w:numPr>
-        <w:pBdr>
-          <w:top w:val="none" w:color="000000" w:sz="0" w:space="0"/>
-          <w:left w:val="none" w:color="000000" w:sz="0" w:space="0"/>
-          <w:bottom w:val="none" w:color="000000" w:sz="0" w:space="0"/>
-          <w:right w:val="none" w:color="000000" w:sz="0" w:space="0"/>
-          <w:between w:val="none" w:color="000000" w:sz="0" w:space="0"/>
-        </w:pBdr>
-        <w:shd w:val="clear" w:color="auto" w:fill="auto"/>
-        <w:spacing w:after="36" w:before="36" w:line="240" w:lineRule="auto"/>
-        <w:ind w:right="0" w:hanging="480" w:left="720"/>
-        <w:jc w:val="left"/>
-        <w:rPr/>
-      </w:pPr>
-      <w:r>
-        <w:rPr>
-          <w:rFonts w:ascii="Cambria" w:hAnsi="Cambria" w:eastAsia="Cambria" w:cs="Cambria"/>
-          <w:b w:val="0"/>
-          <w:bCs w:val="0"/>
-          <w:i w:val="0"/>
-          <w:iCs w:val="0"/>
-          <w:smallCaps w:val="0"/>
-          <w:strike w:val="0"/>
-          <w:color w:val="000000"/>
-          <w:sz w:val="24"/>
-          <w:szCs w:val="24"/>
-          <w:u w:val="none"/>
-          <w:shd w:val="clear" w:color="auto" w:fill="auto"/>
-          <w:vertAlign w:val="baseline"/>
-          <w:rtl w:val="0"/>
-        </w:rPr>
-        <w:t xml:space="preserve">涵蓋專案包括：topgrade-rs、yay、BleachBit 等開源工具</w:t>
-      </w:r>
-      <w:r/>
-    </w:p>
-    <w:p>
-      <w:pPr>
-        <w:keepNext w:val="false"/>
-        <w:keepLines w:val="false"/>
-        <w:pageBreakBefore w:val="false"/>
-        <w:widowControl w:val="true"/>
-        <w:numPr>
-          <w:ilvl w:val="0"/>
-          <w:numId w:val="3"/>
-        </w:numPr>
-        <w:pBdr>
-          <w:top w:val="none" w:color="000000" w:sz="0" w:space="0"/>
-          <w:left w:val="none" w:color="000000" w:sz="0" w:space="0"/>
-          <w:bottom w:val="none" w:color="000000" w:sz="0" w:space="0"/>
-          <w:right w:val="none" w:color="000000" w:sz="0" w:space="0"/>
-          <w:between w:val="none" w:color="000000" w:sz="0" w:space="0"/>
-        </w:pBdr>
-        <w:shd w:val="clear" w:color="auto" w:fill="auto"/>
-        <w:spacing w:after="36" w:before="36" w:line="240" w:lineRule="auto"/>
-        <w:ind w:right="0" w:hanging="480" w:left="720"/>
-        <w:jc w:val="left"/>
-        <w:rPr/>
-      </w:pPr>
-      <w:r>
-        <w:rPr>
-          <w:rFonts w:ascii="Cambria" w:hAnsi="Cambria" w:eastAsia="Cambria" w:cs="Cambria"/>
-          <w:b w:val="0"/>
-          <w:bCs w:val="0"/>
-          <w:i w:val="0"/>
-          <w:iCs w:val="0"/>
-          <w:smallCaps w:val="0"/>
-          <w:strike w:val="0"/>
-          <w:color w:val="000000"/>
-          <w:sz w:val="24"/>
-          <w:szCs w:val="24"/>
-          <w:u w:val="none"/>
-          <w:shd w:val="clear" w:color="auto" w:fill="auto"/>
-          <w:vertAlign w:val="baseline"/>
-          <w:rtl w:val="0"/>
-        </w:rPr>
-        <w:t xml:space="preserve">工具本身開源於 GitHub，供其他貢獻者使用</w:t>
-      </w:r>
-      <w:r/>
-    </w:p>
-    <w:p>
-      <w:pPr>
-        <w:keepNext w:val="false"/>
-        <w:keepLines w:val="false"/>
-        <w:pageBreakBefore w:val="false"/>
-        <w:widowControl w:val="true"/>
-        <w:pBdr>
-          <w:top w:val="none" w:color="000000" w:sz="0" w:space="0"/>
-          <w:left w:val="none" w:color="000000" w:sz="0" w:space="0"/>
-          <w:bottom w:val="none" w:color="000000" w:sz="0" w:space="0"/>
-          <w:right w:val="none" w:color="000000" w:sz="0" w:space="0"/>
-          <w:between w:val="none" w:color="000000" w:sz="0" w:space="0"/>
-        </w:pBdr>
-        <w:shd w:val="clear" w:color="auto" w:fill="auto"/>
-        <w:spacing w:after="36" w:before="36" w:line="240" w:lineRule="auto"/>
-        <w:ind w:right="0" w:firstLine="0" w:left="720"/>
-        <w:jc w:val="left"/>
-        <w:rPr/>
-      </w:pPr>
       <w:r>
         <mc:AlternateContent>
           <mc:Choice Requires="wpg">
             <w:drawing>
-              <wp:inline xmlns:wp="http://schemas.openxmlformats.org/drawingml/2006/wordprocessingDrawing" distT="0" distB="0" distL="0" distR="0">
-                <wp:extent cx="3854565" cy="2490788"/>
+              <wp:anchor xmlns:wp="http://schemas.openxmlformats.org/drawingml/2006/wordprocessingDrawing" xmlns:wp14="http://schemas.microsoft.com/office/word/2010/wordprocessingDrawing" distT="0" distB="0" distL="115200" distR="115200" simplePos="0" relativeHeight="32768" behindDoc="0" locked="0" layoutInCell="1" allowOverlap="1">
+                <wp:simplePos x="0" y="0"/>
+                <wp:positionH relativeFrom="column">
+                  <wp:posOffset>3416775</wp:posOffset>
+                </wp:positionH>
+                <wp:positionV relativeFrom="paragraph">
+                  <wp:posOffset>683978</wp:posOffset>
+                </wp:positionV>
+                <wp:extent cx="2238375" cy="409575"/>
+                <wp:effectExtent l="3175" t="3175" r="3175" b="3175"/>
+                <wp:wrapNone/>
+                <wp:docPr id="1" name=""/>
+                <wp:cNvGraphicFramePr/>
+                <a:graphic xmlns:a="http://schemas.openxmlformats.org/drawingml/2006/main">
+                  <a:graphicData uri="http://schemas.microsoft.com/office/word/2010/wordprocessingShape">
+                    <wps:wsp>
+                      <wps:cNvPr id="1710475154" name=""/>
+                      <wps:cNvSpPr txBox="1"/>
+                      <wps:spPr bwMode="auto">
+                        <a:xfrm rot="0" flipH="0" flipV="0">
+                          <a:off x="0" y="0"/>
+                          <a:ext cx="2238374" cy="409574"/>
+                        </a:xfrm>
+                        <a:prstGeom prst="rect">
+                          <a:avLst/>
+                        </a:prstGeom>
+                        <a:solidFill>
+                          <a:schemeClr val="lt1"/>
+                        </a:solidFill>
+                        <a:ln w="6350">
+                          <a:solidFill>
+                            <a:prstClr val="black"/>
+                          </a:solidFill>
+                        </a:ln>
+                      </wps:spPr>
+                      <wps:txbx>
+                        <w:txbxContent>
+                          <w:p>
+                            <w:pPr>
+                              <w:pBdr/>
+                              <w:spacing/>
+                              <w:ind/>
+                              <w:rPr/>
+                            </w:pPr>
+                            <w:r/>
+                            <w:r/>
+                            <w:r>
+                              <w:rPr>
+                                <w:rFonts w:hint="default" w:ascii="Adwaita Mono" w:hAnsi="Adwaita Mono" w:eastAsia="Adwaita Mono" w:cs="Adwaita Mono"/>
+                                <w:b w:val="0"/>
+                                <w:bCs w:val="0"/>
+                                <w:i w:val="0"/>
+                                <w:iCs w:val="0"/>
+                                <w:caps w:val="0"/>
+                                <w:smallCaps w:val="0"/>
+                                <w:strike w:val="0"/>
+                                <w:vanish w:val="0"/>
+                                <w:color w:val="auto"/>
+                                <w:spacing w:val="0"/>
+                                <w:position w:val="0"/>
+                                <w:sz w:val="24"/>
+                                <w:szCs w:val="24"/>
+                                <w:highlight w:val="none"/>
+                                <w:u w:val="none"/>
+                                <w:vertAlign w:val="baseline"/>
+                                <w:rtl w:val="0"/>
+                                <w:cs w:val="0"/>
+                                <w:lang w:val="en-US" w:eastAsia="en-US" w:bidi="ar-SA"/>
+                                <w14:ligatures w14:val="none"/>
+                              </w:rPr>
+                              <w:t xml:space="preserve">⏷</w:t>
+                            </w:r>
+                            <w:r/>
+                            <w:r>
+                              <w:t xml:space="preserve">149</w:t>
+                            </w:r>
+                            <w:r>
+                              <w:t xml:space="preserve">個 merged PR</w:t>
+                            </w:r>
+                            <w:r>
+                              <w:t xml:space="preserve">，總共</w:t>
+                            </w:r>
+                            <w:r>
+                              <w:t xml:space="preserve">200</w:t>
+                            </w:r>
+                            <w:r>
+                              <w:t xml:space="preserve">多個</w:t>
+                            </w:r>
+                            <w:r/>
+                          </w:p>
+                        </w:txbxContent>
+                      </wps:txbx>
+                      <wps:bodyPr vertOverflow="overflow" horzOverflow="overflow" vert="horz" wrap="square" lIns="91440" tIns="45720" rIns="91440" bIns="45720" numCol="1" spcCol="0" rtlCol="0" fromWordArt="0" anchor="t" anchorCtr="0" forceAA="0" upright="0" compatLnSpc="0"/>
+                    </wps:wsp>
+                  </a:graphicData>
+                </a:graphic>
+              </wp:anchor>
+            </w:drawing>
+          </mc:Choice>
+          <mc:Fallback>
+            <w:pict>
+              <v:shape id="shape 0" o:spid="_x0000_s0" o:spt="202" type="#_x0000_t202" style="position:absolute;z-index:32768;o:allowoverlap:true;o:allowincell:true;mso-position-horizontal-relative:text;margin-left:269.04pt;mso-position-horizontal:absolute;mso-position-vertical-relative:text;margin-top:53.86pt;mso-position-vertical:absolute;width:176.25pt;height:32.25pt;mso-wrap-distance-left:9.07pt;mso-wrap-distance-top:0.00pt;mso-wrap-distance-right:9.07pt;mso-wrap-distance-bottom:0.00pt;rotation:0;v-text-anchor:top;visibility:visible;" fillcolor="#FFFFFF" strokecolor="#000000" strokeweight="0.50pt">
+                <v:textbox inset="0,0,0,0">
+                  <w:txbxContent>
+                    <w:p>
+                      <w:pPr>
+                        <w:pBdr/>
+                        <w:spacing/>
+                        <w:ind/>
+                        <w:rPr/>
+                      </w:pPr>
+                      <w:r/>
+                      <w:r/>
+                      <w:r>
+                        <w:rPr>
+                          <w:rFonts w:hint="default" w:ascii="Adwaita Mono" w:hAnsi="Adwaita Mono" w:eastAsia="Adwaita Mono" w:cs="Adwaita Mono"/>
+                          <w:b w:val="0"/>
+                          <w:bCs w:val="0"/>
+                          <w:i w:val="0"/>
+                          <w:iCs w:val="0"/>
+                          <w:caps w:val="0"/>
+                          <w:smallCaps w:val="0"/>
+                          <w:strike w:val="0"/>
+                          <w:vanish w:val="0"/>
+                          <w:color w:val="auto"/>
+                          <w:spacing w:val="0"/>
+                          <w:position w:val="0"/>
+                          <w:sz w:val="24"/>
+                          <w:szCs w:val="24"/>
+                          <w:highlight w:val="none"/>
+                          <w:u w:val="none"/>
+                          <w:vertAlign w:val="baseline"/>
+                          <w:rtl w:val="0"/>
+                          <w:cs w:val="0"/>
+                          <w:lang w:val="en-US" w:eastAsia="en-US" w:bidi="ar-SA"/>
+                          <w14:ligatures w14:val="none"/>
+                        </w:rPr>
+                        <w:t xml:space="preserve">⏷</w:t>
+                      </w:r>
+                      <w:r/>
+                      <w:r>
+                        <w:t xml:space="preserve">149</w:t>
+                      </w:r>
+                      <w:r>
+                        <w:t xml:space="preserve">個 merged PR</w:t>
+                      </w:r>
+                      <w:r>
+                        <w:t xml:space="preserve">，總共</w:t>
+                      </w:r>
+                      <w:r>
+                        <w:t xml:space="preserve">200</w:t>
+                      </w:r>
+                      <w:r>
+                        <w:t xml:space="preserve">多個</w:t>
+                      </w:r>
+                      <w:r/>
+                    </w:p>
+                  </w:txbxContent>
+                </v:textbox>
+              </v:shape>
+            </w:pict>
+          </mc:Fallback>
+        </mc:AlternateContent>
+      </w:r>
+      <w:r/>
+      <w:r/>
+      <w:r>
+        <w:t xml:space="preserve">專案數量增加後，逐檔處理的速度成為瓶頸。架構上改用 fd 與 ripgrep 取代原本的 find 與 grep，大幅提升檔案搜尋與內容匹配的速度，並加入並行處理模式應對大型專案。同時擴展支援格式至 JSON value 的選擇性翻譯。</w:t>
+      </w:r>
+      <w:bookmarkEnd w:id="28"/>
+      <w:r/>
+    </w:p>
+    <w:p>
+      <w:pPr>
+        <w:pStyle w:val="707"/>
+        <w:pBdr/>
+        <w:spacing/>
+        <w:ind/>
+        <w:rPr/>
+      </w:pPr>
+      <w:r/>
+      <w:r>
+        <mc:AlternateContent>
+          <mc:Choice Requires="wpg">
+            <w:drawing>
+              <wp:anchor xmlns:wp="http://schemas.openxmlformats.org/drawingml/2006/wordprocessingDrawing" xmlns:wp14="http://schemas.microsoft.com/office/word/2010/wordprocessingDrawing" distT="0" distB="0" distL="115200" distR="115200" simplePos="0" relativeHeight="7168" behindDoc="0" locked="0" layoutInCell="1" allowOverlap="1">
+                <wp:simplePos x="0" y="0"/>
+                <wp:positionH relativeFrom="column">
+                  <wp:posOffset>2789059</wp:posOffset>
+                </wp:positionH>
+                <wp:positionV relativeFrom="paragraph">
+                  <wp:posOffset>98573</wp:posOffset>
+                </wp:positionV>
+                <wp:extent cx="3393941" cy="2763430"/>
                 <wp:effectExtent l="0" t="0" r="0" b="0"/>
-                <wp:docPr id="1" name="image2.png"/>
-                <wp:cNvGraphicFramePr/>
+                <wp:wrapTight wrapText="bothSides">
+                  <wp:wrapPolygon edited="1">
+                    <wp:start x="0" y="0"/>
+                    <wp:lineTo x="21600" y="0"/>
+                    <wp:lineTo x="21600" y="21600"/>
+                    <wp:lineTo x="0" y="21600"/>
+                  </wp:wrapPolygon>
+                </wp:wrapTight>
+                <wp:docPr id="2" name=""/>
+                <wp:cNvGraphicFramePr>
+                  <a:graphicFrameLocks xmlns:a="http://schemas.openxmlformats.org/drawingml/2006/main" noChangeAspect="1"/>
+                </wp:cNvGraphicFramePr>
                 <a:graphic xmlns:a="http://schemas.openxmlformats.org/drawingml/2006/main">
                   <a:graphicData uri="http://schemas.openxmlformats.org/drawingml/2006/picture">
                     <pic:pic xmlns:pic="http://schemas.openxmlformats.org/drawingml/2006/picture">
                       <pic:nvPicPr>
-                        <pic:cNvPr id="0" name="image2.png"/>
-                        <pic:cNvPicPr/>
+                        <pic:cNvPr id="2099278884" name=""/>
+                        <pic:cNvPicPr>
+                          <a:picLocks noChangeAspect="1"/>
+                        </pic:cNvPicPr>
                         <pic:nvPr/>
                       </pic:nvPicPr>
                       <pic:blipFill rotWithShape="1">
                         <a:blip r:embed="rId9"/>
-                        <a:srcRect l="0" t="0" r="0" b="0"/>
                         <a:stretch/>
                       </pic:blipFill>
                       <pic:spPr bwMode="auto">
-                        <a:xfrm>
+                        <a:xfrm flipH="0" flipV="0">
                           <a:off x="0" y="0"/>
-                          <a:ext cx="3854565" cy="2490788"/>
+                          <a:ext cx="3393941" cy="2763429"/>
                         </a:xfrm>
                         <a:prstGeom prst="rect">
                           <a:avLst/>
                         </a:prstGeom>
-                        <a:ln/>
                       </pic:spPr>
                     </pic:pic>
                   </a:graphicData>
                 </a:graphic>
-              </wp:inline>
+              </wp:anchor>
             </w:drawing>
           </mc:Choice>
           <mc:Fallback>
@@ -1727,50 +676,109 @@
                 <v:path o:extrusionok="f" gradientshapeok="t" o:connecttype="rect"/>
                 <o:lock v:ext="edit" aspectratio="t"/>
               </v:shapetype>
-              <v:shape id="_x0000_i0" o:spid="_x0000_s0" type="#_x0000_t75" style="width:303.51pt;height:196.13pt;mso-wrap-distance-left:0.00pt;mso-wrap-distance-top:0.00pt;mso-wrap-distance-right:0.00pt;mso-wrap-distance-bottom:0.00pt;z-index:1;">
-                <v:imagedata r:id="rId9" o:title="" croptop="0f" cropleft="0f" cropbottom="0f" cropright="0f"/>
+              <v:shape id="_x0000_i1" o:spid="_x0000_s1" type="#_x0000_t75" style="position:absolute;z-index:7168;o:allowoverlap:true;o:allowincell:true;mso-position-horizontal-relative:text;margin-left:219.61pt;mso-position-horizontal:absolute;mso-position-vertical-relative:text;margin-top:7.76pt;mso-position-vertical:absolute;width:267.24pt;height:217.59pt;mso-wrap-distance-left:9.07pt;mso-wrap-distance-top:0.00pt;mso-wrap-distance-right:9.07pt;mso-wrap-distance-bottom:0.00pt;z-index:1;" wrapcoords="0 0 100000 0 100000 100000 0 100000" stroked="false">
+                <w10:wrap type="tight"/>
+                <v:imagedata r:id="rId9" o:title=""/>
                 <o:lock v:ext="edit" rotation="t"/>
               </v:shape>
             </w:pict>
           </mc:Fallback>
         </mc:AlternateContent>
       </w:r>
+      <w:r/>
+      <w:r/>
+      <w:r/>
+      <w:bookmarkStart w:id="29" w:name="持續維護"/>
+      <w:r>
+        <w:t xml:space="preserve">持續維護</w:t>
+      </w:r>
+      <w:r/>
+    </w:p>
+    <w:p>
+      <w:pPr>
+        <w:pStyle w:val="696"/>
+        <w:pBdr/>
+        <w:spacing/>
+        <w:ind/>
+        <w:rPr/>
+      </w:pPr>
+      <w:r/>
+      <w:r/>
+      <w:r/>
+      <w:r/>
+      <w:r>
+        <w:t xml:space="preserve">工具的字典檔存放於我的 dotfiles 中，根據自己在各專案提交 PR 時遇到的新案例持續更新。每一次新的誤判都會回饋到字典中，讓工具的覆蓋率逐步提升。</w:t>
+      </w:r>
+      <w:bookmarkEnd w:id="29"/>
+      <w:bookmarkEnd w:id="30"/>
+      <w:r/>
+    </w:p>
+    <w:p>
+      <w:pPr>
+        <w:pStyle w:val="706"/>
+        <w:pBdr/>
+        <w:spacing/>
+        <w:ind/>
+        <w:rPr/>
+      </w:pPr>
+      <w:r/>
+      <w:bookmarkStart w:id="31" w:name="四成果"/>
+      <w:r>
+        <w:t xml:space="preserve">四、成果</w:t>
+      </w:r>
       <w:r>
         <mc:AlternateContent>
           <mc:Choice Requires="wpg">
             <w:drawing>
-              <wp:inline xmlns:wp="http://schemas.openxmlformats.org/drawingml/2006/wordprocessingDrawing" distT="0" distB="0" distL="0" distR="0">
-                <wp:extent cx="3804571" cy="2037829"/>
+              <wp:anchor xmlns:wp="http://schemas.openxmlformats.org/drawingml/2006/wordprocessingDrawing" xmlns:wp14="http://schemas.microsoft.com/office/word/2010/wordprocessingDrawing" distT="0" distB="0" distL="115200" distR="115200" simplePos="0" relativeHeight="5120" behindDoc="0" locked="0" layoutInCell="1" allowOverlap="1">
+                <wp:simplePos x="0" y="0"/>
+                <wp:positionH relativeFrom="column">
+                  <wp:posOffset>3626325</wp:posOffset>
+                </wp:positionH>
+                <wp:positionV relativeFrom="paragraph">
+                  <wp:posOffset>73004</wp:posOffset>
+                </wp:positionV>
+                <wp:extent cx="2532750" cy="1926570"/>
                 <wp:effectExtent l="0" t="0" r="0" b="0"/>
-                <wp:docPr id="2" name="image1.png"/>
-                <wp:cNvGraphicFramePr/>
+                <wp:wrapTight wrapText="bothSides">
+                  <wp:wrapPolygon edited="1">
+                    <wp:start x="0" y="0"/>
+                    <wp:lineTo x="21600" y="0"/>
+                    <wp:lineTo x="21600" y="21600"/>
+                    <wp:lineTo x="0" y="21600"/>
+                  </wp:wrapPolygon>
+                </wp:wrapTight>
+                <wp:docPr id="3" name=""/>
+                <wp:cNvGraphicFramePr>
+                  <a:graphicFrameLocks xmlns:a="http://schemas.openxmlformats.org/drawingml/2006/main" noChangeAspect="1"/>
+                </wp:cNvGraphicFramePr>
                 <a:graphic xmlns:a="http://schemas.openxmlformats.org/drawingml/2006/main">
                   <a:graphicData uri="http://schemas.openxmlformats.org/drawingml/2006/picture">
                     <pic:pic xmlns:pic="http://schemas.openxmlformats.org/drawingml/2006/picture">
                       <pic:nvPicPr>
-                        <pic:cNvPr id="0" name="image1.png"/>
-                        <pic:cNvPicPr/>
+                        <pic:cNvPr id="635067594" name=""/>
+                        <pic:cNvPicPr>
+                          <a:picLocks noChangeAspect="1"/>
+                        </pic:cNvPicPr>
                         <pic:nvPr/>
                       </pic:nvPicPr>
                       <pic:blipFill rotWithShape="1">
                         <a:blip r:embed="rId10"/>
-                        <a:srcRect l="0" t="0" r="0" b="0"/>
                         <a:stretch/>
                       </pic:blipFill>
                       <pic:spPr bwMode="auto">
-                        <a:xfrm>
+                        <a:xfrm flipH="0" flipV="0">
                           <a:off x="0" y="0"/>
-                          <a:ext cx="3804571" cy="2037829"/>
+                          <a:ext cx="2532749" cy="1926570"/>
                         </a:xfrm>
                         <a:prstGeom prst="rect">
                           <a:avLst/>
                         </a:prstGeom>
-                        <a:ln/>
                       </pic:spPr>
                     </pic:pic>
                   </a:graphicData>
                 </a:graphic>
-              </wp:inline>
+              </wp:anchor>
             </w:drawing>
           </mc:Choice>
           <mc:Fallback>
@@ -1794,270 +802,256 @@
                 <v:path o:extrusionok="f" gradientshapeok="t" o:connecttype="rect"/>
                 <o:lock v:ext="edit" aspectratio="t"/>
               </v:shapetype>
-              <v:shape id="_x0000_i1" o:spid="_x0000_s1" type="#_x0000_t75" style="width:299.57pt;height:160.46pt;mso-wrap-distance-left:0.00pt;mso-wrap-distance-top:0.00pt;mso-wrap-distance-right:0.00pt;mso-wrap-distance-bottom:0.00pt;z-index:1;">
-                <v:imagedata r:id="rId10" o:title="" croptop="0f" cropleft="0f" cropbottom="0f" cropright="0f"/>
+              <v:shape id="_x0000_i2" o:spid="_x0000_s2" type="#_x0000_t75" style="position:absolute;z-index:5120;o:allowoverlap:true;o:allowincell:true;mso-position-horizontal-relative:text;margin-left:285.54pt;mso-position-horizontal:absolute;mso-position-vertical-relative:text;margin-top:5.75pt;mso-position-vertical:absolute;width:199.43pt;height:151.70pt;mso-wrap-distance-left:9.07pt;mso-wrap-distance-top:0.00pt;mso-wrap-distance-right:9.07pt;mso-wrap-distance-bottom:0.00pt;z-index:1;" wrapcoords="0 0 100000 0 100000 100000 0 100000" stroked="false">
+                <w10:wrap type="tight"/>
+                <v:imagedata r:id="rId10" o:title=""/>
                 <o:lock v:ext="edit" rotation="t"/>
               </v:shape>
             </w:pict>
           </mc:Fallback>
         </mc:AlternateContent>
       </w:r>
+      <w:r/>
+      <w:r/>
+      <w:r/>
+      <w:r/>
+      <w:r/>
+      <w:r/>
+      <w:r/>
+      <w:r/>
+    </w:p>
+    <w:p>
+      <w:pPr>
+        <w:pStyle w:val="696"/>
+        <w:pBdr/>
+        <w:spacing/>
+        <w:ind/>
+        <w:rPr/>
+      </w:pPr>
       <w:r>
-        <w:rPr>
-          <w:rtl w:val="0"/>
-        </w:rPr>
+        <w:t xml:space="preserve">利用 replace.sh 處理簡體轉繁體的翻譯，搭配手動英文翻中文的工作流程，累計約 150 個 pull request 被上游專案合併，涵蓋專案包括 topgrade-rs、yay、BleachBit 等開源工具。工具本身開源於 GitHub，供其他貢獻者使用。</w:t>
       </w:r>
       <w:r/>
     </w:p>
     <w:p>
       <w:pPr>
-        <w:pStyle w:val="899"/>
+        <w:pStyle w:val="695"/>
         <w:pBdr/>
         <w:spacing/>
         <w:ind/>
         <w:rPr/>
       </w:pPr>
       <w:r/>
-      <w:bookmarkStart w:id="13" w:name="xldidoi0jk7h"/>
-      <w:r/>
-      <w:bookmarkEnd w:id="13"/>
       <w:r>
-        <w:rPr>
-          <w:rtl w:val="0"/>
-        </w:rPr>
-        <w:t xml:space="preserve">五、反思</w:t>
-      </w:r>
-      <w:r/>
-    </w:p>
-    <w:p>
-      <w:pPr>
-        <w:keepNext w:val="false"/>
-        <w:keepLines w:val="false"/>
-        <w:pageBreakBefore w:val="false"/>
-        <w:widowControl w:val="true"/>
-        <w:pBdr>
-          <w:top w:val="none" w:color="000000" w:sz="0" w:space="0"/>
-          <w:left w:val="none" w:color="000000" w:sz="0" w:space="0"/>
-          <w:bottom w:val="none" w:color="000000" w:sz="0" w:space="0"/>
-          <w:right w:val="none" w:color="000000" w:sz="0" w:space="0"/>
-          <w:between w:val="none" w:color="000000" w:sz="0" w:space="0"/>
-        </w:pBdr>
-        <w:shd w:val="clear" w:color="auto" w:fill="auto"/>
-        <w:spacing w:after="180" w:before="180" w:line="240" w:lineRule="auto"/>
-        <w:ind w:right="0" w:firstLine="0" w:left="0"/>
-        <w:jc w:val="left"/>
-        <w:rPr>
-          <w:rFonts w:ascii="Cambria" w:hAnsi="Cambria" w:eastAsia="Cambria" w:cs="Cambria"/>
-          <w:b w:val="0"/>
-          <w:bCs w:val="0"/>
-          <w:i w:val="0"/>
-          <w:iCs w:val="0"/>
-          <w:smallCaps w:val="0"/>
-          <w:strike w:val="0"/>
-          <w:color w:val="000000"/>
-          <w:sz w:val="24"/>
-          <w:szCs w:val="24"/>
-          <w:u w:val="none"/>
-          <w:shd w:val="clear" w:color="auto" w:fill="auto"/>
-          <w:vertAlign w:val="baseline"/>
-        </w:rPr>
-      </w:pPr>
-      <w:r>
-        <w:rPr>
-          <w:rFonts w:ascii="Cambria" w:hAnsi="Cambria" w:eastAsia="Cambria" w:cs="Cambria"/>
-          <w:b w:val="0"/>
-          <w:bCs w:val="0"/>
-          <w:i w:val="0"/>
-          <w:iCs w:val="0"/>
-          <w:smallCaps w:val="0"/>
-          <w:strike w:val="0"/>
-          <w:color w:val="000000"/>
-          <w:sz w:val="24"/>
-          <w:szCs w:val="24"/>
-          <w:u w:val="none"/>
-          <w:shd w:val="clear" w:color="auto" w:fill="auto"/>
-          <w:vertAlign w:val="baseline"/>
-          <w:rtl w:val="0"/>
-        </w:rPr>
-      </w:r>
-      <w:r>
-        <w:rPr>
-          <w:rFonts w:ascii="Cambria" w:hAnsi="Cambria" w:eastAsia="Cambria" w:cs="Cambria"/>
-          <w:b w:val="0"/>
-          <w:bCs w:val="0"/>
-          <w:i w:val="0"/>
-          <w:iCs w:val="0"/>
-          <w:smallCaps w:val="0"/>
-          <w:strike w:val="0"/>
-          <w:color w:val="000000"/>
-          <w:sz w:val="24"/>
-          <w:szCs w:val="24"/>
-          <w:u w:val="none"/>
-          <w:shd w:val="clear" w:color="auto" w:fill="auto"/>
-          <w:vertAlign w:val="baseline"/>
-          <w:rtl w:val="0"/>
-        </w:rPr>
-        <w:t xml:space="preserve">從最初的簡單替換腳本到目前約 1800 行的工具，最大的收穫是學會把「想偷懶」變成一個真正能解決問題的系統。一開始只是覺得手動翻譯很麻煩，後來慢慢拆解出哪些能自動修、哪些不能動。開發過程中雖然大量依賴 AI 工具輔助產出程式碼，但功能的規劃、歧義詞的判斷與每一筆翻譯的品質把關始終是我自己的工作。replace.sh 的經驗讓我養成了一個習慣：當我發現自己在不同專案反覆做同樣的事，就開始想辦法把它自動化。後續我開發 yt.py 自動化音樂庫管理，並以 Docker 部署十多項自架服務，皆是這套邏輯的延伸。這個從</w:t>
-      </w:r>
-      <w:r>
-        <w:rPr>
-          <w:rFonts w:ascii="Cambria" w:hAnsi="Cambria" w:eastAsia="Cambria" w:cs="Cambria"/>
-          <w:b w:val="0"/>
-          <w:bCs w:val="0"/>
-          <w:i w:val="0"/>
-          <w:iCs w:val="0"/>
-          <w:smallCaps w:val="0"/>
-          <w:strike w:val="0"/>
-          <w:color w:val="000000"/>
-          <w:sz w:val="24"/>
-          <w:szCs w:val="24"/>
-          <w:u w:val="none"/>
-          <w:shd w:val="clear" w:color="auto" w:fill="auto"/>
-          <w:vertAlign w:val="baseline"/>
-          <w:rtl w:val="0"/>
-        </w:rPr>
-        <w:t xml:space="preserve">抱怨、拆解到實作的過程，是我高中階段最扎實的一課。</w:t>
-      </w:r>
-      <w:r>
-        <w:rPr>
-          <w:rFonts w:ascii="Cambria" w:hAnsi="Cambria" w:eastAsia="Cambria" w:cs="Cambria"/>
-          <w:b w:val="0"/>
-          <w:bCs w:val="0"/>
-          <w:i w:val="0"/>
-          <w:iCs w:val="0"/>
-          <w:smallCaps w:val="0"/>
-          <w:strike w:val="0"/>
-          <w:color w:val="000000"/>
-          <w:sz w:val="24"/>
-          <w:szCs w:val="24"/>
-          <w:u w:val="none"/>
-          <w:shd w:val="clear" w:color="auto" w:fill="auto"/>
-          <w:vertAlign w:val="baseline"/>
-          <w:rtl w:val="0"/>
-        </w:rPr>
-      </w:r>
-      <w:r>
-        <w:rPr>
-          <w:rFonts w:ascii="Cambria" w:hAnsi="Cambria" w:eastAsia="Cambria" w:cs="Cambria"/>
-          <w:b w:val="0"/>
-          <w:bCs w:val="0"/>
-          <w:i w:val="0"/>
-          <w:iCs w:val="0"/>
-          <w:smallCaps w:val="0"/>
-          <w:strike w:val="0"/>
-          <w:color w:val="000000"/>
-          <w:sz w:val="24"/>
-          <w:szCs w:val="24"/>
-          <w:u w:val="none"/>
-          <w:shd w:val="clear" w:color="auto" w:fill="auto"/>
-          <w:vertAlign w:val="baseline"/>
-        </w:rPr>
-      </w:r>
-    </w:p>
-    <w:p>
-      <w:pPr>
-        <w:pStyle w:val="899"/>
-        <w:pBdr/>
-        <w:spacing/>
-        <w:ind/>
-        <w:rPr/>
-      </w:pPr>
-      <w:r/>
-      <w:bookmarkStart w:id="14" w:name="wfaegw3dnfan"/>
-      <w:r/>
-      <w:bookmarkEnd w:id="14"/>
-      <w:r>
-        <w:rPr>
-          <w:rtl w:val="0"/>
-        </w:rPr>
-        <w:t xml:space="preserve">附錄</w:t>
-      </w:r>
-      <w:r/>
-    </w:p>
-    <w:p>
-      <w:pPr>
-        <w:keepNext w:val="false"/>
-        <w:keepLines w:val="false"/>
-        <w:pageBreakBefore w:val="false"/>
-        <w:widowControl w:val="true"/>
-        <w:pBdr>
-          <w:top w:val="none" w:color="000000" w:sz="0" w:space="0"/>
-          <w:left w:val="none" w:color="000000" w:sz="0" w:space="0"/>
-          <w:bottom w:val="none" w:color="000000" w:sz="0" w:space="0"/>
-          <w:right w:val="none" w:color="000000" w:sz="0" w:space="0"/>
-          <w:between w:val="none" w:color="000000" w:sz="0" w:space="0"/>
-        </w:pBdr>
-        <w:shd w:val="clear" w:color="auto" w:fill="auto"/>
-        <w:spacing w:after="180" w:before="180" w:line="240" w:lineRule="auto"/>
-        <w:ind w:right="0" w:firstLine="0" w:left="0"/>
-        <w:jc w:val="left"/>
-        <w:rPr>
-          <w:rFonts w:ascii="Cambria" w:hAnsi="Cambria" w:eastAsia="Cambria" w:cs="Cambria"/>
-          <w:b w:val="0"/>
-          <w:bCs w:val="0"/>
-          <w:i w:val="0"/>
-          <w:iCs w:val="0"/>
-          <w:smallCaps w:val="0"/>
-          <w:strike w:val="0"/>
-          <w:color w:val="000000"/>
-          <w:sz w:val="24"/>
-          <w:szCs w:val="24"/>
-          <w:u w:val="none"/>
-          <w:shd w:val="clear" w:color="auto" w:fill="auto"/>
-          <w:vertAlign w:val="baseline"/>
-        </w:rPr>
-      </w:pPr>
-      <w:r>
-        <w:rPr>
-          <w:rFonts w:ascii="Cambria" w:hAnsi="Cambria" w:eastAsia="Cambria" w:cs="Cambria"/>
-          <w:b w:val="0"/>
-          <w:bCs w:val="0"/>
-          <w:i w:val="0"/>
-          <w:iCs w:val="0"/>
-          <w:smallCaps w:val="0"/>
-          <w:strike w:val="0"/>
-          <w:color w:val="000000"/>
-          <w:sz w:val="24"/>
-          <w:szCs w:val="24"/>
-          <w:u w:val="none"/>
-          <w:shd w:val="clear" w:color="auto" w:fill="auto"/>
-          <w:vertAlign w:val="baseline"/>
-        </w:rPr>
         <mc:AlternateContent>
           <mc:Choice Requires="wpg">
             <w:drawing>
-              <wp:inline xmlns:wp="http://schemas.openxmlformats.org/drawingml/2006/wordprocessingDrawing" distT="0" distB="0" distL="0" distR="0">
-                <wp:extent cx="3248903" cy="5104175"/>
+              <wp:anchor xmlns:wp="http://schemas.openxmlformats.org/drawingml/2006/wordprocessingDrawing" xmlns:wp14="http://schemas.microsoft.com/office/word/2010/wordprocessingDrawing" distT="0" distB="0" distL="115200" distR="115200" simplePos="0" relativeHeight="33792" behindDoc="0" locked="0" layoutInCell="1" allowOverlap="1">
+                <wp:simplePos x="0" y="0"/>
+                <wp:positionH relativeFrom="column">
+                  <wp:posOffset>3826350</wp:posOffset>
+                </wp:positionH>
+                <wp:positionV relativeFrom="paragraph">
+                  <wp:posOffset>116796</wp:posOffset>
+                </wp:positionV>
+                <wp:extent cx="2305050" cy="371475"/>
                 <wp:effectExtent l="0" t="0" r="0" b="0"/>
-                <wp:docPr id="3" name="image3.png"/>
+                <wp:wrapNone/>
+                <wp:docPr id="4" name=""/>
                 <wp:cNvGraphicFramePr/>
+                <a:graphic xmlns:a="http://schemas.openxmlformats.org/drawingml/2006/main">
+                  <a:graphicData uri="http://schemas.microsoft.com/office/word/2010/wordprocessingShape">
+                    <wps:wsp>
+                      <wps:cNvPr id="950168631" name=""/>
+                      <wps:cNvSpPr txBox="1"/>
+                      <wps:spPr bwMode="auto">
+                        <a:xfrm rot="0" flipH="0" flipV="0">
+                          <a:off x="0" y="0"/>
+                          <a:ext cx="2305049" cy="371475"/>
+                        </a:xfrm>
+                        <a:prstGeom prst="rect">
+                          <a:avLst/>
+                        </a:prstGeom>
+                        <a:solidFill>
+                          <a:schemeClr val="lt1"/>
+                        </a:solidFill>
+                        <a:ln w="6350">
+                          <a:solidFill>
+                            <a:prstClr val="black"/>
+                          </a:solidFill>
+                        </a:ln>
+                      </wps:spPr>
+                      <wps:txbx>
+                        <w:txbxContent>
+                          <w:p>
+                            <w:pPr>
+                              <w:pBdr/>
+                              <w:spacing/>
+                              <w:ind/>
+                              <w:rPr/>
+                            </w:pPr>
+                            <w:r/>
+                            <w:r/>
+                            <w:r>
+                              <w:rPr>
+                                <w:rFonts w:hint="default" w:ascii="Adwaita Mono" w:hAnsi="Adwaita Mono" w:eastAsia="Adwaita Mono" w:cs="Adwaita Mono"/>
+                                <w:b w:val="0"/>
+                                <w:bCs w:val="0"/>
+                                <w:i w:val="0"/>
+                                <w:iCs w:val="0"/>
+                                <w:caps w:val="0"/>
+                                <w:smallCaps w:val="0"/>
+                                <w:strike w:val="0"/>
+                                <w:vanish w:val="0"/>
+                                <w:color w:val="auto"/>
+                                <w:spacing w:val="0"/>
+                                <w:position w:val="0"/>
+                                <w:sz w:val="24"/>
+                                <w:szCs w:val="24"/>
+                                <w:highlight w:val="none"/>
+                                <w:u w:val="none"/>
+                                <w:vertAlign w:val="baseline"/>
+                                <w:rtl w:val="0"/>
+                                <w:cs w:val="0"/>
+                                <w:lang w:val="en-US" w:eastAsia="en-US" w:bidi="ar-SA"/>
+                                <w14:ligatures w14:val="none"/>
+                              </w:rPr>
+                              <w:t xml:space="preserve">⏶</w:t>
+                            </w:r>
+                            <w:r>
+                              <w:t xml:space="preserve">2025</w:t>
+                            </w:r>
+                            <w:r>
+                              <w:t xml:space="preserve">年於GitHub</w:t>
+                            </w:r>
+                            <w:r>
+                              <w:t xml:space="preserve">的活動</w:t>
+                            </w:r>
+                            <w:r/>
+                          </w:p>
+                        </w:txbxContent>
+                      </wps:txbx>
+                      <wps:bodyPr vertOverflow="overflow" horzOverflow="overflow" vert="horz" wrap="square" lIns="91440" tIns="45720" rIns="91440" bIns="45720" numCol="1" spcCol="0" rtlCol="0" fromWordArt="0" anchor="t" anchorCtr="0" forceAA="0" upright="0" compatLnSpc="0"/>
+                    </wps:wsp>
+                  </a:graphicData>
+                </a:graphic>
+              </wp:anchor>
+            </w:drawing>
+          </mc:Choice>
+          <mc:Fallback>
+            <w:pict>
+              <v:shape id="shape 3" o:spid="_x0000_s3" o:spt="202" type="#_x0000_t202" style="position:absolute;z-index:33792;o:allowoverlap:true;o:allowincell:true;mso-position-horizontal-relative:text;margin-left:301.29pt;mso-position-horizontal:absolute;mso-position-vertical-relative:text;margin-top:9.20pt;mso-position-vertical:absolute;width:181.50pt;height:29.25pt;mso-wrap-distance-left:9.07pt;mso-wrap-distance-top:0.00pt;mso-wrap-distance-right:9.07pt;mso-wrap-distance-bottom:0.00pt;rotation:0;v-text-anchor:top;visibility:visible;" fillcolor="#FFFFFF" strokecolor="#000000" strokeweight="0.50pt">
+                <v:textbox inset="0,0,0,0">
+                  <w:txbxContent>
+                    <w:p>
+                      <w:pPr>
+                        <w:pBdr/>
+                        <w:spacing/>
+                        <w:ind/>
+                        <w:rPr/>
+                      </w:pPr>
+                      <w:r/>
+                      <w:r/>
+                      <w:r>
+                        <w:rPr>
+                          <w:rFonts w:hint="default" w:ascii="Adwaita Mono" w:hAnsi="Adwaita Mono" w:eastAsia="Adwaita Mono" w:cs="Adwaita Mono"/>
+                          <w:b w:val="0"/>
+                          <w:bCs w:val="0"/>
+                          <w:i w:val="0"/>
+                          <w:iCs w:val="0"/>
+                          <w:caps w:val="0"/>
+                          <w:smallCaps w:val="0"/>
+                          <w:strike w:val="0"/>
+                          <w:vanish w:val="0"/>
+                          <w:color w:val="auto"/>
+                          <w:spacing w:val="0"/>
+                          <w:position w:val="0"/>
+                          <w:sz w:val="24"/>
+                          <w:szCs w:val="24"/>
+                          <w:highlight w:val="none"/>
+                          <w:u w:val="none"/>
+                          <w:vertAlign w:val="baseline"/>
+                          <w:rtl w:val="0"/>
+                          <w:cs w:val="0"/>
+                          <w:lang w:val="en-US" w:eastAsia="en-US" w:bidi="ar-SA"/>
+                          <w14:ligatures w14:val="none"/>
+                        </w:rPr>
+                        <w:t xml:space="preserve">⏶</w:t>
+                      </w:r>
+                      <w:r>
+                        <w:t xml:space="preserve">2025</w:t>
+                      </w:r>
+                      <w:r>
+                        <w:t xml:space="preserve">年於GitHub</w:t>
+                      </w:r>
+                      <w:r>
+                        <w:t xml:space="preserve">的活動</w:t>
+                      </w:r>
+                      <w:r/>
+                    </w:p>
+                  </w:txbxContent>
+                </v:textbox>
+              </v:shape>
+            </w:pict>
+          </mc:Fallback>
+        </mc:AlternateContent>
+      </w:r>
+      <w:r/>
+      <w:r/>
+      <w:r/>
+      <w:r>
+        <mc:AlternateContent>
+          <mc:Choice Requires="wpg">
+            <w:drawing>
+              <wp:anchor xmlns:wp="http://schemas.openxmlformats.org/drawingml/2006/wordprocessingDrawing" xmlns:wp14="http://schemas.microsoft.com/office/word/2010/wordprocessingDrawing" distT="0" distB="0" distL="115200" distR="115200" simplePos="0" relativeHeight="8192" behindDoc="0" locked="0" layoutInCell="1" allowOverlap="1">
+                <wp:simplePos x="0" y="0"/>
+                <wp:positionH relativeFrom="column">
+                  <wp:posOffset>3968133</wp:posOffset>
+                </wp:positionH>
+                <wp:positionV relativeFrom="paragraph">
+                  <wp:posOffset>852355</wp:posOffset>
+                </wp:positionV>
+                <wp:extent cx="2363291" cy="3878511"/>
+                <wp:effectExtent l="0" t="0" r="0" b="0"/>
+                <wp:wrapTight wrapText="bothSides">
+                  <wp:wrapPolygon edited="1">
+                    <wp:start x="0" y="0"/>
+                    <wp:lineTo x="21600" y="0"/>
+                    <wp:lineTo x="21600" y="21600"/>
+                    <wp:lineTo x="0" y="21600"/>
+                  </wp:wrapPolygon>
+                </wp:wrapTight>
+                <wp:docPr id="5" name=""/>
+                <wp:cNvGraphicFramePr>
+                  <a:graphicFrameLocks xmlns:a="http://schemas.openxmlformats.org/drawingml/2006/main" noChangeAspect="1"/>
+                </wp:cNvGraphicFramePr>
                 <a:graphic xmlns:a="http://schemas.openxmlformats.org/drawingml/2006/main">
                   <a:graphicData uri="http://schemas.openxmlformats.org/drawingml/2006/picture">
                     <pic:pic xmlns:pic="http://schemas.openxmlformats.org/drawingml/2006/picture">
                       <pic:nvPicPr>
-                        <pic:cNvPr id="0" name="image3.png"/>
-                        <pic:cNvPicPr/>
+                        <pic:cNvPr id="1811722506" name=""/>
+                        <pic:cNvPicPr>
+                          <a:picLocks noChangeAspect="1"/>
+                        </pic:cNvPicPr>
                         <pic:nvPr/>
                       </pic:nvPicPr>
                       <pic:blipFill rotWithShape="1">
                         <a:blip r:embed="rId11"/>
-                        <a:srcRect l="0" t="0" r="0" b="0"/>
                         <a:stretch/>
                       </pic:blipFill>
                       <pic:spPr bwMode="auto">
-                        <a:xfrm>
+                        <a:xfrm flipH="0" flipV="0">
                           <a:off x="0" y="0"/>
-                          <a:ext cx="3248903" cy="5104175"/>
+                          <a:ext cx="2363290" cy="3878511"/>
                         </a:xfrm>
                         <a:prstGeom prst="rect">
                           <a:avLst/>
                         </a:prstGeom>
-                        <a:ln/>
                       </pic:spPr>
                     </pic:pic>
                   </a:graphicData>
                 </a:graphic>
-              </wp:inline>
+              </wp:anchor>
             </w:drawing>
           </mc:Choice>
           <mc:Fallback>
@@ -2081,186 +1075,448 @@
                 <v:path o:extrusionok="f" gradientshapeok="t" o:connecttype="rect"/>
                 <o:lock v:ext="edit" aspectratio="t"/>
               </v:shapetype>
-              <v:shape id="_x0000_i2" o:spid="_x0000_s2" type="#_x0000_t75" style="width:255.82pt;height:401.90pt;mso-wrap-distance-left:0.00pt;mso-wrap-distance-top:0.00pt;mso-wrap-distance-right:0.00pt;mso-wrap-distance-bottom:0.00pt;z-index:1;">
-                <v:imagedata r:id="rId11" o:title="" croptop="0f" cropleft="0f" cropbottom="0f" cropright="0f"/>
+              <v:shape id="_x0000_i4" o:spid="_x0000_s4" type="#_x0000_t75" style="position:absolute;z-index:8192;o:allowoverlap:true;o:allowincell:true;mso-position-horizontal-relative:text;margin-left:312.45pt;mso-position-horizontal:absolute;mso-position-vertical-relative:text;margin-top:67.11pt;mso-position-vertical:absolute;width:186.09pt;height:305.39pt;mso-wrap-distance-left:9.07pt;mso-wrap-distance-top:0.00pt;mso-wrap-distance-right:9.07pt;mso-wrap-distance-bottom:0.00pt;z-index:1;" wrapcoords="0 0 100000 0 100000 100000 0 100000" stroked="false">
+                <w10:wrap type="tight"/>
+                <v:imagedata r:id="rId11" o:title=""/>
                 <o:lock v:ext="edit" rotation="t"/>
               </v:shape>
             </w:pict>
           </mc:Fallback>
         </mc:AlternateContent>
       </w:r>
+      <w:r/>
+      <w:r/>
+      <w:r/>
+      <w:bookmarkEnd w:id="31"/>
+      <w:r/>
+    </w:p>
+    <w:p>
+      <w:pPr>
+        <w:pStyle w:val="706"/>
+        <w:pBdr/>
+        <w:spacing/>
+        <w:ind/>
+        <w:rPr/>
+      </w:pPr>
+      <w:r/>
+      <w:r>
+        <mc:AlternateContent>
+          <mc:Choice Requires="wpg">
+            <w:drawing>
+              <wp:anchor xmlns:wp="http://schemas.openxmlformats.org/drawingml/2006/wordprocessingDrawing" xmlns:wp14="http://schemas.microsoft.com/office/word/2010/wordprocessingDrawing" distT="0" distB="0" distL="115200" distR="115200" simplePos="0" relativeHeight="34816" behindDoc="0" locked="0" layoutInCell="1" allowOverlap="1">
+                <wp:simplePos x="0" y="0"/>
+                <wp:positionH relativeFrom="column">
+                  <wp:posOffset>4249667</wp:posOffset>
+                </wp:positionH>
+                <wp:positionV relativeFrom="paragraph">
+                  <wp:posOffset>187967</wp:posOffset>
+                </wp:positionV>
+                <wp:extent cx="1800225" cy="371475"/>
+                <wp:effectExtent l="3175" t="3175" r="3175" b="3175"/>
+                <wp:wrapNone/>
+                <wp:docPr id="6" name=""/>
+                <wp:cNvGraphicFramePr/>
+                <a:graphic xmlns:a="http://schemas.openxmlformats.org/drawingml/2006/main">
+                  <a:graphicData uri="http://schemas.microsoft.com/office/word/2010/wordprocessingShape">
+                    <wps:wsp>
+                      <wps:cNvPr id="1521615738" name=""/>
+                      <wps:cNvSpPr txBox="1"/>
+                      <wps:spPr bwMode="auto">
+                        <a:xfrm rot="0" flipH="0" flipV="0">
+                          <a:off x="0" y="0"/>
+                          <a:ext cx="1800225" cy="371475"/>
+                        </a:xfrm>
+                        <a:prstGeom prst="rect">
+                          <a:avLst/>
+                        </a:prstGeom>
+                        <a:solidFill>
+                          <a:schemeClr val="lt1"/>
+                        </a:solidFill>
+                        <a:ln w="6350">
+                          <a:solidFill>
+                            <a:prstClr val="black"/>
+                          </a:solidFill>
+                        </a:ln>
+                      </wps:spPr>
+                      <wps:txbx>
+                        <w:txbxContent>
+                          <w:p>
+                            <w:pPr>
+                              <w:pBdr/>
+                              <w:spacing/>
+                              <w:ind/>
+                              <w:jc w:val="center"/>
+                              <w:rPr/>
+                            </w:pPr>
+                            <w:r/>
+                            <w:r/>
+                            <w:r/>
+                            <w:r>
+                              <w:rPr>
+                                <w:rFonts w:hint="default" w:ascii="Adwaita Mono" w:hAnsi="Adwaita Mono" w:eastAsia="Adwaita Mono" w:cs="Adwaita Mono"/>
+                                <w:b w:val="0"/>
+                                <w:bCs w:val="0"/>
+                                <w:i w:val="0"/>
+                                <w:iCs w:val="0"/>
+                                <w:caps w:val="0"/>
+                                <w:smallCaps w:val="0"/>
+                                <w:strike w:val="0"/>
+                                <w:vanish w:val="0"/>
+                                <w:color w:val="auto"/>
+                                <w:spacing w:val="0"/>
+                                <w:position w:val="0"/>
+                                <w:sz w:val="24"/>
+                                <w:szCs w:val="24"/>
+                                <w:highlight w:val="none"/>
+                                <w:u w:val="none"/>
+                                <w:vertAlign w:val="baseline"/>
+                                <w:rtl w:val="0"/>
+                                <w:cs w:val="0"/>
+                                <w:lang w:val="en-US" w:eastAsia="en-US" w:bidi="ar-SA"/>
+                                <w14:ligatures w14:val="none"/>
+                              </w:rPr>
+                              <w:t xml:space="preserve">⏷</w:t>
+                            </w:r>
+                            <w:r/>
+                            <w:r>
+                              <w:t xml:space="preserve">replace.sh —help </w:t>
+                            </w:r>
+                            <w:r>
+                              <w:t xml:space="preserve">頁面</w:t>
+                            </w:r>
+                            <w:r/>
+                            <w:r/>
+                          </w:p>
+                        </w:txbxContent>
+                      </wps:txbx>
+                      <wps:bodyPr vertOverflow="overflow" horzOverflow="overflow" vert="horz" wrap="square" lIns="91440" tIns="45720" rIns="91440" bIns="45720" numCol="1" spcCol="0" rtlCol="0" fromWordArt="0" anchor="ctr" anchorCtr="0" forceAA="0" upright="0" compatLnSpc="0"/>
+                    </wps:wsp>
+                  </a:graphicData>
+                </a:graphic>
+              </wp:anchor>
+            </w:drawing>
+          </mc:Choice>
+          <mc:Fallback>
+            <w:pict>
+              <v:shape id="shape 5" o:spid="_x0000_s5" o:spt="202" type="#_x0000_t202" style="position:absolute;z-index:34816;o:allowoverlap:true;o:allowincell:true;mso-position-horizontal-relative:text;margin-left:334.62pt;mso-position-horizontal:absolute;mso-position-vertical-relative:text;margin-top:14.80pt;mso-position-vertical:absolute;width:141.75pt;height:29.25pt;mso-wrap-distance-left:9.07pt;mso-wrap-distance-top:0.00pt;mso-wrap-distance-right:9.07pt;mso-wrap-distance-bottom:0.00pt;rotation:0;v-text-anchor:middle;visibility:visible;" fillcolor="#FFFFFF" strokecolor="#000000" strokeweight="0.50pt">
+                <v:textbox inset="0,0,0,0">
+                  <w:txbxContent>
+                    <w:p>
+                      <w:pPr>
+                        <w:pBdr/>
+                        <w:spacing/>
+                        <w:ind/>
+                        <w:jc w:val="center"/>
+                        <w:rPr/>
+                      </w:pPr>
+                      <w:r/>
+                      <w:r/>
+                      <w:r/>
+                      <w:r>
+                        <w:rPr>
+                          <w:rFonts w:hint="default" w:ascii="Adwaita Mono" w:hAnsi="Adwaita Mono" w:eastAsia="Adwaita Mono" w:cs="Adwaita Mono"/>
+                          <w:b w:val="0"/>
+                          <w:bCs w:val="0"/>
+                          <w:i w:val="0"/>
+                          <w:iCs w:val="0"/>
+                          <w:caps w:val="0"/>
+                          <w:smallCaps w:val="0"/>
+                          <w:strike w:val="0"/>
+                          <w:vanish w:val="0"/>
+                          <w:color w:val="auto"/>
+                          <w:spacing w:val="0"/>
+                          <w:position w:val="0"/>
+                          <w:sz w:val="24"/>
+                          <w:szCs w:val="24"/>
+                          <w:highlight w:val="none"/>
+                          <w:u w:val="none"/>
+                          <w:vertAlign w:val="baseline"/>
+                          <w:rtl w:val="0"/>
+                          <w:cs w:val="0"/>
+                          <w:lang w:val="en-US" w:eastAsia="en-US" w:bidi="ar-SA"/>
+                          <w14:ligatures w14:val="none"/>
+                        </w:rPr>
+                        <w:t xml:space="preserve">⏷</w:t>
+                      </w:r>
+                      <w:r/>
+                      <w:r>
+                        <w:t xml:space="preserve">replace.sh —help </w:t>
+                      </w:r>
+                      <w:r>
+                        <w:t xml:space="preserve">頁面</w:t>
+                      </w:r>
+                      <w:r/>
+                      <w:r/>
+                    </w:p>
+                  </w:txbxContent>
+                </v:textbox>
+              </v:shape>
+            </w:pict>
+          </mc:Fallback>
+        </mc:AlternateContent>
+      </w:r>
+      <w:r/>
+      <w:bookmarkStart w:id="35" w:name="五反思"/>
+      <w:r>
+        <w:t xml:space="preserve">五、反思</w:t>
+      </w:r>
+      <w:r/>
+    </w:p>
+    <w:p>
+      <w:pPr>
+        <w:pStyle w:val="707"/>
+        <w:pBdr/>
+        <w:spacing/>
+        <w:ind/>
+        <w:rPr/>
+      </w:pPr>
+      <w:r/>
+      <w:bookmarkStart w:id="32" w:name="從偷懶到系統化"/>
+      <w:r>
+        <w:t xml:space="preserve">從偷懶到系統化</w:t>
+      </w:r>
+      <w:r/>
+    </w:p>
+    <w:p>
+      <w:pPr>
+        <w:pStyle w:val="696"/>
+        <w:pBdr/>
+        <w:spacing/>
+        <w:ind/>
+        <w:rPr/>
+      </w:pPr>
+      <w:r/>
+      <w:r/>
+      <w:r>
+        <w:t xml:space="preserve">從最初的簡單替換腳本到目前約 1800 行的工具，最大的收穫是學會把「想偷懶」變成一個真正能解決問題的系統。一開始只是覺得手動翻譯很麻煩，後來慢慢拆解出哪些能自動修、哪些不能動。</w:t>
+      </w:r>
+      <w:bookmarkEnd w:id="32"/>
+      <w:r/>
+    </w:p>
+    <w:p>
+      <w:pPr>
+        <w:pStyle w:val="707"/>
+        <w:pBdr/>
+        <w:spacing/>
+        <w:ind/>
+        <w:rPr/>
+      </w:pPr>
+      <w:r/>
+      <w:bookmarkStart w:id="33" w:name="ai-輔助與人工把關的分工"/>
+      <w:r>
+        <w:t xml:space="preserve">AI 輔助與人工把關的分工</w:t>
+      </w:r>
+      <w:r/>
+    </w:p>
+    <w:p>
+      <w:pPr>
+        <w:pStyle w:val="696"/>
+        <w:pBdr/>
+        <w:spacing/>
+        <w:ind/>
+        <w:rPr/>
+      </w:pPr>
+      <w:r/>
+      <w:r/>
+      <w:r>
+        <w:t xml:space="preserve">開發過程中雖然部分依賴 AI 工具輔助產出程式碼，但功能的規劃、歧義詞的判斷與每一筆翻譯的品質把關始終是我自己的工作。</w:t>
+      </w:r>
+      <w:bookmarkEnd w:id="33"/>
+      <w:r/>
+    </w:p>
+    <w:p>
+      <w:pPr>
+        <w:pStyle w:val="707"/>
+        <w:pBdr/>
+        <w:spacing/>
+        <w:ind/>
+        <w:rPr/>
+      </w:pPr>
+      <w:r/>
+      <w:bookmarkStart w:id="34" w:name="自動化思維的延伸"/>
+      <w:r>
+        <w:t xml:space="preserve">自動化思維的延伸</w:t>
+      </w:r>
+      <w:r/>
+    </w:p>
+    <w:p>
+      <w:pPr>
+        <w:pStyle w:val="696"/>
+        <w:pBdr/>
+        <w:spacing/>
+        <w:ind/>
+        <w:rPr/>
+      </w:pPr>
+      <w:r/>
+      <w:r/>
+      <w:r/>
+      <w:r/>
+      <w:r/>
+      <w:r/>
+      <w:r/>
+      <w:r/>
+      <w:r>
+        <w:t xml:space="preserve">replace.sh 的經驗讓我養成了一個習慣：當我發現自己在不同專案反覆做同樣的事，就開始想辦法把它自動化。後續我開發 yt.py 自動化音樂庫管理，並以 Docker 部署十多項自架服務，皆是這套邏輯的延伸。這個從抱怨、拆解到實作的過程，是我高中階段最扎實的一課。</w:t>
+      </w:r>
+      <w:bookmarkEnd w:id="34"/>
+      <w:bookmarkEnd w:id="35"/>
+      <w:r/>
+    </w:p>
+    <w:p>
+      <w:pPr>
+        <w:pStyle w:val="706"/>
+        <w:pBdr/>
+        <w:spacing/>
+        <w:ind/>
+        <w:rPr>
+          <w:highlight w:val="none"/>
+        </w:rPr>
+      </w:pPr>
+      <w:r/>
+      <w:bookmarkStart w:id="38" w:name="附錄"/>
+      <w:r>
+        <w:t xml:space="preserve">附錄</w:t>
+      </w:r>
+      <w:r/>
+      <w:r/>
+      <w:r/>
+      <w:r/>
+      <w:r/>
+      <w:r/>
       <w:r>
         <w:rPr>
-          <w:rFonts w:ascii="Cambria" w:hAnsi="Cambria" w:eastAsia="Cambria" w:cs="Cambria"/>
-          <w:b w:val="0"/>
-          <w:bCs w:val="0"/>
-          <w:i w:val="0"/>
-          <w:iCs w:val="0"/>
-          <w:smallCaps w:val="0"/>
-          <w:strike w:val="0"/>
-          <w:color w:val="000000"/>
-          <w:sz w:val="24"/>
-          <w:szCs w:val="24"/>
-          <w:u w:val="none"/>
-          <w:shd w:val="clear" w:color="auto" w:fill="auto"/>
-          <w:vertAlign w:val="baseline"/>
+          <w:highlight w:val="none"/>
+        </w:rPr>
+      </w:r>
+    </w:p>
+    <w:p>
+      <w:pPr>
+        <w:pStyle w:val="697"/>
+        <w:numPr>
+          <w:ilvl w:val="0"/>
+          <w:numId w:val="4"/>
+        </w:numPr>
+        <w:pBdr/>
+        <w:spacing/>
+        <w:ind/>
+        <w:rPr>
+          <w:sz w:val="20"/>
+          <w:szCs w:val="20"/>
+        </w:rPr>
+      </w:pPr>
+      <w:r>
+        <w:rPr>
+          <w:sz w:val="20"/>
+          <w:szCs w:val="20"/>
+        </w:rPr>
+        <w:t xml:space="preserve">replace.sh GitHub 連結：</w:t>
+      </w:r>
+      <w:hyperlink r:id="rId12" w:tooltip="https://github.com/olivertzeng/dotfiles/blob/main/replace.sh" w:history="1">
+        <w:r>
+          <w:rPr>
+            <w:rStyle w:val="730"/>
+            <w:sz w:val="20"/>
+            <w:szCs w:val="20"/>
+          </w:rPr>
+          <w:t xml:space="preserve">https://github.com/olivertzeng/dotfiles/blob/</w:t>
+        </w:r>
+        <w:r>
+          <w:rPr>
+            <w:rStyle w:val="730"/>
+            <w:sz w:val="24"/>
+            <w:szCs w:val="24"/>
+          </w:rPr>
+        </w:r>
+        <w:r>
+          <w:rPr>
+            <w:rStyle w:val="730"/>
+            <w:sz w:val="20"/>
+            <w:szCs w:val="20"/>
+          </w:rPr>
+          <w:t xml:space="preserve">main/replace.sh</w:t>
+        </w:r>
+      </w:hyperlink>
+      <w:r>
+        <w:rPr>
+          <w:sz w:val="20"/>
+          <w:szCs w:val="20"/>
         </w:rPr>
       </w:r>
       <w:r>
         <w:rPr>
-          <w:rFonts w:ascii="Cambria" w:hAnsi="Cambria" w:eastAsia="Cambria" w:cs="Cambria"/>
-          <w:b w:val="0"/>
-          <w:bCs w:val="0"/>
-          <w:i w:val="0"/>
-          <w:iCs w:val="0"/>
-          <w:smallCaps w:val="0"/>
-          <w:strike w:val="0"/>
-          <w:color w:val="000000"/>
-          <w:sz w:val="24"/>
-          <w:szCs w:val="24"/>
-          <w:u w:val="none"/>
-          <w:shd w:val="clear" w:color="auto" w:fill="auto"/>
-          <w:vertAlign w:val="baseline"/>
+          <w:sz w:val="20"/>
+          <w:szCs w:val="20"/>
         </w:rPr>
       </w:r>
     </w:p>
     <w:p>
       <w:pPr>
-        <w:keepNext w:val="false"/>
-        <w:keepLines w:val="false"/>
-        <w:pageBreakBefore w:val="false"/>
-        <w:widowControl w:val="true"/>
+        <w:pStyle w:val="697"/>
         <w:numPr>
           <w:ilvl w:val="0"/>
           <w:numId w:val="4"/>
         </w:numPr>
-        <w:pBdr>
-          <w:top w:val="none" w:color="000000" w:sz="0" w:space="0"/>
-          <w:left w:val="none" w:color="000000" w:sz="0" w:space="0"/>
-          <w:bottom w:val="none" w:color="000000" w:sz="0" w:space="0"/>
-          <w:right w:val="none" w:color="000000" w:sz="0" w:space="0"/>
-          <w:between w:val="none" w:color="000000" w:sz="0" w:space="0"/>
-        </w:pBdr>
-        <w:shd w:val="clear" w:color="auto" w:fill="auto"/>
-        <w:spacing w:after="36" w:before="36" w:line="240" w:lineRule="auto"/>
-        <w:ind w:right="0" w:hanging="480" w:left="720"/>
-        <w:jc w:val="left"/>
-        <w:rPr/>
+        <w:pBdr/>
+        <w:spacing/>
+        <w:ind/>
+        <w:rPr>
+          <w:sz w:val="20"/>
+          <w:szCs w:val="20"/>
+        </w:rPr>
       </w:pPr>
       <w:r>
         <w:rPr>
-          <w:rtl w:val="0"/>
+          <w:sz w:val="20"/>
+          <w:szCs w:val="20"/>
         </w:rPr>
-        <w:t xml:space="preserve">replace.sh</w:t>
       </w:r>
       <w:r>
         <w:rPr>
-          <w:rtl w:val="0"/>
+          <w:sz w:val="20"/>
+          <w:szCs w:val="20"/>
         </w:rPr>
-        <w:t xml:space="preserve"> </w:t>
       </w:r>
       <w:r>
         <w:rPr>
-          <w:rFonts w:ascii="Cambria" w:hAnsi="Cambria" w:eastAsia="Cambria" w:cs="Cambria"/>
-          <w:b w:val="0"/>
-          <w:bCs w:val="0"/>
-          <w:i w:val="0"/>
-          <w:iCs w:val="0"/>
-          <w:smallCaps w:val="0"/>
-          <w:strike w:val="0"/>
-          <w:color w:val="000000"/>
-          <w:sz w:val="24"/>
-          <w:szCs w:val="24"/>
-          <w:u w:val="none"/>
-          <w:shd w:val="clear" w:color="auto" w:fill="auto"/>
-          <w:vertAlign w:val="baseline"/>
-          <w:rtl w:val="0"/>
+          <w:sz w:val="20"/>
+          <w:szCs w:val="20"/>
         </w:rPr>
-        <w:t xml:space="preserve">GitHub 連結：</w:t>
-      </w:r>
-      <w:hyperlink r:id="rId12" w:tooltip="https://github.com/olivertzeng/dotfiles/blob/main/replace.sh" w:history="1">
-        <w:r>
-          <w:rPr>
-            <w:rFonts w:ascii="Cambria" w:hAnsi="Cambria" w:eastAsia="Cambria" w:cs="Cambria"/>
-            <w:b w:val="0"/>
-            <w:bCs w:val="0"/>
-            <w:i w:val="0"/>
-            <w:iCs w:val="0"/>
-            <w:smallCaps w:val="0"/>
-            <w:strike w:val="0"/>
-            <w:color w:val="4f81bd"/>
-            <w:sz w:val="24"/>
-            <w:szCs w:val="24"/>
-            <w:u w:val="none"/>
-            <w:shd w:val="clear" w:color="auto" w:fill="auto"/>
-            <w:vertAlign w:val="baseline"/>
-            <w:rtl w:val="0"/>
-          </w:rPr>
-          <w:t xml:space="preserve">https://github.com/olivertzeng/dotfiles/blob/main/replace.sh</w:t>
-        </w:r>
-      </w:hyperlink>
-      <w:r>
-        <w:rPr>
-          <w:rtl w:val="0"/>
-        </w:rPr>
-      </w:r>
-      <w:r/>
-    </w:p>
-    <w:p>
-      <w:pPr>
-        <w:keepNext w:val="false"/>
-        <w:keepLines w:val="false"/>
-        <w:pageBreakBefore w:val="false"/>
-        <w:widowControl w:val="true"/>
-        <w:numPr>
-          <w:ilvl w:val="0"/>
-          <w:numId w:val="4"/>
-        </w:numPr>
-        <w:pBdr>
-          <w:top w:val="none" w:color="000000" w:sz="0" w:space="0"/>
-          <w:left w:val="none" w:color="000000" w:sz="0" w:space="0"/>
-          <w:bottom w:val="none" w:color="000000" w:sz="0" w:space="0"/>
-          <w:right w:val="none" w:color="000000" w:sz="0" w:space="0"/>
-          <w:between w:val="none" w:color="000000" w:sz="0" w:space="0"/>
-        </w:pBdr>
-        <w:shd w:val="clear" w:color="auto" w:fill="auto"/>
-        <w:spacing w:after="36" w:before="36" w:line="240" w:lineRule="auto"/>
-        <w:ind w:right="0" w:hanging="480" w:left="720"/>
-        <w:jc w:val="left"/>
-        <w:rPr>
-          <w:u w:val="none"/>
-        </w:rPr>
-      </w:pPr>
-      <w:r>
-        <w:rPr>
-          <w:rtl w:val="0"/>
-        </w:rPr>
-        <w:t xml:space="preserve">yt.py</w:t>
-      </w:r>
-      <w:r>
-        <w:rPr>
-          <w:rtl w:val="0"/>
-        </w:rPr>
-        <w:t xml:space="preserve"> GitHub 連結：</w:t>
+        <w:t xml:space="preserve">yt.py GitHub 連結：</w:t>
       </w:r>
       <w:hyperlink r:id="rId13" w:tooltip="https://github.com/olivertzeng/dotfiles/blob/main/yt.py" w:history="1">
         <w:r>
           <w:rPr>
-            <w:color w:val="1155cc"/>
-            <w:u w:val="single"/>
-            <w:rtl w:val="0"/>
+            <w:rStyle w:val="730"/>
+            <w:sz w:val="20"/>
+            <w:szCs w:val="20"/>
           </w:rPr>
           <w:t xml:space="preserve">https://github.com/olivertzeng/dotfiles/blob/main/yt.py</w:t>
         </w:r>
       </w:hyperlink>
       <w:r>
         <w:rPr>
-          <w:u w:val="none"/>
+          <w:sz w:val="20"/>
+          <w:szCs w:val="20"/>
+        </w:rPr>
+      </w:r>
+      <w:bookmarkEnd w:id="38"/>
+      <w:r>
+        <w:rPr>
+          <w:sz w:val="20"/>
+          <w:szCs w:val="20"/>
+        </w:rPr>
+      </w:r>
+      <w:bookmarkEnd w:id="39"/>
+      <w:r>
+        <w:rPr>
+          <w:sz w:val="20"/>
+          <w:szCs w:val="20"/>
         </w:rPr>
       </w:r>
       <w:r>
         <w:rPr>
-          <w:u w:val="none"/>
+          <w:sz w:val="20"/>
+          <w:szCs w:val="20"/>
         </w:rPr>
       </w:r>
     </w:p>
@@ -2268,9 +1524,8 @@
       <w:footnotePr/>
       <w:endnotePr/>
       <w:type w:val="nextPage"/>
-      <w:pgSz w:h="15840" w:orient="portrait" w:w="12240"/>
-      <w:pgMar w:top="1440" w:right="1440" w:bottom="1440" w:left="1440" w:header="360" w:footer="360" w:gutter="0"/>
-      <w:pgNumType w:start="1"/>
+      <w:pgSz w:h="16838" w:orient="portrait" w:w="11906"/>
+      <w:pgMar w:top="1134" w:right="850" w:bottom="1134" w:left="1701" w:header="709" w:footer="709" w:gutter="0"/>
       <w:cols w:num="1" w:sep="0" w:space="1701" w:equalWidth="1"/>
     </w:sectPr>
   </w:body>
@@ -2287,6 +1542,7 @@
         <w:ind/>
         <w:rPr/>
       </w:pPr>
+      <w:r/>
       <w:r>
         <w:separator/>
       </w:r>
@@ -2301,6 +1557,7 @@
         <w:ind/>
         <w:rPr/>
       </w:pPr>
+      <w:r/>
       <w:r>
         <w:continuationSeparator/>
       </w:r>
@@ -2316,7 +1573,7 @@
     <w:p>
       <w:pPr>
         <w:pBdr/>
-        <w:spacing w:after="0" w:line="240" w:lineRule="auto"/>
+        <w:spacing/>
         <w:ind/>
         <w:rPr/>
       </w:pPr>
@@ -2330,7 +1587,7 @@
     <w:p>
       <w:pPr>
         <w:pBdr/>
-        <w:spacing w:after="0" w:line="240" w:lineRule="auto"/>
+        <w:spacing/>
         <w:ind/>
         <w:rPr/>
       </w:pPr>
@@ -2346,10 +1603,11 @@
 <file path=word/numbering.xml><?xml version="1.0" encoding="utf-8"?>
 <w:numbering xmlns:wpc="http://schemas.microsoft.com/office/word/2010/wordprocessingCanvas" xmlns:mc="http://schemas.openxmlformats.org/markup-compatibility/2006" xmlns:o="urn:schemas-microsoft-com:office:office" xmlns:r="http://schemas.openxmlformats.org/officeDocument/2006/relationships" xmlns:m="http://schemas.openxmlformats.org/officeDocument/2006/math" xmlns:v="urn:schemas-microsoft-com:vml" xmlns:wp14="http://schemas.microsoft.com/office/word/2010/wordprocessingDrawing" xmlns:wp="http://schemas.openxmlformats.org/drawingml/2006/wordprocessingDrawing" xmlns:w10="urn:schemas-microsoft-com:office:word" xmlns:w="http://schemas.openxmlformats.org/wordprocessingml/2006/main" xmlns:w14="http://schemas.microsoft.com/office/word/2010/wordml" xmlns:w15="http://schemas.microsoft.com/office/word/2012/wordml" xmlns:wpg="http://schemas.microsoft.com/office/word/2010/wordprocessingGroup" xmlns:wpi="http://schemas.microsoft.com/office/word/2010/wordprocessingInk" xmlns:wne="http://schemas.microsoft.com/office/word/2006/wordml" xmlns:wps="http://schemas.microsoft.com/office/word/2010/wordprocessingShape" mc:Ignorable="w14 w15 wp14">
   <w:abstractNum w:abstractNumId="0">
+    <w:nsid w:val="0000A990"/>
     <w:lvl w:ilvl="0">
       <w:isLgl w:val="false"/>
       <w:lvlJc w:val="left"/>
-      <w:lvlText w:val="•"/>
+      <w:lvlText w:val=" "/>
       <w:numFmt w:val="bullet"/>
       <w:pPr>
         <w:pBdr/>
@@ -2363,7 +1621,7 @@
     <w:lvl w:ilvl="1">
       <w:isLgl w:val="false"/>
       <w:lvlJc w:val="left"/>
-      <w:lvlText w:val="–"/>
+      <w:lvlText w:val=" "/>
       <w:numFmt w:val="bullet"/>
       <w:pPr>
         <w:pBdr/>
@@ -2377,7 +1635,7 @@
     <w:lvl w:ilvl="2">
       <w:isLgl w:val="false"/>
       <w:lvlJc w:val="left"/>
-      <w:lvlText w:val="•"/>
+      <w:lvlText w:val=" "/>
       <w:numFmt w:val="bullet"/>
       <w:pPr>
         <w:pBdr/>
@@ -2391,7 +1649,7 @@
     <w:lvl w:ilvl="3">
       <w:isLgl w:val="false"/>
       <w:lvlJc w:val="left"/>
-      <w:lvlText w:val="–"/>
+      <w:lvlText w:val=" "/>
       <w:numFmt w:val="bullet"/>
       <w:pPr>
         <w:pBdr/>
@@ -2405,7 +1663,7 @@
     <w:lvl w:ilvl="4">
       <w:isLgl w:val="false"/>
       <w:lvlJc w:val="left"/>
-      <w:lvlText w:val="•"/>
+      <w:lvlText w:val=" "/>
       <w:numFmt w:val="bullet"/>
       <w:pPr>
         <w:pBdr/>
@@ -2419,7 +1677,7 @@
     <w:lvl w:ilvl="5">
       <w:isLgl w:val="false"/>
       <w:lvlJc w:val="left"/>
-      <w:lvlText w:val="–"/>
+      <w:lvlText w:val=" "/>
       <w:numFmt w:val="bullet"/>
       <w:pPr>
         <w:pBdr/>
@@ -2433,7 +1691,7 @@
     <w:lvl w:ilvl="6">
       <w:isLgl w:val="false"/>
       <w:lvlJc w:val="left"/>
-      <w:lvlText w:val="•"/>
+      <w:lvlText w:val=" "/>
       <w:numFmt w:val="bullet"/>
       <w:pPr>
         <w:pBdr/>
@@ -2447,7 +1705,7 @@
     <w:lvl w:ilvl="7">
       <w:isLgl w:val="false"/>
       <w:lvlJc w:val="left"/>
-      <w:lvlText w:val="–"/>
+      <w:lvlText w:val=" "/>
       <w:numFmt w:val="bullet"/>
       <w:pPr>
         <w:pBdr/>
@@ -2461,7 +1719,7 @@
     <w:lvl w:ilvl="8">
       <w:isLgl w:val="false"/>
       <w:lvlJc w:val="left"/>
-      <w:lvlText w:val="•"/>
+      <w:lvlText w:val=" "/>
       <w:numFmt w:val="bullet"/>
       <w:pPr>
         <w:pBdr/>
@@ -2474,262 +1732,7 @@
     </w:lvl>
   </w:abstractNum>
   <w:abstractNum w:abstractNumId="1">
-    <w:lvl w:ilvl="0">
-      <w:isLgl w:val="false"/>
-      <w:lvlJc w:val="left"/>
-      <w:lvlText w:val="•"/>
-      <w:numFmt w:val="bullet"/>
-      <w:pPr>
-        <w:pBdr/>
-        <w:spacing/>
-        <w:ind w:hanging="480" w:left="720"/>
-      </w:pPr>
-      <w:rPr/>
-      <w:start w:val="0"/>
-      <w:suff w:val="tab"/>
-    </w:lvl>
-    <w:lvl w:ilvl="1">
-      <w:isLgl w:val="false"/>
-      <w:lvlJc w:val="left"/>
-      <w:lvlText w:val="–"/>
-      <w:numFmt w:val="bullet"/>
-      <w:pPr>
-        <w:pBdr/>
-        <w:spacing/>
-        <w:ind w:hanging="480" w:left="1440"/>
-      </w:pPr>
-      <w:rPr/>
-      <w:start w:val="0"/>
-      <w:suff w:val="tab"/>
-    </w:lvl>
-    <w:lvl w:ilvl="2">
-      <w:isLgl w:val="false"/>
-      <w:lvlJc w:val="left"/>
-      <w:lvlText w:val="•"/>
-      <w:numFmt w:val="bullet"/>
-      <w:pPr>
-        <w:pBdr/>
-        <w:spacing/>
-        <w:ind w:hanging="480" w:left="2160"/>
-      </w:pPr>
-      <w:rPr/>
-      <w:start w:val="0"/>
-      <w:suff w:val="tab"/>
-    </w:lvl>
-    <w:lvl w:ilvl="3">
-      <w:isLgl w:val="false"/>
-      <w:lvlJc w:val="left"/>
-      <w:lvlText w:val="–"/>
-      <w:numFmt w:val="bullet"/>
-      <w:pPr>
-        <w:pBdr/>
-        <w:spacing/>
-        <w:ind w:hanging="480" w:left="2880"/>
-      </w:pPr>
-      <w:rPr/>
-      <w:start w:val="0"/>
-      <w:suff w:val="tab"/>
-    </w:lvl>
-    <w:lvl w:ilvl="4">
-      <w:isLgl w:val="false"/>
-      <w:lvlJc w:val="left"/>
-      <w:lvlText w:val="•"/>
-      <w:numFmt w:val="bullet"/>
-      <w:pPr>
-        <w:pBdr/>
-        <w:spacing/>
-        <w:ind w:hanging="480" w:left="3600"/>
-      </w:pPr>
-      <w:rPr/>
-      <w:start w:val="0"/>
-      <w:suff w:val="tab"/>
-    </w:lvl>
-    <w:lvl w:ilvl="5">
-      <w:isLgl w:val="false"/>
-      <w:lvlJc w:val="left"/>
-      <w:lvlText w:val="–"/>
-      <w:numFmt w:val="bullet"/>
-      <w:pPr>
-        <w:pBdr/>
-        <w:spacing/>
-        <w:ind w:hanging="480" w:left="4320"/>
-      </w:pPr>
-      <w:rPr/>
-      <w:start w:val="0"/>
-      <w:suff w:val="tab"/>
-    </w:lvl>
-    <w:lvl w:ilvl="6">
-      <w:isLgl w:val="false"/>
-      <w:lvlJc w:val="left"/>
-      <w:lvlText w:val="•"/>
-      <w:numFmt w:val="bullet"/>
-      <w:pPr>
-        <w:pBdr/>
-        <w:spacing/>
-        <w:ind w:hanging="480" w:left="5040"/>
-      </w:pPr>
-      <w:rPr/>
-      <w:start w:val="0"/>
-      <w:suff w:val="tab"/>
-    </w:lvl>
-    <w:lvl w:ilvl="7">
-      <w:isLgl w:val="false"/>
-      <w:lvlJc w:val="left"/>
-      <w:lvlText w:val="–"/>
-      <w:numFmt w:val="bullet"/>
-      <w:pPr>
-        <w:pBdr/>
-        <w:spacing/>
-        <w:ind w:hanging="480" w:left="5760"/>
-      </w:pPr>
-      <w:rPr/>
-      <w:start w:val="0"/>
-      <w:suff w:val="tab"/>
-    </w:lvl>
-    <w:lvl w:ilvl="8">
-      <w:isLgl w:val="false"/>
-      <w:lvlJc w:val="left"/>
-      <w:lvlText w:val="•"/>
-      <w:numFmt w:val="bullet"/>
-      <w:pPr>
-        <w:pBdr/>
-        <w:spacing/>
-        <w:ind w:hanging="480" w:left="6480"/>
-      </w:pPr>
-      <w:rPr/>
-      <w:start w:val="0"/>
-      <w:suff w:val="tab"/>
-    </w:lvl>
-  </w:abstractNum>
-  <w:abstractNum w:abstractNumId="2">
-    <w:lvl w:ilvl="0">
-      <w:isLgl w:val="false"/>
-      <w:lvlJc w:val="left"/>
-      <w:lvlText w:val="•"/>
-      <w:numFmt w:val="bullet"/>
-      <w:pPr>
-        <w:pBdr/>
-        <w:spacing/>
-        <w:ind w:hanging="480" w:left="720"/>
-      </w:pPr>
-      <w:rPr/>
-      <w:start w:val="0"/>
-      <w:suff w:val="tab"/>
-    </w:lvl>
-    <w:lvl w:ilvl="1">
-      <w:isLgl w:val="false"/>
-      <w:lvlJc w:val="left"/>
-      <w:lvlText w:val="–"/>
-      <w:numFmt w:val="bullet"/>
-      <w:pPr>
-        <w:pBdr/>
-        <w:spacing/>
-        <w:ind w:hanging="480" w:left="1440"/>
-      </w:pPr>
-      <w:rPr/>
-      <w:start w:val="0"/>
-      <w:suff w:val="tab"/>
-    </w:lvl>
-    <w:lvl w:ilvl="2">
-      <w:isLgl w:val="false"/>
-      <w:lvlJc w:val="left"/>
-      <w:lvlText w:val="•"/>
-      <w:numFmt w:val="bullet"/>
-      <w:pPr>
-        <w:pBdr/>
-        <w:spacing/>
-        <w:ind w:hanging="480" w:left="2160"/>
-      </w:pPr>
-      <w:rPr/>
-      <w:start w:val="0"/>
-      <w:suff w:val="tab"/>
-    </w:lvl>
-    <w:lvl w:ilvl="3">
-      <w:isLgl w:val="false"/>
-      <w:lvlJc w:val="left"/>
-      <w:lvlText w:val="–"/>
-      <w:numFmt w:val="bullet"/>
-      <w:pPr>
-        <w:pBdr/>
-        <w:spacing/>
-        <w:ind w:hanging="480" w:left="2880"/>
-      </w:pPr>
-      <w:rPr/>
-      <w:start w:val="0"/>
-      <w:suff w:val="tab"/>
-    </w:lvl>
-    <w:lvl w:ilvl="4">
-      <w:isLgl w:val="false"/>
-      <w:lvlJc w:val="left"/>
-      <w:lvlText w:val="•"/>
-      <w:numFmt w:val="bullet"/>
-      <w:pPr>
-        <w:pBdr/>
-        <w:spacing/>
-        <w:ind w:hanging="480" w:left="3600"/>
-      </w:pPr>
-      <w:rPr/>
-      <w:start w:val="0"/>
-      <w:suff w:val="tab"/>
-    </w:lvl>
-    <w:lvl w:ilvl="5">
-      <w:isLgl w:val="false"/>
-      <w:lvlJc w:val="left"/>
-      <w:lvlText w:val="–"/>
-      <w:numFmt w:val="bullet"/>
-      <w:pPr>
-        <w:pBdr/>
-        <w:spacing/>
-        <w:ind w:hanging="480" w:left="4320"/>
-      </w:pPr>
-      <w:rPr/>
-      <w:start w:val="0"/>
-      <w:suff w:val="tab"/>
-    </w:lvl>
-    <w:lvl w:ilvl="6">
-      <w:isLgl w:val="false"/>
-      <w:lvlJc w:val="left"/>
-      <w:lvlText w:val="•"/>
-      <w:numFmt w:val="bullet"/>
-      <w:pPr>
-        <w:pBdr/>
-        <w:spacing/>
-        <w:ind w:hanging="480" w:left="5040"/>
-      </w:pPr>
-      <w:rPr/>
-      <w:start w:val="0"/>
-      <w:suff w:val="tab"/>
-    </w:lvl>
-    <w:lvl w:ilvl="7">
-      <w:isLgl w:val="false"/>
-      <w:lvlJc w:val="left"/>
-      <w:lvlText w:val="–"/>
-      <w:numFmt w:val="bullet"/>
-      <w:pPr>
-        <w:pBdr/>
-        <w:spacing/>
-        <w:ind w:hanging="480" w:left="5760"/>
-      </w:pPr>
-      <w:rPr/>
-      <w:start w:val="0"/>
-      <w:suff w:val="tab"/>
-    </w:lvl>
-    <w:lvl w:ilvl="8">
-      <w:isLgl w:val="false"/>
-      <w:lvlJc w:val="left"/>
-      <w:lvlText w:val="•"/>
-      <w:numFmt w:val="bullet"/>
-      <w:pPr>
-        <w:pBdr/>
-        <w:spacing/>
-        <w:ind w:hanging="480" w:left="6480"/>
-      </w:pPr>
-      <w:rPr/>
-      <w:start w:val="0"/>
-      <w:suff w:val="tab"/>
-    </w:lvl>
-  </w:abstractNum>
-  <w:abstractNum w:abstractNumId="3">
+    <w:nsid w:val="0000A991"/>
     <w:lvl w:ilvl="0">
       <w:isLgl w:val="false"/>
       <w:lvlJc w:val="left"/>
@@ -2864,10 +1867,10 @@
     <w:abstractNumId w:val="1"/>
   </w:num>
   <w:num w:numId="3">
-    <w:abstractNumId w:val="2"/>
+    <w:abstractNumId w:val="1"/>
   </w:num>
   <w:num w:numId="4">
-    <w:abstractNumId w:val="3"/>
+    <w:abstractNumId w:val="1"/>
   </w:num>
 </w:numbering>
 </file>
@@ -2877,10 +1880,10 @@
   <w:docDefaults>
     <w:rPrDefault>
       <w:rPr>
-        <w:rFonts w:hint="default" w:ascii="Cambria" w:hAnsi="Cambria" w:eastAsia="Cambria" w:cs="Cambria"/>
+        <w:rFonts w:hint="default" w:asciiTheme="minorHAnsi" w:hAnsiTheme="minorHAnsi" w:eastAsiaTheme="minorHAnsi" w:cstheme="minorBidi"/>
         <w:sz w:val="24"/>
         <w:szCs w:val="24"/>
-        <w:lang w:val="en" w:eastAsia="zh-CN" w:bidi="ar-SA"/>
+        <w:lang w:val="en-US" w:eastAsia="en-US" w:bidi="ar-SA"/>
       </w:rPr>
     </w:rPrDefault>
     <w:pPrDefault>
@@ -3030,7 +2033,7 @@
     <w:lsdException w:name="Bibliography" w:uiPriority="37"/>
     <w:lsdException w:name="TOC Heading" w:uiPriority="39" w:qFormat="1"/>
   </w:latentStyles>
-  <w:style w:type="table" w:styleId="715" w:default="1">
+  <w:style w:type="table" w:styleId="11" w:default="1">
     <w:name w:val="Normal Table"/>
     <w:uiPriority w:val="99"/>
     <w:semiHidden/>
@@ -3223,9 +2226,9 @@
       </w:tcPr>
     </w:tblStylePr>
   </w:style>
-  <w:style w:type="table" w:styleId="716">
+  <w:style w:type="table" w:styleId="12">
     <w:name w:val="Table Grid"/>
-    <w:basedOn w:val="715"/>
+    <w:basedOn w:val="11"/>
     <w:uiPriority w:val="59"/>
     <w:pPr>
       <w:pBdr/>
@@ -3422,9 +2425,9 @@
       </w:tcPr>
     </w:tblStylePr>
   </w:style>
-  <w:style w:type="table" w:styleId="717">
+  <w:style w:type="table" w:styleId="13">
     <w:name w:val="Table Grid Light"/>
-    <w:basedOn w:val="715"/>
+    <w:basedOn w:val="11"/>
     <w:uiPriority w:val="59"/>
     <w:pPr>
       <w:pBdr/>
@@ -3621,9 +2624,9 @@
       </w:tcPr>
     </w:tblStylePr>
   </w:style>
-  <w:style w:type="table" w:styleId="718">
+  <w:style w:type="table" w:styleId="14">
     <w:name w:val="Plain Table 1"/>
-    <w:basedOn w:val="715"/>
+    <w:basedOn w:val="11"/>
     <w:uiPriority w:val="59"/>
     <w:pPr>
       <w:pBdr/>
@@ -3846,9 +2849,9 @@
       </w:tcPr>
     </w:tblStylePr>
   </w:style>
-  <w:style w:type="table" w:styleId="719">
+  <w:style w:type="table" w:styleId="15">
     <w:name w:val="Plain Table 2"/>
-    <w:basedOn w:val="715"/>
+    <w:basedOn w:val="11"/>
     <w:uiPriority w:val="59"/>
     <w:pPr>
       <w:pBdr/>
@@ -4079,9 +3082,9 @@
       </w:tcPr>
     </w:tblStylePr>
   </w:style>
-  <w:style w:type="table" w:styleId="720">
+  <w:style w:type="table" w:styleId="16">
     <w:name w:val="Plain Table 3"/>
-    <w:basedOn w:val="715"/>
+    <w:basedOn w:val="11"/>
     <w:uiPriority w:val="99"/>
     <w:pPr>
       <w:pBdr/>
@@ -4309,9 +3312,9 @@
       </w:tcPr>
     </w:tblStylePr>
   </w:style>
-  <w:style w:type="table" w:styleId="721">
+  <w:style w:type="table" w:styleId="17">
     <w:name w:val="Plain Table 4"/>
-    <w:basedOn w:val="715"/>
+    <w:basedOn w:val="11"/>
     <w:uiPriority w:val="99"/>
     <w:pPr>
       <w:pBdr/>
@@ -4525,9 +3528,9 @@
       </w:tcPr>
     </w:tblStylePr>
   </w:style>
-  <w:style w:type="table" w:styleId="722">
+  <w:style w:type="table" w:styleId="18">
     <w:name w:val="Plain Table 5"/>
-    <w:basedOn w:val="715"/>
+    <w:basedOn w:val="11"/>
     <w:uiPriority w:val="99"/>
     <w:pPr>
       <w:pBdr/>
@@ -4758,9 +3761,9 @@
       </w:tcPr>
     </w:tblStylePr>
   </w:style>
-  <w:style w:type="table" w:styleId="723">
+  <w:style w:type="table" w:styleId="19">
     <w:name w:val="Grid Table 1 Light"/>
-    <w:basedOn w:val="715"/>
+    <w:basedOn w:val="11"/>
     <w:uiPriority w:val="99"/>
     <w:pPr>
       <w:pBdr/>
@@ -4981,9 +3984,9 @@
       </w:tcPr>
     </w:tblStylePr>
   </w:style>
-  <w:style w:type="table" w:styleId="724">
+  <w:style w:type="table" w:styleId="20">
     <w:name w:val="Grid Table 1 Light - Accent 1"/>
-    <w:basedOn w:val="715"/>
+    <w:basedOn w:val="11"/>
     <w:uiPriority w:val="99"/>
     <w:pPr>
       <w:pBdr/>
@@ -5204,9 +4207,9 @@
       </w:tcPr>
     </w:tblStylePr>
   </w:style>
-  <w:style w:type="table" w:styleId="725">
+  <w:style w:type="table" w:styleId="21">
     <w:name w:val="Grid Table 1 Light - Accent 2"/>
-    <w:basedOn w:val="715"/>
+    <w:basedOn w:val="11"/>
     <w:uiPriority w:val="99"/>
     <w:pPr>
       <w:pBdr/>
@@ -5427,9 +4430,9 @@
       </w:tcPr>
     </w:tblStylePr>
   </w:style>
-  <w:style w:type="table" w:styleId="726">
+  <w:style w:type="table" w:styleId="22">
     <w:name w:val="Grid Table 1 Light - Accent 3"/>
-    <w:basedOn w:val="715"/>
+    <w:basedOn w:val="11"/>
     <w:uiPriority w:val="99"/>
     <w:pPr>
       <w:pBdr/>
@@ -5650,9 +4653,9 @@
       </w:tcPr>
     </w:tblStylePr>
   </w:style>
-  <w:style w:type="table" w:styleId="727">
+  <w:style w:type="table" w:styleId="23">
     <w:name w:val="Grid Table 1 Light - Accent 4"/>
-    <w:basedOn w:val="715"/>
+    <w:basedOn w:val="11"/>
     <w:uiPriority w:val="99"/>
     <w:pPr>
       <w:pBdr/>
@@ -5873,9 +4876,9 @@
       </w:tcPr>
     </w:tblStylePr>
   </w:style>
-  <w:style w:type="table" w:styleId="728">
+  <w:style w:type="table" w:styleId="24">
     <w:name w:val="Grid Table 1 Light - Accent 5"/>
-    <w:basedOn w:val="715"/>
+    <w:basedOn w:val="11"/>
     <w:uiPriority w:val="99"/>
     <w:pPr>
       <w:pBdr/>
@@ -6096,9 +5099,9 @@
       </w:tcPr>
     </w:tblStylePr>
   </w:style>
-  <w:style w:type="table" w:styleId="729">
+  <w:style w:type="table" w:styleId="25">
     <w:name w:val="Grid Table 1 Light - Accent 6"/>
-    <w:basedOn w:val="715"/>
+    <w:basedOn w:val="11"/>
     <w:uiPriority w:val="99"/>
     <w:pPr>
       <w:pBdr/>
@@ -6319,9 +5322,9 @@
       </w:tcPr>
     </w:tblStylePr>
   </w:style>
-  <w:style w:type="table" w:styleId="730">
+  <w:style w:type="table" w:styleId="26">
     <w:name w:val="Grid Table 2"/>
-    <w:basedOn w:val="715"/>
+    <w:basedOn w:val="11"/>
     <w:uiPriority w:val="99"/>
     <w:pPr>
       <w:pBdr/>
@@ -6551,9 +5554,9 @@
       </w:tcPr>
     </w:tblStylePr>
   </w:style>
-  <w:style w:type="table" w:styleId="731">
+  <w:style w:type="table" w:styleId="27">
     <w:name w:val="Grid Table 2 - Accent 1"/>
-    <w:basedOn w:val="715"/>
+    <w:basedOn w:val="11"/>
     <w:uiPriority w:val="99"/>
     <w:pPr>
       <w:pBdr/>
@@ -6783,9 +5786,9 @@
       </w:tcPr>
     </w:tblStylePr>
   </w:style>
-  <w:style w:type="table" w:styleId="732">
+  <w:style w:type="table" w:styleId="28">
     <w:name w:val="Grid Table 2 - Accent 2"/>
-    <w:basedOn w:val="715"/>
+    <w:basedOn w:val="11"/>
     <w:uiPriority w:val="99"/>
     <w:pPr>
       <w:pBdr/>
@@ -7015,9 +6018,9 @@
       </w:tcPr>
     </w:tblStylePr>
   </w:style>
-  <w:style w:type="table" w:styleId="733">
+  <w:style w:type="table" w:styleId="29">
     <w:name w:val="Grid Table 2 - Accent 3"/>
-    <w:basedOn w:val="715"/>
+    <w:basedOn w:val="11"/>
     <w:uiPriority w:val="99"/>
     <w:pPr>
       <w:pBdr/>
@@ -7247,9 +6250,9 @@
       </w:tcPr>
     </w:tblStylePr>
   </w:style>
-  <w:style w:type="table" w:styleId="734">
+  <w:style w:type="table" w:styleId="30">
     <w:name w:val="Grid Table 2 - Accent 4"/>
-    <w:basedOn w:val="715"/>
+    <w:basedOn w:val="11"/>
     <w:uiPriority w:val="99"/>
     <w:pPr>
       <w:pBdr/>
@@ -7479,9 +6482,9 @@
       </w:tcPr>
     </w:tblStylePr>
   </w:style>
-  <w:style w:type="table" w:styleId="735">
+  <w:style w:type="table" w:styleId="31">
     <w:name w:val="Grid Table 2 - Accent 5"/>
-    <w:basedOn w:val="715"/>
+    <w:basedOn w:val="11"/>
     <w:uiPriority w:val="99"/>
     <w:pPr>
       <w:pBdr/>
@@ -7711,9 +6714,9 @@
       </w:tcPr>
     </w:tblStylePr>
   </w:style>
-  <w:style w:type="table" w:styleId="736">
+  <w:style w:type="table" w:styleId="32">
     <w:name w:val="Grid Table 2 - Accent 6"/>
-    <w:basedOn w:val="715"/>
+    <w:basedOn w:val="11"/>
     <w:uiPriority w:val="99"/>
     <w:pPr>
       <w:pBdr/>
@@ -7943,9 +6946,9 @@
       </w:tcPr>
     </w:tblStylePr>
   </w:style>
-  <w:style w:type="table" w:styleId="737">
+  <w:style w:type="table" w:styleId="33">
     <w:name w:val="Grid Table 3"/>
-    <w:basedOn w:val="715"/>
+    <w:basedOn w:val="11"/>
     <w:uiPriority w:val="99"/>
     <w:pPr>
       <w:pBdr/>
@@ -8044,6 +7047,29 @@
         <w:tblBorders/>
       </w:tblPr>
       <w:tcPr>
+        <w:shd w:color="ffffff"/>
+        <w:tcBorders>
+          <w:top w:val="none" w:color="000000" w:sz="4" w:space="0"/>
+          <w:left w:val="none" w:color="000000" w:sz="4" w:space="0"/>
+          <w:bottom w:val="none" w:color="000000" w:sz="4" w:space="0"/>
+          <w:right w:val="none" w:color="000000" w:sz="4" w:space="0"/>
+        </w:tcBorders>
+      </w:tcPr>
+    </w:tblStylePr>
+    <w:tblStylePr w:type="firstRow">
+      <w:rPr>
+        <w:b/>
+        <w:color w:val="404040"/>
+      </w:rPr>
+      <w:pPr>
+        <w:pBdr/>
+        <w:spacing/>
+        <w:ind/>
+      </w:pPr>
+      <w:tblPr>
+        <w:tblBorders/>
+      </w:tblPr>
+      <w:tcPr>
         <w:shd w:val="clear" w:color="ffffff"/>
         <w:tcBorders>
           <w:top w:val="none" w:color="000000" w:sz="4" w:space="0"/>
@@ -8053,7 +7079,30 @@
         </w:tcBorders>
       </w:tcPr>
     </w:tblStylePr>
-    <w:tblStylePr w:type="firstRow">
+    <w:tblStylePr w:type="lastCol">
+      <w:rPr>
+        <w:i/>
+        <w:color w:val="404040"/>
+      </w:rPr>
+      <w:pPr>
+        <w:pBdr/>
+        <w:spacing/>
+        <w:ind/>
+      </w:pPr>
+      <w:tblPr>
+        <w:tblBorders/>
+      </w:tblPr>
+      <w:tcPr>
+        <w:shd w:color="ffffff"/>
+        <w:tcBorders>
+          <w:top w:val="none" w:color="000000" w:sz="4" w:space="0"/>
+          <w:left w:val="none" w:color="000000" w:sz="4" w:space="0"/>
+          <w:bottom w:val="none" w:color="000000" w:sz="4" w:space="0"/>
+          <w:right w:val="none" w:color="000000" w:sz="4" w:space="0"/>
+        </w:tcBorders>
+      </w:tcPr>
+    </w:tblStylePr>
+    <w:tblStylePr w:type="lastRow">
       <w:rPr>
         <w:b/>
         <w:color w:val="404040"/>
@@ -8076,52 +7125,6 @@
         </w:tcBorders>
       </w:tcPr>
     </w:tblStylePr>
-    <w:tblStylePr w:type="lastCol">
-      <w:rPr>
-        <w:i/>
-        <w:color w:val="404040"/>
-      </w:rPr>
-      <w:pPr>
-        <w:pBdr/>
-        <w:spacing/>
-        <w:ind/>
-      </w:pPr>
-      <w:tblPr>
-        <w:tblBorders/>
-      </w:tblPr>
-      <w:tcPr>
-        <w:shd w:val="clear" w:color="ffffff"/>
-        <w:tcBorders>
-          <w:top w:val="none" w:color="000000" w:sz="4" w:space="0"/>
-          <w:left w:val="none" w:color="000000" w:sz="4" w:space="0"/>
-          <w:bottom w:val="none" w:color="000000" w:sz="4" w:space="0"/>
-          <w:right w:val="none" w:color="000000" w:sz="4" w:space="0"/>
-        </w:tcBorders>
-      </w:tcPr>
-    </w:tblStylePr>
-    <w:tblStylePr w:type="lastRow">
-      <w:rPr>
-        <w:b/>
-        <w:color w:val="404040"/>
-      </w:rPr>
-      <w:pPr>
-        <w:pBdr/>
-        <w:spacing/>
-        <w:ind/>
-      </w:pPr>
-      <w:tblPr>
-        <w:tblBorders/>
-      </w:tblPr>
-      <w:tcPr>
-        <w:shd w:val="clear" w:color="ffffff"/>
-        <w:tcBorders>
-          <w:top w:val="none" w:color="000000" w:sz="4" w:space="0"/>
-          <w:left w:val="none" w:color="000000" w:sz="4" w:space="0"/>
-          <w:bottom w:val="none" w:color="000000" w:sz="4" w:space="0"/>
-          <w:right w:val="none" w:color="000000" w:sz="4" w:space="0"/>
-        </w:tcBorders>
-      </w:tcPr>
-    </w:tblStylePr>
     <w:tblStylePr w:type="nwCell">
       <w:pPr>
         <w:pBdr/>
@@ -8188,9 +7191,9 @@
       </w:tcPr>
     </w:tblStylePr>
   </w:style>
-  <w:style w:type="table" w:styleId="738">
+  <w:style w:type="table" w:styleId="34">
     <w:name w:val="Grid Table 3 - Accent 1"/>
-    <w:basedOn w:val="715"/>
+    <w:basedOn w:val="11"/>
     <w:uiPriority w:val="99"/>
     <w:pPr>
       <w:pBdr/>
@@ -8289,6 +7292,29 @@
         <w:tblBorders/>
       </w:tblPr>
       <w:tcPr>
+        <w:shd w:color="ffffff"/>
+        <w:tcBorders>
+          <w:top w:val="none" w:color="000000" w:sz="4" w:space="0"/>
+          <w:left w:val="none" w:color="000000" w:sz="4" w:space="0"/>
+          <w:bottom w:val="none" w:color="000000" w:sz="4" w:space="0"/>
+          <w:right w:val="none" w:color="000000" w:sz="4" w:space="0"/>
+        </w:tcBorders>
+      </w:tcPr>
+    </w:tblStylePr>
+    <w:tblStylePr w:type="firstRow">
+      <w:rPr>
+        <w:b/>
+        <w:color w:val="404040"/>
+      </w:rPr>
+      <w:pPr>
+        <w:pBdr/>
+        <w:spacing/>
+        <w:ind/>
+      </w:pPr>
+      <w:tblPr>
+        <w:tblBorders/>
+      </w:tblPr>
+      <w:tcPr>
         <w:shd w:val="clear" w:color="ffffff"/>
         <w:tcBorders>
           <w:top w:val="none" w:color="000000" w:sz="4" w:space="0"/>
@@ -8298,7 +7324,30 @@
         </w:tcBorders>
       </w:tcPr>
     </w:tblStylePr>
-    <w:tblStylePr w:type="firstRow">
+    <w:tblStylePr w:type="lastCol">
+      <w:rPr>
+        <w:i/>
+        <w:color w:val="404040"/>
+      </w:rPr>
+      <w:pPr>
+        <w:pBdr/>
+        <w:spacing/>
+        <w:ind/>
+      </w:pPr>
+      <w:tblPr>
+        <w:tblBorders/>
+      </w:tblPr>
+      <w:tcPr>
+        <w:shd w:color="ffffff"/>
+        <w:tcBorders>
+          <w:top w:val="none" w:color="000000" w:sz="4" w:space="0"/>
+          <w:left w:val="none" w:color="000000" w:sz="4" w:space="0"/>
+          <w:bottom w:val="none" w:color="000000" w:sz="4" w:space="0"/>
+          <w:right w:val="none" w:color="000000" w:sz="4" w:space="0"/>
+        </w:tcBorders>
+      </w:tcPr>
+    </w:tblStylePr>
+    <w:tblStylePr w:type="lastRow">
       <w:rPr>
         <w:b/>
         <w:color w:val="404040"/>
@@ -8321,52 +7370,6 @@
         </w:tcBorders>
       </w:tcPr>
     </w:tblStylePr>
-    <w:tblStylePr w:type="lastCol">
-      <w:rPr>
-        <w:i/>
-        <w:color w:val="404040"/>
-      </w:rPr>
-      <w:pPr>
-        <w:pBdr/>
-        <w:spacing/>
-        <w:ind/>
-      </w:pPr>
-      <w:tblPr>
-        <w:tblBorders/>
-      </w:tblPr>
-      <w:tcPr>
-        <w:shd w:val="clear" w:color="ffffff"/>
-        <w:tcBorders>
-          <w:top w:val="none" w:color="000000" w:sz="4" w:space="0"/>
-          <w:left w:val="none" w:color="000000" w:sz="4" w:space="0"/>
-          <w:bottom w:val="none" w:color="000000" w:sz="4" w:space="0"/>
-          <w:right w:val="none" w:color="000000" w:sz="4" w:space="0"/>
-        </w:tcBorders>
-      </w:tcPr>
-    </w:tblStylePr>
-    <w:tblStylePr w:type="lastRow">
-      <w:rPr>
-        <w:b/>
-        <w:color w:val="404040"/>
-      </w:rPr>
-      <w:pPr>
-        <w:pBdr/>
-        <w:spacing/>
-        <w:ind/>
-      </w:pPr>
-      <w:tblPr>
-        <w:tblBorders/>
-      </w:tblPr>
-      <w:tcPr>
-        <w:shd w:val="clear" w:color="ffffff"/>
-        <w:tcBorders>
-          <w:top w:val="none" w:color="000000" w:sz="4" w:space="0"/>
-          <w:left w:val="none" w:color="000000" w:sz="4" w:space="0"/>
-          <w:bottom w:val="none" w:color="000000" w:sz="4" w:space="0"/>
-          <w:right w:val="none" w:color="000000" w:sz="4" w:space="0"/>
-        </w:tcBorders>
-      </w:tcPr>
-    </w:tblStylePr>
     <w:tblStylePr w:type="nwCell">
       <w:pPr>
         <w:pBdr/>
@@ -8433,9 +7436,9 @@
       </w:tcPr>
     </w:tblStylePr>
   </w:style>
-  <w:style w:type="table" w:styleId="739">
+  <w:style w:type="table" w:styleId="35">
     <w:name w:val="Grid Table 3 - Accent 2"/>
-    <w:basedOn w:val="715"/>
+    <w:basedOn w:val="11"/>
     <w:uiPriority w:val="99"/>
     <w:pPr>
       <w:pBdr/>
@@ -8534,6 +7537,29 @@
         <w:tblBorders/>
       </w:tblPr>
       <w:tcPr>
+        <w:shd w:color="ffffff"/>
+        <w:tcBorders>
+          <w:top w:val="none" w:color="000000" w:sz="4" w:space="0"/>
+          <w:left w:val="none" w:color="000000" w:sz="4" w:space="0"/>
+          <w:bottom w:val="none" w:color="000000" w:sz="4" w:space="0"/>
+          <w:right w:val="none" w:color="000000" w:sz="4" w:space="0"/>
+        </w:tcBorders>
+      </w:tcPr>
+    </w:tblStylePr>
+    <w:tblStylePr w:type="firstRow">
+      <w:rPr>
+        <w:b/>
+        <w:color w:val="404040"/>
+      </w:rPr>
+      <w:pPr>
+        <w:pBdr/>
+        <w:spacing/>
+        <w:ind/>
+      </w:pPr>
+      <w:tblPr>
+        <w:tblBorders/>
+      </w:tblPr>
+      <w:tcPr>
         <w:shd w:val="clear" w:color="ffffff"/>
         <w:tcBorders>
           <w:top w:val="none" w:color="000000" w:sz="4" w:space="0"/>
@@ -8543,7 +7569,30 @@
         </w:tcBorders>
       </w:tcPr>
     </w:tblStylePr>
-    <w:tblStylePr w:type="firstRow">
+    <w:tblStylePr w:type="lastCol">
+      <w:rPr>
+        <w:i/>
+        <w:color w:val="404040"/>
+      </w:rPr>
+      <w:pPr>
+        <w:pBdr/>
+        <w:spacing/>
+        <w:ind/>
+      </w:pPr>
+      <w:tblPr>
+        <w:tblBorders/>
+      </w:tblPr>
+      <w:tcPr>
+        <w:shd w:color="ffffff"/>
+        <w:tcBorders>
+          <w:top w:val="none" w:color="000000" w:sz="4" w:space="0"/>
+          <w:left w:val="none" w:color="000000" w:sz="4" w:space="0"/>
+          <w:bottom w:val="none" w:color="000000" w:sz="4" w:space="0"/>
+          <w:right w:val="none" w:color="000000" w:sz="4" w:space="0"/>
+        </w:tcBorders>
+      </w:tcPr>
+    </w:tblStylePr>
+    <w:tblStylePr w:type="lastRow">
       <w:rPr>
         <w:b/>
         <w:color w:val="404040"/>
@@ -8566,52 +7615,6 @@
         </w:tcBorders>
       </w:tcPr>
     </w:tblStylePr>
-    <w:tblStylePr w:type="lastCol">
-      <w:rPr>
-        <w:i/>
-        <w:color w:val="404040"/>
-      </w:rPr>
-      <w:pPr>
-        <w:pBdr/>
-        <w:spacing/>
-        <w:ind/>
-      </w:pPr>
-      <w:tblPr>
-        <w:tblBorders/>
-      </w:tblPr>
-      <w:tcPr>
-        <w:shd w:val="clear" w:color="ffffff"/>
-        <w:tcBorders>
-          <w:top w:val="none" w:color="000000" w:sz="4" w:space="0"/>
-          <w:left w:val="none" w:color="000000" w:sz="4" w:space="0"/>
-          <w:bottom w:val="none" w:color="000000" w:sz="4" w:space="0"/>
-          <w:right w:val="none" w:color="000000" w:sz="4" w:space="0"/>
-        </w:tcBorders>
-      </w:tcPr>
-    </w:tblStylePr>
-    <w:tblStylePr w:type="lastRow">
-      <w:rPr>
-        <w:b/>
-        <w:color w:val="404040"/>
-      </w:rPr>
-      <w:pPr>
-        <w:pBdr/>
-        <w:spacing/>
-        <w:ind/>
-      </w:pPr>
-      <w:tblPr>
-        <w:tblBorders/>
-      </w:tblPr>
-      <w:tcPr>
-        <w:shd w:val="clear" w:color="ffffff"/>
-        <w:tcBorders>
-          <w:top w:val="none" w:color="000000" w:sz="4" w:space="0"/>
-          <w:left w:val="none" w:color="000000" w:sz="4" w:space="0"/>
-          <w:bottom w:val="none" w:color="000000" w:sz="4" w:space="0"/>
-          <w:right w:val="none" w:color="000000" w:sz="4" w:space="0"/>
-        </w:tcBorders>
-      </w:tcPr>
-    </w:tblStylePr>
     <w:tblStylePr w:type="nwCell">
       <w:pPr>
         <w:pBdr/>
@@ -8678,9 +7681,9 @@
       </w:tcPr>
     </w:tblStylePr>
   </w:style>
-  <w:style w:type="table" w:styleId="740">
+  <w:style w:type="table" w:styleId="36">
     <w:name w:val="Grid Table 3 - Accent 3"/>
-    <w:basedOn w:val="715"/>
+    <w:basedOn w:val="11"/>
     <w:uiPriority w:val="99"/>
     <w:pPr>
       <w:pBdr/>
@@ -8779,6 +7782,29 @@
         <w:tblBorders/>
       </w:tblPr>
       <w:tcPr>
+        <w:shd w:color="ffffff"/>
+        <w:tcBorders>
+          <w:top w:val="none" w:color="000000" w:sz="4" w:space="0"/>
+          <w:left w:val="none" w:color="000000" w:sz="4" w:space="0"/>
+          <w:bottom w:val="none" w:color="000000" w:sz="4" w:space="0"/>
+          <w:right w:val="none" w:color="000000" w:sz="4" w:space="0"/>
+        </w:tcBorders>
+      </w:tcPr>
+    </w:tblStylePr>
+    <w:tblStylePr w:type="firstRow">
+      <w:rPr>
+        <w:b/>
+        <w:color w:val="404040"/>
+      </w:rPr>
+      <w:pPr>
+        <w:pBdr/>
+        <w:spacing/>
+        <w:ind/>
+      </w:pPr>
+      <w:tblPr>
+        <w:tblBorders/>
+      </w:tblPr>
+      <w:tcPr>
         <w:shd w:val="clear" w:color="ffffff"/>
         <w:tcBorders>
           <w:top w:val="none" w:color="000000" w:sz="4" w:space="0"/>
@@ -8788,7 +7814,30 @@
         </w:tcBorders>
       </w:tcPr>
     </w:tblStylePr>
-    <w:tblStylePr w:type="firstRow">
+    <w:tblStylePr w:type="lastCol">
+      <w:rPr>
+        <w:i/>
+        <w:color w:val="404040"/>
+      </w:rPr>
+      <w:pPr>
+        <w:pBdr/>
+        <w:spacing/>
+        <w:ind/>
+      </w:pPr>
+      <w:tblPr>
+        <w:tblBorders/>
+      </w:tblPr>
+      <w:tcPr>
+        <w:shd w:color="ffffff"/>
+        <w:tcBorders>
+          <w:top w:val="none" w:color="000000" w:sz="4" w:space="0"/>
+          <w:left w:val="none" w:color="000000" w:sz="4" w:space="0"/>
+          <w:bottom w:val="none" w:color="000000" w:sz="4" w:space="0"/>
+          <w:right w:val="none" w:color="000000" w:sz="4" w:space="0"/>
+        </w:tcBorders>
+      </w:tcPr>
+    </w:tblStylePr>
+    <w:tblStylePr w:type="lastRow">
       <w:rPr>
         <w:b/>
         <w:color w:val="404040"/>
@@ -8811,52 +7860,6 @@
         </w:tcBorders>
       </w:tcPr>
     </w:tblStylePr>
-    <w:tblStylePr w:type="lastCol">
-      <w:rPr>
-        <w:i/>
-        <w:color w:val="404040"/>
-      </w:rPr>
-      <w:pPr>
-        <w:pBdr/>
-        <w:spacing/>
-        <w:ind/>
-      </w:pPr>
-      <w:tblPr>
-        <w:tblBorders/>
-      </w:tblPr>
-      <w:tcPr>
-        <w:shd w:val="clear" w:color="ffffff"/>
-        <w:tcBorders>
-          <w:top w:val="none" w:color="000000" w:sz="4" w:space="0"/>
-          <w:left w:val="none" w:color="000000" w:sz="4" w:space="0"/>
-          <w:bottom w:val="none" w:color="000000" w:sz="4" w:space="0"/>
-          <w:right w:val="none" w:color="000000" w:sz="4" w:space="0"/>
-        </w:tcBorders>
-      </w:tcPr>
-    </w:tblStylePr>
-    <w:tblStylePr w:type="lastRow">
-      <w:rPr>
-        <w:b/>
-        <w:color w:val="404040"/>
-      </w:rPr>
-      <w:pPr>
-        <w:pBdr/>
-        <w:spacing/>
-        <w:ind/>
-      </w:pPr>
-      <w:tblPr>
-        <w:tblBorders/>
-      </w:tblPr>
-      <w:tcPr>
-        <w:shd w:val="clear" w:color="ffffff"/>
-        <w:tcBorders>
-          <w:top w:val="none" w:color="000000" w:sz="4" w:space="0"/>
-          <w:left w:val="none" w:color="000000" w:sz="4" w:space="0"/>
-          <w:bottom w:val="none" w:color="000000" w:sz="4" w:space="0"/>
-          <w:right w:val="none" w:color="000000" w:sz="4" w:space="0"/>
-        </w:tcBorders>
-      </w:tcPr>
-    </w:tblStylePr>
     <w:tblStylePr w:type="nwCell">
       <w:pPr>
         <w:pBdr/>
@@ -8923,9 +7926,9 @@
       </w:tcPr>
     </w:tblStylePr>
   </w:style>
-  <w:style w:type="table" w:styleId="741">
+  <w:style w:type="table" w:styleId="37">
     <w:name w:val="Grid Table 3 - Accent 4"/>
-    <w:basedOn w:val="715"/>
+    <w:basedOn w:val="11"/>
     <w:uiPriority w:val="99"/>
     <w:pPr>
       <w:pBdr/>
@@ -9024,6 +8027,29 @@
         <w:tblBorders/>
       </w:tblPr>
       <w:tcPr>
+        <w:shd w:color="ffffff"/>
+        <w:tcBorders>
+          <w:top w:val="none" w:color="000000" w:sz="4" w:space="0"/>
+          <w:left w:val="none" w:color="000000" w:sz="4" w:space="0"/>
+          <w:bottom w:val="none" w:color="000000" w:sz="4" w:space="0"/>
+          <w:right w:val="none" w:color="000000" w:sz="4" w:space="0"/>
+        </w:tcBorders>
+      </w:tcPr>
+    </w:tblStylePr>
+    <w:tblStylePr w:type="firstRow">
+      <w:rPr>
+        <w:b/>
+        <w:color w:val="404040"/>
+      </w:rPr>
+      <w:pPr>
+        <w:pBdr/>
+        <w:spacing/>
+        <w:ind/>
+      </w:pPr>
+      <w:tblPr>
+        <w:tblBorders/>
+      </w:tblPr>
+      <w:tcPr>
         <w:shd w:val="clear" w:color="ffffff"/>
         <w:tcBorders>
           <w:top w:val="none" w:color="000000" w:sz="4" w:space="0"/>
@@ -9033,7 +8059,30 @@
         </w:tcBorders>
       </w:tcPr>
     </w:tblStylePr>
-    <w:tblStylePr w:type="firstRow">
+    <w:tblStylePr w:type="lastCol">
+      <w:rPr>
+        <w:i/>
+        <w:color w:val="404040"/>
+      </w:rPr>
+      <w:pPr>
+        <w:pBdr/>
+        <w:spacing/>
+        <w:ind/>
+      </w:pPr>
+      <w:tblPr>
+        <w:tblBorders/>
+      </w:tblPr>
+      <w:tcPr>
+        <w:shd w:color="ffffff"/>
+        <w:tcBorders>
+          <w:top w:val="none" w:color="000000" w:sz="4" w:space="0"/>
+          <w:left w:val="none" w:color="000000" w:sz="4" w:space="0"/>
+          <w:bottom w:val="none" w:color="000000" w:sz="4" w:space="0"/>
+          <w:right w:val="none" w:color="000000" w:sz="4" w:space="0"/>
+        </w:tcBorders>
+      </w:tcPr>
+    </w:tblStylePr>
+    <w:tblStylePr w:type="lastRow">
       <w:rPr>
         <w:b/>
         <w:color w:val="404040"/>
@@ -9056,52 +8105,6 @@
         </w:tcBorders>
       </w:tcPr>
     </w:tblStylePr>
-    <w:tblStylePr w:type="lastCol">
-      <w:rPr>
-        <w:i/>
-        <w:color w:val="404040"/>
-      </w:rPr>
-      <w:pPr>
-        <w:pBdr/>
-        <w:spacing/>
-        <w:ind/>
-      </w:pPr>
-      <w:tblPr>
-        <w:tblBorders/>
-      </w:tblPr>
-      <w:tcPr>
-        <w:shd w:val="clear" w:color="ffffff"/>
-        <w:tcBorders>
-          <w:top w:val="none" w:color="000000" w:sz="4" w:space="0"/>
-          <w:left w:val="none" w:color="000000" w:sz="4" w:space="0"/>
-          <w:bottom w:val="none" w:color="000000" w:sz="4" w:space="0"/>
-          <w:right w:val="none" w:color="000000" w:sz="4" w:space="0"/>
-        </w:tcBorders>
-      </w:tcPr>
-    </w:tblStylePr>
-    <w:tblStylePr w:type="lastRow">
-      <w:rPr>
-        <w:b/>
-        <w:color w:val="404040"/>
-      </w:rPr>
-      <w:pPr>
-        <w:pBdr/>
-        <w:spacing/>
-        <w:ind/>
-      </w:pPr>
-      <w:tblPr>
-        <w:tblBorders/>
-      </w:tblPr>
-      <w:tcPr>
-        <w:shd w:val="clear" w:color="ffffff"/>
-        <w:tcBorders>
-          <w:top w:val="none" w:color="000000" w:sz="4" w:space="0"/>
-          <w:left w:val="none" w:color="000000" w:sz="4" w:space="0"/>
-          <w:bottom w:val="none" w:color="000000" w:sz="4" w:space="0"/>
-          <w:right w:val="none" w:color="000000" w:sz="4" w:space="0"/>
-        </w:tcBorders>
-      </w:tcPr>
-    </w:tblStylePr>
     <w:tblStylePr w:type="nwCell">
       <w:pPr>
         <w:pBdr/>
@@ -9168,9 +8171,9 @@
       </w:tcPr>
     </w:tblStylePr>
   </w:style>
-  <w:style w:type="table" w:styleId="742">
+  <w:style w:type="table" w:styleId="38">
     <w:name w:val="Grid Table 3 - Accent 5"/>
-    <w:basedOn w:val="715"/>
+    <w:basedOn w:val="11"/>
     <w:uiPriority w:val="99"/>
     <w:pPr>
       <w:pBdr/>
@@ -9269,6 +8272,29 @@
         <w:tblBorders/>
       </w:tblPr>
       <w:tcPr>
+        <w:shd w:color="ffffff"/>
+        <w:tcBorders>
+          <w:top w:val="none" w:color="000000" w:sz="4" w:space="0"/>
+          <w:left w:val="none" w:color="000000" w:sz="4" w:space="0"/>
+          <w:bottom w:val="none" w:color="000000" w:sz="4" w:space="0"/>
+          <w:right w:val="none" w:color="000000" w:sz="4" w:space="0"/>
+        </w:tcBorders>
+      </w:tcPr>
+    </w:tblStylePr>
+    <w:tblStylePr w:type="firstRow">
+      <w:rPr>
+        <w:b/>
+        <w:color w:val="404040"/>
+      </w:rPr>
+      <w:pPr>
+        <w:pBdr/>
+        <w:spacing/>
+        <w:ind/>
+      </w:pPr>
+      <w:tblPr>
+        <w:tblBorders/>
+      </w:tblPr>
+      <w:tcPr>
         <w:shd w:val="clear" w:color="ffffff"/>
         <w:tcBorders>
           <w:top w:val="none" w:color="000000" w:sz="4" w:space="0"/>
@@ -9278,7 +8304,30 @@
         </w:tcBorders>
       </w:tcPr>
     </w:tblStylePr>
-    <w:tblStylePr w:type="firstRow">
+    <w:tblStylePr w:type="lastCol">
+      <w:rPr>
+        <w:i/>
+        <w:color w:val="404040"/>
+      </w:rPr>
+      <w:pPr>
+        <w:pBdr/>
+        <w:spacing/>
+        <w:ind/>
+      </w:pPr>
+      <w:tblPr>
+        <w:tblBorders/>
+      </w:tblPr>
+      <w:tcPr>
+        <w:shd w:color="ffffff"/>
+        <w:tcBorders>
+          <w:top w:val="none" w:color="000000" w:sz="4" w:space="0"/>
+          <w:left w:val="none" w:color="000000" w:sz="4" w:space="0"/>
+          <w:bottom w:val="none" w:color="000000" w:sz="4" w:space="0"/>
+          <w:right w:val="none" w:color="000000" w:sz="4" w:space="0"/>
+        </w:tcBorders>
+      </w:tcPr>
+    </w:tblStylePr>
+    <w:tblStylePr w:type="lastRow">
       <w:rPr>
         <w:b/>
         <w:color w:val="404040"/>
@@ -9301,52 +8350,6 @@
         </w:tcBorders>
       </w:tcPr>
     </w:tblStylePr>
-    <w:tblStylePr w:type="lastCol">
-      <w:rPr>
-        <w:i/>
-        <w:color w:val="404040"/>
-      </w:rPr>
-      <w:pPr>
-        <w:pBdr/>
-        <w:spacing/>
-        <w:ind/>
-      </w:pPr>
-      <w:tblPr>
-        <w:tblBorders/>
-      </w:tblPr>
-      <w:tcPr>
-        <w:shd w:val="clear" w:color="ffffff"/>
-        <w:tcBorders>
-          <w:top w:val="none" w:color="000000" w:sz="4" w:space="0"/>
-          <w:left w:val="none" w:color="000000" w:sz="4" w:space="0"/>
-          <w:bottom w:val="none" w:color="000000" w:sz="4" w:space="0"/>
-          <w:right w:val="none" w:color="000000" w:sz="4" w:space="0"/>
-        </w:tcBorders>
-      </w:tcPr>
-    </w:tblStylePr>
-    <w:tblStylePr w:type="lastRow">
-      <w:rPr>
-        <w:b/>
-        <w:color w:val="404040"/>
-      </w:rPr>
-      <w:pPr>
-        <w:pBdr/>
-        <w:spacing/>
-        <w:ind/>
-      </w:pPr>
-      <w:tblPr>
-        <w:tblBorders/>
-      </w:tblPr>
-      <w:tcPr>
-        <w:shd w:val="clear" w:color="ffffff"/>
-        <w:tcBorders>
-          <w:top w:val="none" w:color="000000" w:sz="4" w:space="0"/>
-          <w:left w:val="none" w:color="000000" w:sz="4" w:space="0"/>
-          <w:bottom w:val="none" w:color="000000" w:sz="4" w:space="0"/>
-          <w:right w:val="none" w:color="000000" w:sz="4" w:space="0"/>
-        </w:tcBorders>
-      </w:tcPr>
-    </w:tblStylePr>
     <w:tblStylePr w:type="nwCell">
       <w:pPr>
         <w:pBdr/>
@@ -9413,9 +8416,9 @@
       </w:tcPr>
     </w:tblStylePr>
   </w:style>
-  <w:style w:type="table" w:styleId="743">
+  <w:style w:type="table" w:styleId="39">
     <w:name w:val="Grid Table 3 - Accent 6"/>
-    <w:basedOn w:val="715"/>
+    <w:basedOn w:val="11"/>
     <w:uiPriority w:val="99"/>
     <w:pPr>
       <w:pBdr/>
@@ -9514,6 +8517,29 @@
         <w:tblBorders/>
       </w:tblPr>
       <w:tcPr>
+        <w:shd w:color="ffffff"/>
+        <w:tcBorders>
+          <w:top w:val="none" w:color="000000" w:sz="4" w:space="0"/>
+          <w:left w:val="none" w:color="000000" w:sz="4" w:space="0"/>
+          <w:bottom w:val="none" w:color="000000" w:sz="4" w:space="0"/>
+          <w:right w:val="none" w:color="000000" w:sz="4" w:space="0"/>
+        </w:tcBorders>
+      </w:tcPr>
+    </w:tblStylePr>
+    <w:tblStylePr w:type="firstRow">
+      <w:rPr>
+        <w:b/>
+        <w:color w:val="404040"/>
+      </w:rPr>
+      <w:pPr>
+        <w:pBdr/>
+        <w:spacing/>
+        <w:ind/>
+      </w:pPr>
+      <w:tblPr>
+        <w:tblBorders/>
+      </w:tblPr>
+      <w:tcPr>
         <w:shd w:val="clear" w:color="ffffff"/>
         <w:tcBorders>
           <w:top w:val="none" w:color="000000" w:sz="4" w:space="0"/>
@@ -9523,7 +8549,30 @@
         </w:tcBorders>
       </w:tcPr>
     </w:tblStylePr>
-    <w:tblStylePr w:type="firstRow">
+    <w:tblStylePr w:type="lastCol">
+      <w:rPr>
+        <w:i/>
+        <w:color w:val="404040"/>
+      </w:rPr>
+      <w:pPr>
+        <w:pBdr/>
+        <w:spacing/>
+        <w:ind/>
+      </w:pPr>
+      <w:tblPr>
+        <w:tblBorders/>
+      </w:tblPr>
+      <w:tcPr>
+        <w:shd w:color="ffffff"/>
+        <w:tcBorders>
+          <w:top w:val="none" w:color="000000" w:sz="4" w:space="0"/>
+          <w:left w:val="none" w:color="000000" w:sz="4" w:space="0"/>
+          <w:bottom w:val="none" w:color="000000" w:sz="4" w:space="0"/>
+          <w:right w:val="none" w:color="000000" w:sz="4" w:space="0"/>
+        </w:tcBorders>
+      </w:tcPr>
+    </w:tblStylePr>
+    <w:tblStylePr w:type="lastRow">
       <w:rPr>
         <w:b/>
         <w:color w:val="404040"/>
@@ -9546,52 +8595,6 @@
         </w:tcBorders>
       </w:tcPr>
     </w:tblStylePr>
-    <w:tblStylePr w:type="lastCol">
-      <w:rPr>
-        <w:i/>
-        <w:color w:val="404040"/>
-      </w:rPr>
-      <w:pPr>
-        <w:pBdr/>
-        <w:spacing/>
-        <w:ind/>
-      </w:pPr>
-      <w:tblPr>
-        <w:tblBorders/>
-      </w:tblPr>
-      <w:tcPr>
-        <w:shd w:val="clear" w:color="ffffff"/>
-        <w:tcBorders>
-          <w:top w:val="none" w:color="000000" w:sz="4" w:space="0"/>
-          <w:left w:val="none" w:color="000000" w:sz="4" w:space="0"/>
-          <w:bottom w:val="none" w:color="000000" w:sz="4" w:space="0"/>
-          <w:right w:val="none" w:color="000000" w:sz="4" w:space="0"/>
-        </w:tcBorders>
-      </w:tcPr>
-    </w:tblStylePr>
-    <w:tblStylePr w:type="lastRow">
-      <w:rPr>
-        <w:b/>
-        <w:color w:val="404040"/>
-      </w:rPr>
-      <w:pPr>
-        <w:pBdr/>
-        <w:spacing/>
-        <w:ind/>
-      </w:pPr>
-      <w:tblPr>
-        <w:tblBorders/>
-      </w:tblPr>
-      <w:tcPr>
-        <w:shd w:val="clear" w:color="ffffff"/>
-        <w:tcBorders>
-          <w:top w:val="none" w:color="000000" w:sz="4" w:space="0"/>
-          <w:left w:val="none" w:color="000000" w:sz="4" w:space="0"/>
-          <w:bottom w:val="none" w:color="000000" w:sz="4" w:space="0"/>
-          <w:right w:val="none" w:color="000000" w:sz="4" w:space="0"/>
-        </w:tcBorders>
-      </w:tcPr>
-    </w:tblStylePr>
     <w:tblStylePr w:type="nwCell">
       <w:pPr>
         <w:pBdr/>
@@ -9658,9 +8661,9 @@
       </w:tcPr>
     </w:tblStylePr>
   </w:style>
-  <w:style w:type="table" w:styleId="744">
+  <w:style w:type="table" w:styleId="40">
     <w:name w:val="Grid Table 4"/>
-    <w:basedOn w:val="715"/>
+    <w:basedOn w:val="11"/>
     <w:uiPriority w:val="59"/>
     <w:pPr>
       <w:pBdr/>
@@ -9891,9 +8894,9 @@
       </w:tcPr>
     </w:tblStylePr>
   </w:style>
-  <w:style w:type="table" w:styleId="745">
+  <w:style w:type="table" w:styleId="41">
     <w:name w:val="Grid Table 4 - Accent 1"/>
-    <w:basedOn w:val="715"/>
+    <w:basedOn w:val="11"/>
     <w:uiPriority w:val="59"/>
     <w:pPr>
       <w:pBdr/>
@@ -10124,9 +9127,9 @@
       </w:tcPr>
     </w:tblStylePr>
   </w:style>
-  <w:style w:type="table" w:styleId="746">
+  <w:style w:type="table" w:styleId="42">
     <w:name w:val="Grid Table 4 - Accent 2"/>
-    <w:basedOn w:val="715"/>
+    <w:basedOn w:val="11"/>
     <w:uiPriority w:val="59"/>
     <w:pPr>
       <w:pBdr/>
@@ -10357,9 +9360,9 @@
       </w:tcPr>
     </w:tblStylePr>
   </w:style>
-  <w:style w:type="table" w:styleId="747">
+  <w:style w:type="table" w:styleId="43">
     <w:name w:val="Grid Table 4 - Accent 3"/>
-    <w:basedOn w:val="715"/>
+    <w:basedOn w:val="11"/>
     <w:uiPriority w:val="59"/>
     <w:pPr>
       <w:pBdr/>
@@ -10590,9 +9593,9 @@
       </w:tcPr>
     </w:tblStylePr>
   </w:style>
-  <w:style w:type="table" w:styleId="748">
+  <w:style w:type="table" w:styleId="44">
     <w:name w:val="Grid Table 4 - Accent 4"/>
-    <w:basedOn w:val="715"/>
+    <w:basedOn w:val="11"/>
     <w:uiPriority w:val="59"/>
     <w:pPr>
       <w:pBdr/>
@@ -10823,9 +9826,9 @@
       </w:tcPr>
     </w:tblStylePr>
   </w:style>
-  <w:style w:type="table" w:styleId="749">
+  <w:style w:type="table" w:styleId="45">
     <w:name w:val="Grid Table 4 - Accent 5"/>
-    <w:basedOn w:val="715"/>
+    <w:basedOn w:val="11"/>
     <w:uiPriority w:val="59"/>
     <w:pPr>
       <w:pBdr/>
@@ -11056,9 +10059,9 @@
       </w:tcPr>
     </w:tblStylePr>
   </w:style>
-  <w:style w:type="table" w:styleId="750">
+  <w:style w:type="table" w:styleId="46">
     <w:name w:val="Grid Table 4 - Accent 6"/>
-    <w:basedOn w:val="715"/>
+    <w:basedOn w:val="11"/>
     <w:uiPriority w:val="59"/>
     <w:pPr>
       <w:pBdr/>
@@ -11289,9 +10292,9 @@
       </w:tcPr>
     </w:tblStylePr>
   </w:style>
-  <w:style w:type="table" w:styleId="751">
+  <w:style w:type="table" w:styleId="47">
     <w:name w:val="Grid Table 5 Dark"/>
-    <w:basedOn w:val="715"/>
+    <w:basedOn w:val="11"/>
     <w:uiPriority w:val="99"/>
     <w:pPr>
       <w:pBdr/>
@@ -11517,9 +10520,9 @@
       </w:tcPr>
     </w:tblStylePr>
   </w:style>
-  <w:style w:type="table" w:styleId="752">
+  <w:style w:type="table" w:styleId="48">
     <w:name w:val="Grid Table 5 Dark- Accent 1"/>
-    <w:basedOn w:val="715"/>
+    <w:basedOn w:val="11"/>
     <w:uiPriority w:val="99"/>
     <w:pPr>
       <w:pBdr/>
@@ -11745,9 +10748,9 @@
       </w:tcPr>
     </w:tblStylePr>
   </w:style>
-  <w:style w:type="table" w:styleId="753">
+  <w:style w:type="table" w:styleId="49">
     <w:name w:val="Grid Table 5 Dark - Accent 2"/>
-    <w:basedOn w:val="715"/>
+    <w:basedOn w:val="11"/>
     <w:uiPriority w:val="99"/>
     <w:pPr>
       <w:pBdr/>
@@ -11973,9 +10976,9 @@
       </w:tcPr>
     </w:tblStylePr>
   </w:style>
-  <w:style w:type="table" w:styleId="754">
+  <w:style w:type="table" w:styleId="50">
     <w:name w:val="Grid Table 5 Dark - Accent 3"/>
-    <w:basedOn w:val="715"/>
+    <w:basedOn w:val="11"/>
     <w:uiPriority w:val="99"/>
     <w:pPr>
       <w:pBdr/>
@@ -12201,9 +11204,9 @@
       </w:tcPr>
     </w:tblStylePr>
   </w:style>
-  <w:style w:type="table" w:styleId="755">
+  <w:style w:type="table" w:styleId="51">
     <w:name w:val="Grid Table 5 Dark- Accent 4"/>
-    <w:basedOn w:val="715"/>
+    <w:basedOn w:val="11"/>
     <w:uiPriority w:val="99"/>
     <w:pPr>
       <w:pBdr/>
@@ -12429,9 +11432,9 @@
       </w:tcPr>
     </w:tblStylePr>
   </w:style>
-  <w:style w:type="table" w:styleId="756">
+  <w:style w:type="table" w:styleId="52">
     <w:name w:val="Grid Table 5 Dark - Accent 5"/>
-    <w:basedOn w:val="715"/>
+    <w:basedOn w:val="11"/>
     <w:uiPriority w:val="99"/>
     <w:pPr>
       <w:pBdr/>
@@ -12657,9 +11660,9 @@
       </w:tcPr>
     </w:tblStylePr>
   </w:style>
-  <w:style w:type="table" w:styleId="757">
+  <w:style w:type="table" w:styleId="53">
     <w:name w:val="Grid Table 5 Dark - Accent 6"/>
-    <w:basedOn w:val="715"/>
+    <w:basedOn w:val="11"/>
     <w:uiPriority w:val="99"/>
     <w:pPr>
       <w:pBdr/>
@@ -12885,9 +11888,9 @@
       </w:tcPr>
     </w:tblStylePr>
   </w:style>
-  <w:style w:type="table" w:styleId="758">
+  <w:style w:type="table" w:styleId="54">
     <w:name w:val="Grid Table 6 Colorful"/>
-    <w:basedOn w:val="715"/>
+    <w:basedOn w:val="11"/>
     <w:uiPriority w:val="99"/>
     <w:pPr>
       <w:pBdr/>
@@ -13115,9 +12118,9 @@
       </w:tcPr>
     </w:tblStylePr>
   </w:style>
-  <w:style w:type="table" w:styleId="759">
+  <w:style w:type="table" w:styleId="55">
     <w:name w:val="Grid Table 6 Colorful - Accent 1"/>
-    <w:basedOn w:val="715"/>
+    <w:basedOn w:val="11"/>
     <w:uiPriority w:val="99"/>
     <w:pPr>
       <w:pBdr/>
@@ -13345,9 +12348,9 @@
       </w:tcPr>
     </w:tblStylePr>
   </w:style>
-  <w:style w:type="table" w:styleId="760">
+  <w:style w:type="table" w:styleId="56">
     <w:name w:val="Grid Table 6 Colorful - Accent 2"/>
-    <w:basedOn w:val="715"/>
+    <w:basedOn w:val="11"/>
     <w:uiPriority w:val="99"/>
     <w:pPr>
       <w:pBdr/>
@@ -13575,9 +12578,9 @@
       </w:tcPr>
     </w:tblStylePr>
   </w:style>
-  <w:style w:type="table" w:styleId="761">
+  <w:style w:type="table" w:styleId="57">
     <w:name w:val="Grid Table 6 Colorful - Accent 3"/>
-    <w:basedOn w:val="715"/>
+    <w:basedOn w:val="11"/>
     <w:uiPriority w:val="99"/>
     <w:pPr>
       <w:pBdr/>
@@ -13805,9 +12808,9 @@
       </w:tcPr>
     </w:tblStylePr>
   </w:style>
-  <w:style w:type="table" w:styleId="762">
+  <w:style w:type="table" w:styleId="58">
     <w:name w:val="Grid Table 6 Colorful - Accent 4"/>
-    <w:basedOn w:val="715"/>
+    <w:basedOn w:val="11"/>
     <w:uiPriority w:val="99"/>
     <w:pPr>
       <w:pBdr/>
@@ -14035,9 +13038,9 @@
       </w:tcPr>
     </w:tblStylePr>
   </w:style>
-  <w:style w:type="table" w:styleId="763">
+  <w:style w:type="table" w:styleId="59">
     <w:name w:val="Grid Table 6 Colorful - Accent 5"/>
-    <w:basedOn w:val="715"/>
+    <w:basedOn w:val="11"/>
     <w:uiPriority w:val="99"/>
     <w:pPr>
       <w:pBdr/>
@@ -14265,9 +13268,9 @@
       </w:tcPr>
     </w:tblStylePr>
   </w:style>
-  <w:style w:type="table" w:styleId="764">
+  <w:style w:type="table" w:styleId="60">
     <w:name w:val="Grid Table 6 Colorful - Accent 6"/>
-    <w:basedOn w:val="715"/>
+    <w:basedOn w:val="11"/>
     <w:uiPriority w:val="99"/>
     <w:pPr>
       <w:pBdr/>
@@ -14495,9 +13498,9 @@
       </w:tcPr>
     </w:tblStylePr>
   </w:style>
-  <w:style w:type="table" w:styleId="765">
+  <w:style w:type="table" w:styleId="61">
     <w:name w:val="Grid Table 7 Colorful"/>
-    <w:basedOn w:val="715"/>
+    <w:basedOn w:val="11"/>
     <w:uiPriority w:val="99"/>
     <w:pPr>
       <w:pBdr/>
@@ -14599,11 +13602,11 @@
         <w:tblBorders/>
       </w:tblPr>
       <w:tcPr>
-        <w:shd w:val="clear" w:color="ffffff"/>
+        <w:shd w:color="ffffff"/>
         <w:tcBorders>
-          <w:top w:val="none" w:color="000000" w:sz="4" w:space="0"/>
-          <w:left w:val="none" w:color="000000" w:sz="4" w:space="0"/>
-          <w:bottom w:val="none" w:color="000000" w:sz="4" w:space="0"/>
+          <w:top w:val="none"/>
+          <w:left w:val="none"/>
+          <w:bottom w:val="none"/>
           <w:right w:val="single" w:color="000000" w:themeColor="text1" w:themeTint="80" w:sz="4" w:space="0"/>
         </w:tcBorders>
       </w:tcPr>
@@ -14626,10 +13629,10 @@
       <w:tcPr>
         <w:shd w:val="clear" w:color="ffffff" w:themeColor="light1" w:fill="ffffff" w:themeFill="light1"/>
         <w:tcBorders>
-          <w:top w:val="none" w:color="000000" w:sz="4" w:space="0"/>
-          <w:left w:val="none" w:color="000000" w:sz="4" w:space="0"/>
+          <w:top w:val="none"/>
+          <w:left w:val="none"/>
           <w:bottom w:val="single" w:color="000000" w:themeColor="text1" w:themeTint="80" w:sz="4" w:space="0"/>
-          <w:right w:val="none" w:color="000000" w:sz="4" w:space="0"/>
+          <w:right w:val="none"/>
         </w:tcBorders>
       </w:tcPr>
     </w:tblStylePr>
@@ -14649,12 +13652,12 @@
         <w:tblBorders/>
       </w:tblPr>
       <w:tcPr>
-        <w:shd w:val="clear" w:color="ffffff"/>
+        <w:shd w:color="ffffff"/>
         <w:tcBorders>
-          <w:top w:val="none" w:color="000000" w:sz="4" w:space="0"/>
+          <w:top w:val="none"/>
           <w:left w:val="single" w:color="000000" w:themeColor="text1" w:themeTint="80" w:sz="4" w:space="0"/>
-          <w:bottom w:val="none" w:color="000000" w:sz="4" w:space="0"/>
-          <w:right w:val="none" w:color="000000" w:sz="4" w:space="0"/>
+          <w:bottom w:val="none"/>
+          <w:right w:val="none"/>
         </w:tcBorders>
       </w:tcPr>
     </w:tblStylePr>
@@ -14677,9 +13680,9 @@
         <w:shd w:val="clear" w:color="ffffff" w:themeColor="light1" w:fill="ffffff" w:themeFill="light1"/>
         <w:tcBorders>
           <w:top w:val="single" w:color="000000" w:themeColor="text1" w:themeTint="80" w:sz="4" w:space="0"/>
-          <w:left w:val="none" w:color="000000" w:sz="4" w:space="0"/>
-          <w:bottom w:val="none" w:color="000000" w:sz="4" w:space="0"/>
-          <w:right w:val="none" w:color="000000" w:sz="4" w:space="0"/>
+          <w:left w:val="none"/>
+          <w:bottom w:val="none"/>
+          <w:right w:val="none"/>
         </w:tcBorders>
       </w:tcPr>
     </w:tblStylePr>
@@ -14749,9 +13752,9 @@
       </w:tcPr>
     </w:tblStylePr>
   </w:style>
-  <w:style w:type="table" w:styleId="766">
+  <w:style w:type="table" w:styleId="62">
     <w:name w:val="Grid Table 7 Colorful - Accent 1"/>
-    <w:basedOn w:val="715"/>
+    <w:basedOn w:val="11"/>
     <w:uiPriority w:val="99"/>
     <w:pPr>
       <w:pBdr/>
@@ -14853,11 +13856,11 @@
         <w:tblBorders/>
       </w:tblPr>
       <w:tcPr>
-        <w:shd w:val="clear" w:color="ffffff"/>
+        <w:shd w:color="ffffff"/>
         <w:tcBorders>
-          <w:top w:val="none" w:color="000000" w:sz="4" w:space="0"/>
-          <w:left w:val="none" w:color="000000" w:sz="4" w:space="0"/>
-          <w:bottom w:val="none" w:color="000000" w:sz="4" w:space="0"/>
+          <w:top w:val="none"/>
+          <w:left w:val="none"/>
+          <w:bottom w:val="none"/>
           <w:right w:val="single" w:color="000000" w:themeColor="accent1" w:themeTint="80" w:sz="4" w:space="0"/>
         </w:tcBorders>
       </w:tcPr>
@@ -14880,10 +13883,10 @@
       <w:tcPr>
         <w:shd w:val="clear" w:color="ffffff" w:themeColor="light1" w:fill="ffffff" w:themeFill="light1"/>
         <w:tcBorders>
-          <w:top w:val="none" w:color="000000" w:sz="4" w:space="0"/>
-          <w:left w:val="none" w:color="000000" w:sz="4" w:space="0"/>
+          <w:top w:val="none"/>
+          <w:left w:val="none"/>
           <w:bottom w:val="single" w:color="000000" w:themeColor="accent1" w:themeTint="80" w:sz="4" w:space="0"/>
-          <w:right w:val="none" w:color="000000" w:sz="4" w:space="0"/>
+          <w:right w:val="none"/>
         </w:tcBorders>
       </w:tcPr>
     </w:tblStylePr>
@@ -14903,12 +13906,12 @@
         <w:tblBorders/>
       </w:tblPr>
       <w:tcPr>
-        <w:shd w:val="clear" w:color="ffffff"/>
+        <w:shd w:color="ffffff"/>
         <w:tcBorders>
-          <w:top w:val="none" w:color="000000" w:sz="4" w:space="0"/>
+          <w:top w:val="none"/>
           <w:left w:val="single" w:color="000000" w:themeColor="accent1" w:themeTint="80" w:sz="4" w:space="0"/>
-          <w:bottom w:val="none" w:color="000000" w:sz="4" w:space="0"/>
-          <w:right w:val="none" w:color="000000" w:sz="4" w:space="0"/>
+          <w:bottom w:val="none"/>
+          <w:right w:val="none"/>
         </w:tcBorders>
       </w:tcPr>
     </w:tblStylePr>
@@ -14931,9 +13934,9 @@
         <w:shd w:val="clear" w:color="ffffff" w:themeColor="light1" w:fill="ffffff" w:themeFill="light1"/>
         <w:tcBorders>
           <w:top w:val="single" w:color="000000" w:themeColor="accent1" w:themeTint="80" w:sz="4" w:space="0"/>
-          <w:left w:val="none" w:color="000000" w:sz="4" w:space="0"/>
-          <w:bottom w:val="none" w:color="000000" w:sz="4" w:space="0"/>
-          <w:right w:val="none" w:color="000000" w:sz="4" w:space="0"/>
+          <w:left w:val="none"/>
+          <w:bottom w:val="none"/>
+          <w:right w:val="none"/>
         </w:tcBorders>
       </w:tcPr>
     </w:tblStylePr>
@@ -15003,9 +14006,9 @@
       </w:tcPr>
     </w:tblStylePr>
   </w:style>
-  <w:style w:type="table" w:styleId="767">
+  <w:style w:type="table" w:styleId="63">
     <w:name w:val="Grid Table 7 Colorful - Accent 2"/>
-    <w:basedOn w:val="715"/>
+    <w:basedOn w:val="11"/>
     <w:uiPriority w:val="99"/>
     <w:pPr>
       <w:pBdr/>
@@ -15107,11 +14110,11 @@
         <w:tblBorders/>
       </w:tblPr>
       <w:tcPr>
-        <w:shd w:val="clear" w:color="ffffff"/>
+        <w:shd w:color="ffffff"/>
         <w:tcBorders>
-          <w:top w:val="none" w:color="000000" w:sz="4" w:space="0"/>
-          <w:left w:val="none" w:color="000000" w:sz="4" w:space="0"/>
-          <w:bottom w:val="none" w:color="000000" w:sz="4" w:space="0"/>
+          <w:top w:val="none"/>
+          <w:left w:val="none"/>
+          <w:bottom w:val="none"/>
           <w:right w:val="single" w:color="000000" w:themeColor="accent2" w:themeTint="97" w:sz="4" w:space="0"/>
         </w:tcBorders>
       </w:tcPr>
@@ -15134,10 +14137,10 @@
       <w:tcPr>
         <w:shd w:val="clear" w:color="ffffff" w:themeColor="light1" w:fill="ffffff" w:themeFill="light1"/>
         <w:tcBorders>
-          <w:top w:val="none" w:color="000000" w:sz="4" w:space="0"/>
-          <w:left w:val="none" w:color="000000" w:sz="4" w:space="0"/>
+          <w:top w:val="none"/>
+          <w:left w:val="none"/>
           <w:bottom w:val="single" w:color="000000" w:themeColor="accent2" w:themeTint="97" w:sz="4" w:space="0"/>
-          <w:right w:val="none" w:color="000000" w:sz="4" w:space="0"/>
+          <w:right w:val="none"/>
         </w:tcBorders>
       </w:tcPr>
     </w:tblStylePr>
@@ -15157,12 +14160,12 @@
         <w:tblBorders/>
       </w:tblPr>
       <w:tcPr>
-        <w:shd w:val="clear" w:color="ffffff"/>
+        <w:shd w:color="ffffff"/>
         <w:tcBorders>
-          <w:top w:val="none" w:color="000000" w:sz="4" w:space="0"/>
+          <w:top w:val="none"/>
           <w:left w:val="single" w:color="000000" w:themeColor="accent2" w:themeTint="97" w:sz="4" w:space="0"/>
-          <w:bottom w:val="none" w:color="000000" w:sz="4" w:space="0"/>
-          <w:right w:val="none" w:color="000000" w:sz="4" w:space="0"/>
+          <w:bottom w:val="none"/>
+          <w:right w:val="none"/>
         </w:tcBorders>
       </w:tcPr>
     </w:tblStylePr>
@@ -15185,9 +14188,9 @@
         <w:shd w:val="clear" w:color="ffffff" w:themeColor="light1" w:fill="ffffff" w:themeFill="light1"/>
         <w:tcBorders>
           <w:top w:val="single" w:color="000000" w:themeColor="accent2" w:themeTint="97" w:sz="4" w:space="0"/>
-          <w:left w:val="none" w:color="000000" w:sz="4" w:space="0"/>
-          <w:bottom w:val="none" w:color="000000" w:sz="4" w:space="0"/>
-          <w:right w:val="none" w:color="000000" w:sz="4" w:space="0"/>
+          <w:left w:val="none"/>
+          <w:bottom w:val="none"/>
+          <w:right w:val="none"/>
         </w:tcBorders>
       </w:tcPr>
     </w:tblStylePr>
@@ -15257,9 +14260,9 @@
       </w:tcPr>
     </w:tblStylePr>
   </w:style>
-  <w:style w:type="table" w:styleId="768">
+  <w:style w:type="table" w:styleId="64">
     <w:name w:val="Grid Table 7 Colorful - Accent 3"/>
-    <w:basedOn w:val="715"/>
+    <w:basedOn w:val="11"/>
     <w:uiPriority w:val="99"/>
     <w:pPr>
       <w:pBdr/>
@@ -15361,11 +14364,11 @@
         <w:tblBorders/>
       </w:tblPr>
       <w:tcPr>
-        <w:shd w:val="clear" w:color="ffffff"/>
+        <w:shd w:color="ffffff"/>
         <w:tcBorders>
-          <w:top w:val="none" w:color="000000" w:sz="4" w:space="0"/>
-          <w:left w:val="none" w:color="000000" w:sz="4" w:space="0"/>
-          <w:bottom w:val="none" w:color="000000" w:sz="4" w:space="0"/>
+          <w:top w:val="none"/>
+          <w:left w:val="none"/>
+          <w:bottom w:val="none"/>
           <w:right w:val="single" w:color="000000" w:themeColor="accent3" w:themeTint="FE" w:sz="4" w:space="0"/>
         </w:tcBorders>
       </w:tcPr>
@@ -15388,10 +14391,10 @@
       <w:tcPr>
         <w:shd w:val="clear" w:color="ffffff" w:themeColor="light1" w:fill="ffffff" w:themeFill="light1"/>
         <w:tcBorders>
-          <w:top w:val="none" w:color="000000" w:sz="4" w:space="0"/>
-          <w:left w:val="none" w:color="000000" w:sz="4" w:space="0"/>
+          <w:top w:val="none"/>
+          <w:left w:val="none"/>
           <w:bottom w:val="single" w:color="000000" w:themeColor="accent3" w:themeTint="FE" w:sz="4" w:space="0"/>
-          <w:right w:val="none" w:color="000000" w:sz="4" w:space="0"/>
+          <w:right w:val="none"/>
         </w:tcBorders>
       </w:tcPr>
     </w:tblStylePr>
@@ -15411,12 +14414,12 @@
         <w:tblBorders/>
       </w:tblPr>
       <w:tcPr>
-        <w:shd w:val="clear" w:color="ffffff"/>
+        <w:shd w:color="ffffff"/>
         <w:tcBorders>
-          <w:top w:val="none" w:color="000000" w:sz="4" w:space="0"/>
+          <w:top w:val="none"/>
           <w:left w:val="single" w:color="000000" w:themeColor="accent3" w:themeTint="FE" w:sz="4" w:space="0"/>
-          <w:bottom w:val="none" w:color="000000" w:sz="4" w:space="0"/>
-          <w:right w:val="none" w:color="000000" w:sz="4" w:space="0"/>
+          <w:bottom w:val="none"/>
+          <w:right w:val="none"/>
         </w:tcBorders>
       </w:tcPr>
     </w:tblStylePr>
@@ -15439,9 +14442,9 @@
         <w:shd w:val="clear" w:color="ffffff" w:themeColor="light1" w:fill="ffffff" w:themeFill="light1"/>
         <w:tcBorders>
           <w:top w:val="single" w:color="000000" w:themeColor="accent3" w:themeTint="FE" w:sz="4" w:space="0"/>
-          <w:left w:val="none" w:color="000000" w:sz="4" w:space="0"/>
-          <w:bottom w:val="none" w:color="000000" w:sz="4" w:space="0"/>
-          <w:right w:val="none" w:color="000000" w:sz="4" w:space="0"/>
+          <w:left w:val="none"/>
+          <w:bottom w:val="none"/>
+          <w:right w:val="none"/>
         </w:tcBorders>
       </w:tcPr>
     </w:tblStylePr>
@@ -15511,9 +14514,9 @@
       </w:tcPr>
     </w:tblStylePr>
   </w:style>
-  <w:style w:type="table" w:styleId="769">
+  <w:style w:type="table" w:styleId="65">
     <w:name w:val="Grid Table 7 Colorful - Accent 4"/>
-    <w:basedOn w:val="715"/>
+    <w:basedOn w:val="11"/>
     <w:uiPriority w:val="99"/>
     <w:pPr>
       <w:pBdr/>
@@ -15615,11 +14618,11 @@
         <w:tblBorders/>
       </w:tblPr>
       <w:tcPr>
-        <w:shd w:val="clear" w:color="ffffff"/>
+        <w:shd w:color="ffffff"/>
         <w:tcBorders>
-          <w:top w:val="none" w:color="000000" w:sz="4" w:space="0"/>
-          <w:left w:val="none" w:color="000000" w:sz="4" w:space="0"/>
-          <w:bottom w:val="none" w:color="000000" w:sz="4" w:space="0"/>
+          <w:top w:val="none"/>
+          <w:left w:val="none"/>
+          <w:bottom w:val="none"/>
           <w:right w:val="single" w:color="000000" w:themeColor="accent4" w:themeTint="9A" w:sz="4" w:space="0"/>
         </w:tcBorders>
       </w:tcPr>
@@ -15642,10 +14645,10 @@
       <w:tcPr>
         <w:shd w:val="clear" w:color="ffffff" w:themeColor="light1" w:fill="ffffff" w:themeFill="light1"/>
         <w:tcBorders>
-          <w:top w:val="none" w:color="000000" w:sz="4" w:space="0"/>
-          <w:left w:val="none" w:color="000000" w:sz="4" w:space="0"/>
+          <w:top w:val="none"/>
+          <w:left w:val="none"/>
           <w:bottom w:val="single" w:color="000000" w:themeColor="accent4" w:themeTint="9A" w:sz="4" w:space="0"/>
-          <w:right w:val="none" w:color="000000" w:sz="4" w:space="0"/>
+          <w:right w:val="none"/>
         </w:tcBorders>
       </w:tcPr>
     </w:tblStylePr>
@@ -15665,12 +14668,12 @@
         <w:tblBorders/>
       </w:tblPr>
       <w:tcPr>
-        <w:shd w:val="clear" w:color="ffffff"/>
+        <w:shd w:color="ffffff"/>
         <w:tcBorders>
-          <w:top w:val="none" w:color="000000" w:sz="4" w:space="0"/>
+          <w:top w:val="none"/>
           <w:left w:val="single" w:color="000000" w:themeColor="accent4" w:themeTint="9A" w:sz="4" w:space="0"/>
-          <w:bottom w:val="none" w:color="000000" w:sz="4" w:space="0"/>
-          <w:right w:val="none" w:color="000000" w:sz="4" w:space="0"/>
+          <w:bottom w:val="none"/>
+          <w:right w:val="none"/>
         </w:tcBorders>
       </w:tcPr>
     </w:tblStylePr>
@@ -15693,9 +14696,9 @@
         <w:shd w:val="clear" w:color="ffffff" w:themeColor="light1" w:fill="ffffff" w:themeFill="light1"/>
         <w:tcBorders>
           <w:top w:val="single" w:color="000000" w:themeColor="accent4" w:themeTint="9A" w:sz="4" w:space="0"/>
-          <w:left w:val="none" w:color="000000" w:sz="4" w:space="0"/>
-          <w:bottom w:val="none" w:color="000000" w:sz="4" w:space="0"/>
-          <w:right w:val="none" w:color="000000" w:sz="4" w:space="0"/>
+          <w:left w:val="none"/>
+          <w:bottom w:val="none"/>
+          <w:right w:val="none"/>
         </w:tcBorders>
       </w:tcPr>
     </w:tblStylePr>
@@ -15765,9 +14768,9 @@
       </w:tcPr>
     </w:tblStylePr>
   </w:style>
-  <w:style w:type="table" w:styleId="770">
+  <w:style w:type="table" w:styleId="66">
     <w:name w:val="Grid Table 7 Colorful - Accent 5"/>
-    <w:basedOn w:val="715"/>
+    <w:basedOn w:val="11"/>
     <w:uiPriority w:val="99"/>
     <w:pPr>
       <w:pBdr/>
@@ -15869,11 +14872,11 @@
         <w:tblBorders/>
       </w:tblPr>
       <w:tcPr>
-        <w:shd w:val="clear" w:color="ffffff"/>
+        <w:shd w:color="ffffff"/>
         <w:tcBorders>
-          <w:top w:val="none" w:color="000000" w:sz="4" w:space="0"/>
-          <w:left w:val="none" w:color="000000" w:sz="4" w:space="0"/>
-          <w:bottom w:val="none" w:color="000000" w:sz="4" w:space="0"/>
+          <w:top w:val="none"/>
+          <w:left w:val="none"/>
+          <w:bottom w:val="none"/>
           <w:right w:val="single" w:color="000000" w:themeColor="accent5" w:themeTint="90" w:sz="4" w:space="0"/>
         </w:tcBorders>
       </w:tcPr>
@@ -15896,10 +14899,10 @@
       <w:tcPr>
         <w:shd w:val="clear" w:color="ffffff" w:themeColor="light1" w:fill="ffffff" w:themeFill="light1"/>
         <w:tcBorders>
-          <w:top w:val="none" w:color="000000" w:sz="4" w:space="0"/>
-          <w:left w:val="none" w:color="000000" w:sz="4" w:space="0"/>
+          <w:top w:val="none"/>
+          <w:left w:val="none"/>
           <w:bottom w:val="single" w:color="000000" w:themeColor="accent5" w:themeTint="90" w:sz="4" w:space="0"/>
-          <w:right w:val="none" w:color="000000" w:sz="4" w:space="0"/>
+          <w:right w:val="none"/>
         </w:tcBorders>
       </w:tcPr>
     </w:tblStylePr>
@@ -15919,12 +14922,12 @@
         <w:tblBorders/>
       </w:tblPr>
       <w:tcPr>
-        <w:shd w:val="clear" w:color="ffffff"/>
+        <w:shd w:color="ffffff"/>
         <w:tcBorders>
-          <w:top w:val="none" w:color="000000" w:sz="4" w:space="0"/>
+          <w:top w:val="none"/>
           <w:left w:val="single" w:color="000000" w:themeColor="accent5" w:themeTint="90" w:sz="4" w:space="0"/>
-          <w:bottom w:val="none" w:color="000000" w:sz="4" w:space="0"/>
-          <w:right w:val="none" w:color="000000" w:sz="4" w:space="0"/>
+          <w:bottom w:val="none"/>
+          <w:right w:val="none"/>
         </w:tcBorders>
       </w:tcPr>
     </w:tblStylePr>
@@ -15947,9 +14950,9 @@
         <w:shd w:val="clear" w:color="ffffff" w:themeColor="light1" w:fill="ffffff" w:themeFill="light1"/>
         <w:tcBorders>
           <w:top w:val="single" w:color="000000" w:themeColor="accent5" w:themeTint="90" w:sz="4" w:space="0"/>
-          <w:left w:val="none" w:color="000000" w:sz="4" w:space="0"/>
-          <w:bottom w:val="none" w:color="000000" w:sz="4" w:space="0"/>
-          <w:right w:val="none" w:color="000000" w:sz="4" w:space="0"/>
+          <w:left w:val="none"/>
+          <w:bottom w:val="none"/>
+          <w:right w:val="none"/>
         </w:tcBorders>
       </w:tcPr>
     </w:tblStylePr>
@@ -16019,9 +15022,9 @@
       </w:tcPr>
     </w:tblStylePr>
   </w:style>
-  <w:style w:type="table" w:styleId="771">
+  <w:style w:type="table" w:styleId="67">
     <w:name w:val="Grid Table 7 Colorful - Accent 6"/>
-    <w:basedOn w:val="715"/>
+    <w:basedOn w:val="11"/>
     <w:uiPriority w:val="99"/>
     <w:pPr>
       <w:pBdr/>
@@ -16123,11 +15126,11 @@
         <w:tblBorders/>
       </w:tblPr>
       <w:tcPr>
-        <w:shd w:val="clear" w:color="ffffff"/>
+        <w:shd w:color="ffffff"/>
         <w:tcBorders>
-          <w:top w:val="none" w:color="000000" w:sz="4" w:space="0"/>
-          <w:left w:val="none" w:color="000000" w:sz="4" w:space="0"/>
-          <w:bottom w:val="none" w:color="000000" w:sz="4" w:space="0"/>
+          <w:top w:val="none"/>
+          <w:left w:val="none"/>
+          <w:bottom w:val="none"/>
           <w:right w:val="single" w:color="000000" w:themeColor="accent6" w:themeTint="90" w:sz="4" w:space="0"/>
         </w:tcBorders>
       </w:tcPr>
@@ -16150,10 +15153,10 @@
       <w:tcPr>
         <w:shd w:val="clear" w:color="ffffff" w:themeColor="light1" w:fill="ffffff" w:themeFill="light1"/>
         <w:tcBorders>
-          <w:top w:val="none" w:color="000000" w:sz="4" w:space="0"/>
-          <w:left w:val="none" w:color="000000" w:sz="4" w:space="0"/>
+          <w:top w:val="none"/>
+          <w:left w:val="none"/>
           <w:bottom w:val="single" w:color="000000" w:themeColor="accent6" w:themeTint="90" w:sz="4" w:space="0"/>
-          <w:right w:val="none" w:color="000000" w:sz="4" w:space="0"/>
+          <w:right w:val="none"/>
         </w:tcBorders>
       </w:tcPr>
     </w:tblStylePr>
@@ -16173,12 +15176,12 @@
         <w:tblBorders/>
       </w:tblPr>
       <w:tcPr>
-        <w:shd w:val="clear" w:color="ffffff"/>
+        <w:shd w:color="ffffff"/>
         <w:tcBorders>
-          <w:top w:val="none" w:color="000000" w:sz="4" w:space="0"/>
+          <w:top w:val="none"/>
           <w:left w:val="single" w:color="000000" w:themeColor="accent6" w:themeTint="90" w:sz="4" w:space="0"/>
-          <w:bottom w:val="none" w:color="000000" w:sz="4" w:space="0"/>
-          <w:right w:val="none" w:color="000000" w:sz="4" w:space="0"/>
+          <w:bottom w:val="none"/>
+          <w:right w:val="none"/>
         </w:tcBorders>
       </w:tcPr>
     </w:tblStylePr>
@@ -16201,9 +15204,9 @@
         <w:shd w:val="clear" w:color="ffffff" w:themeColor="light1" w:fill="ffffff" w:themeFill="light1"/>
         <w:tcBorders>
           <w:top w:val="single" w:color="000000" w:themeColor="accent6" w:themeTint="90" w:sz="4" w:space="0"/>
-          <w:left w:val="none" w:color="000000" w:sz="4" w:space="0"/>
-          <w:bottom w:val="none" w:color="000000" w:sz="4" w:space="0"/>
-          <w:right w:val="none" w:color="000000" w:sz="4" w:space="0"/>
+          <w:left w:val="none"/>
+          <w:bottom w:val="none"/>
+          <w:right w:val="none"/>
         </w:tcBorders>
       </w:tcPr>
     </w:tblStylePr>
@@ -16273,9 +15276,9 @@
       </w:tcPr>
     </w:tblStylePr>
   </w:style>
-  <w:style w:type="table" w:styleId="772">
+  <w:style w:type="table" w:styleId="68">
     <w:name w:val="List Table 1 Light"/>
-    <w:basedOn w:val="715"/>
+    <w:basedOn w:val="11"/>
     <w:uiPriority w:val="99"/>
     <w:pPr>
       <w:pBdr/>
@@ -16489,9 +15492,9 @@
       </w:tcPr>
     </w:tblStylePr>
   </w:style>
-  <w:style w:type="table" w:styleId="773">
+  <w:style w:type="table" w:styleId="69">
     <w:name w:val="List Table 1 Light - Accent 1"/>
-    <w:basedOn w:val="715"/>
+    <w:basedOn w:val="11"/>
     <w:uiPriority w:val="99"/>
     <w:pPr>
       <w:pBdr/>
@@ -16705,9 +15708,9 @@
       </w:tcPr>
     </w:tblStylePr>
   </w:style>
-  <w:style w:type="table" w:styleId="774">
+  <w:style w:type="table" w:styleId="70">
     <w:name w:val="List Table 1 Light - Accent 2"/>
-    <w:basedOn w:val="715"/>
+    <w:basedOn w:val="11"/>
     <w:uiPriority w:val="99"/>
     <w:pPr>
       <w:pBdr/>
@@ -16921,9 +15924,9 @@
       </w:tcPr>
     </w:tblStylePr>
   </w:style>
-  <w:style w:type="table" w:styleId="775">
+  <w:style w:type="table" w:styleId="71">
     <w:name w:val="List Table 1 Light - Accent 3"/>
-    <w:basedOn w:val="715"/>
+    <w:basedOn w:val="11"/>
     <w:uiPriority w:val="99"/>
     <w:pPr>
       <w:pBdr/>
@@ -17137,9 +16140,9 @@
       </w:tcPr>
     </w:tblStylePr>
   </w:style>
-  <w:style w:type="table" w:styleId="776">
+  <w:style w:type="table" w:styleId="72">
     <w:name w:val="List Table 1 Light - Accent 4"/>
-    <w:basedOn w:val="715"/>
+    <w:basedOn w:val="11"/>
     <w:uiPriority w:val="99"/>
     <w:pPr>
       <w:pBdr/>
@@ -17353,9 +16356,9 @@
       </w:tcPr>
     </w:tblStylePr>
   </w:style>
-  <w:style w:type="table" w:styleId="777">
+  <w:style w:type="table" w:styleId="73">
     <w:name w:val="List Table 1 Light - Accent 5"/>
-    <w:basedOn w:val="715"/>
+    <w:basedOn w:val="11"/>
     <w:uiPriority w:val="99"/>
     <w:pPr>
       <w:pBdr/>
@@ -17569,9 +16572,9 @@
       </w:tcPr>
     </w:tblStylePr>
   </w:style>
-  <w:style w:type="table" w:styleId="778">
+  <w:style w:type="table" w:styleId="74">
     <w:name w:val="List Table 1 Light - Accent 6"/>
-    <w:basedOn w:val="715"/>
+    <w:basedOn w:val="11"/>
     <w:uiPriority w:val="99"/>
     <w:pPr>
       <w:pBdr/>
@@ -17785,9 +16788,9 @@
       </w:tcPr>
     </w:tblStylePr>
   </w:style>
-  <w:style w:type="table" w:styleId="779">
+  <w:style w:type="table" w:styleId="75">
     <w:name w:val="List Table 2"/>
-    <w:basedOn w:val="715"/>
+    <w:basedOn w:val="11"/>
     <w:uiPriority w:val="99"/>
     <w:pPr>
       <w:pBdr/>
@@ -18023,9 +17026,9 @@
       </w:tcPr>
     </w:tblStylePr>
   </w:style>
-  <w:style w:type="table" w:styleId="780">
+  <w:style w:type="table" w:styleId="76">
     <w:name w:val="List Table 2 - Accent 1"/>
-    <w:basedOn w:val="715"/>
+    <w:basedOn w:val="11"/>
     <w:uiPriority w:val="99"/>
     <w:pPr>
       <w:pBdr/>
@@ -18261,9 +17264,9 @@
       </w:tcPr>
     </w:tblStylePr>
   </w:style>
-  <w:style w:type="table" w:styleId="781">
+  <w:style w:type="table" w:styleId="77">
     <w:name w:val="List Table 2 - Accent 2"/>
-    <w:basedOn w:val="715"/>
+    <w:basedOn w:val="11"/>
     <w:uiPriority w:val="99"/>
     <w:pPr>
       <w:pBdr/>
@@ -18499,9 +17502,9 @@
       </w:tcPr>
     </w:tblStylePr>
   </w:style>
-  <w:style w:type="table" w:styleId="782">
+  <w:style w:type="table" w:styleId="78">
     <w:name w:val="List Table 2 - Accent 3"/>
-    <w:basedOn w:val="715"/>
+    <w:basedOn w:val="11"/>
     <w:uiPriority w:val="99"/>
     <w:pPr>
       <w:pBdr/>
@@ -18737,9 +17740,9 @@
       </w:tcPr>
     </w:tblStylePr>
   </w:style>
-  <w:style w:type="table" w:styleId="783">
+  <w:style w:type="table" w:styleId="79">
     <w:name w:val="List Table 2 - Accent 4"/>
-    <w:basedOn w:val="715"/>
+    <w:basedOn w:val="11"/>
     <w:uiPriority w:val="99"/>
     <w:pPr>
       <w:pBdr/>
@@ -18975,9 +17978,9 @@
       </w:tcPr>
     </w:tblStylePr>
   </w:style>
-  <w:style w:type="table" w:styleId="784">
+  <w:style w:type="table" w:styleId="80">
     <w:name w:val="List Table 2 - Accent 5"/>
-    <w:basedOn w:val="715"/>
+    <w:basedOn w:val="11"/>
     <w:uiPriority w:val="99"/>
     <w:pPr>
       <w:pBdr/>
@@ -19213,9 +18216,9 @@
       </w:tcPr>
     </w:tblStylePr>
   </w:style>
-  <w:style w:type="table" w:styleId="785">
+  <w:style w:type="table" w:styleId="81">
     <w:name w:val="List Table 2 - Accent 6"/>
-    <w:basedOn w:val="715"/>
+    <w:basedOn w:val="11"/>
     <w:uiPriority w:val="99"/>
     <w:pPr>
       <w:pBdr/>
@@ -19451,9 +18454,9 @@
       </w:tcPr>
     </w:tblStylePr>
   </w:style>
-  <w:style w:type="table" w:styleId="786">
+  <w:style w:type="table" w:styleId="82">
     <w:name w:val="List Table 3"/>
-    <w:basedOn w:val="715"/>
+    <w:basedOn w:val="11"/>
     <w:uiPriority w:val="99"/>
     <w:pPr>
       <w:pBdr/>
@@ -19679,9 +18682,9 @@
       </w:tcPr>
     </w:tblStylePr>
   </w:style>
-  <w:style w:type="table" w:styleId="787">
+  <w:style w:type="table" w:styleId="83">
     <w:name w:val="List Table 3 - Accent 1"/>
-    <w:basedOn w:val="715"/>
+    <w:basedOn w:val="11"/>
     <w:uiPriority w:val="99"/>
     <w:pPr>
       <w:pBdr/>
@@ -19907,9 +18910,9 @@
       </w:tcPr>
     </w:tblStylePr>
   </w:style>
-  <w:style w:type="table" w:styleId="788">
+  <w:style w:type="table" w:styleId="84">
     <w:name w:val="List Table 3 - Accent 2"/>
-    <w:basedOn w:val="715"/>
+    <w:basedOn w:val="11"/>
     <w:uiPriority w:val="99"/>
     <w:pPr>
       <w:pBdr/>
@@ -20135,9 +19138,9 @@
       </w:tcPr>
     </w:tblStylePr>
   </w:style>
-  <w:style w:type="table" w:styleId="789">
+  <w:style w:type="table" w:styleId="85">
     <w:name w:val="List Table 3 - Accent 3"/>
-    <w:basedOn w:val="715"/>
+    <w:basedOn w:val="11"/>
     <w:uiPriority w:val="99"/>
     <w:pPr>
       <w:pBdr/>
@@ -20363,9 +19366,9 @@
       </w:tcPr>
     </w:tblStylePr>
   </w:style>
-  <w:style w:type="table" w:styleId="790">
+  <w:style w:type="table" w:styleId="86">
     <w:name w:val="List Table 3 - Accent 4"/>
-    <w:basedOn w:val="715"/>
+    <w:basedOn w:val="11"/>
     <w:uiPriority w:val="99"/>
     <w:pPr>
       <w:pBdr/>
@@ -20591,9 +19594,9 @@
       </w:tcPr>
     </w:tblStylePr>
   </w:style>
-  <w:style w:type="table" w:styleId="791">
+  <w:style w:type="table" w:styleId="87">
     <w:name w:val="List Table 3 - Accent 5"/>
-    <w:basedOn w:val="715"/>
+    <w:basedOn w:val="11"/>
     <w:uiPriority w:val="99"/>
     <w:pPr>
       <w:pBdr/>
@@ -20819,9 +19822,9 @@
       </w:tcPr>
     </w:tblStylePr>
   </w:style>
-  <w:style w:type="table" w:styleId="792">
+  <w:style w:type="table" w:styleId="88">
     <w:name w:val="List Table 3 - Accent 6"/>
-    <w:basedOn w:val="715"/>
+    <w:basedOn w:val="11"/>
     <w:uiPriority w:val="99"/>
     <w:pPr>
       <w:pBdr/>
@@ -21047,9 +20050,9 @@
       </w:tcPr>
     </w:tblStylePr>
   </w:style>
-  <w:style w:type="table" w:styleId="793">
+  <w:style w:type="table" w:styleId="89">
     <w:name w:val="List Table 4"/>
-    <w:basedOn w:val="715"/>
+    <w:basedOn w:val="11"/>
     <w:uiPriority w:val="99"/>
     <w:pPr>
       <w:pBdr/>
@@ -21272,9 +20275,9 @@
       </w:tcPr>
     </w:tblStylePr>
   </w:style>
-  <w:style w:type="table" w:styleId="794">
+  <w:style w:type="table" w:styleId="90">
     <w:name w:val="List Table 4 - Accent 1"/>
-    <w:basedOn w:val="715"/>
+    <w:basedOn w:val="11"/>
     <w:uiPriority w:val="99"/>
     <w:pPr>
       <w:pBdr/>
@@ -21497,9 +20500,9 @@
       </w:tcPr>
     </w:tblStylePr>
   </w:style>
-  <w:style w:type="table" w:styleId="795">
+  <w:style w:type="table" w:styleId="91">
     <w:name w:val="List Table 4 - Accent 2"/>
-    <w:basedOn w:val="715"/>
+    <w:basedOn w:val="11"/>
     <w:uiPriority w:val="99"/>
     <w:pPr>
       <w:pBdr/>
@@ -21722,9 +20725,9 @@
       </w:tcPr>
     </w:tblStylePr>
   </w:style>
-  <w:style w:type="table" w:styleId="796">
+  <w:style w:type="table" w:styleId="92">
     <w:name w:val="List Table 4 - Accent 3"/>
-    <w:basedOn w:val="715"/>
+    <w:basedOn w:val="11"/>
     <w:uiPriority w:val="99"/>
     <w:pPr>
       <w:pBdr/>
@@ -21947,9 +20950,9 @@
       </w:tcPr>
     </w:tblStylePr>
   </w:style>
-  <w:style w:type="table" w:styleId="797">
+  <w:style w:type="table" w:styleId="93">
     <w:name w:val="List Table 4 - Accent 4"/>
-    <w:basedOn w:val="715"/>
+    <w:basedOn w:val="11"/>
     <w:uiPriority w:val="99"/>
     <w:pPr>
       <w:pBdr/>
@@ -22172,9 +21175,9 @@
       </w:tcPr>
     </w:tblStylePr>
   </w:style>
-  <w:style w:type="table" w:styleId="798">
+  <w:style w:type="table" w:styleId="94">
     <w:name w:val="List Table 4 - Accent 5"/>
-    <w:basedOn w:val="715"/>
+    <w:basedOn w:val="11"/>
     <w:uiPriority w:val="99"/>
     <w:pPr>
       <w:pBdr/>
@@ -22397,9 +21400,9 @@
       </w:tcPr>
     </w:tblStylePr>
   </w:style>
-  <w:style w:type="table" w:styleId="799">
+  <w:style w:type="table" w:styleId="95">
     <w:name w:val="List Table 4 - Accent 6"/>
-    <w:basedOn w:val="715"/>
+    <w:basedOn w:val="11"/>
     <w:uiPriority w:val="99"/>
     <w:pPr>
       <w:pBdr/>
@@ -22622,9 +21625,9 @@
       </w:tcPr>
     </w:tblStylePr>
   </w:style>
-  <w:style w:type="table" w:styleId="800">
+  <w:style w:type="table" w:styleId="96">
     <w:name w:val="List Table 5 Dark"/>
-    <w:basedOn w:val="715"/>
+    <w:basedOn w:val="11"/>
     <w:uiPriority w:val="99"/>
     <w:pPr>
       <w:pBdr/>
@@ -22864,9 +21867,9 @@
       </w:tcPr>
     </w:tblStylePr>
   </w:style>
-  <w:style w:type="table" w:styleId="801">
+  <w:style w:type="table" w:styleId="97">
     <w:name w:val="List Table 5 Dark - Accent 1"/>
-    <w:basedOn w:val="715"/>
+    <w:basedOn w:val="11"/>
     <w:uiPriority w:val="99"/>
     <w:pPr>
       <w:pBdr/>
@@ -23106,9 +22109,9 @@
       </w:tcPr>
     </w:tblStylePr>
   </w:style>
-  <w:style w:type="table" w:styleId="802">
+  <w:style w:type="table" w:styleId="98">
     <w:name w:val="List Table 5 Dark - Accent 2"/>
-    <w:basedOn w:val="715"/>
+    <w:basedOn w:val="11"/>
     <w:uiPriority w:val="99"/>
     <w:pPr>
       <w:pBdr/>
@@ -23348,9 +22351,9 @@
       </w:tcPr>
     </w:tblStylePr>
   </w:style>
-  <w:style w:type="table" w:styleId="803">
+  <w:style w:type="table" w:styleId="99">
     <w:name w:val="List Table 5 Dark - Accent 3"/>
-    <w:basedOn w:val="715"/>
+    <w:basedOn w:val="11"/>
     <w:uiPriority w:val="99"/>
     <w:pPr>
       <w:pBdr/>
@@ -23590,9 +22593,9 @@
       </w:tcPr>
     </w:tblStylePr>
   </w:style>
-  <w:style w:type="table" w:styleId="804">
+  <w:style w:type="table" w:styleId="100">
     <w:name w:val="List Table 5 Dark - Accent 4"/>
-    <w:basedOn w:val="715"/>
+    <w:basedOn w:val="11"/>
     <w:uiPriority w:val="99"/>
     <w:pPr>
       <w:pBdr/>
@@ -23832,9 +22835,9 @@
       </w:tcPr>
     </w:tblStylePr>
   </w:style>
-  <w:style w:type="table" w:styleId="805">
+  <w:style w:type="table" w:styleId="101">
     <w:name w:val="List Table 5 Dark - Accent 5"/>
-    <w:basedOn w:val="715"/>
+    <w:basedOn w:val="11"/>
     <w:uiPriority w:val="99"/>
     <w:pPr>
       <w:pBdr/>
@@ -24074,9 +23077,9 @@
       </w:tcPr>
     </w:tblStylePr>
   </w:style>
-  <w:style w:type="table" w:styleId="806">
+  <w:style w:type="table" w:styleId="102">
     <w:name w:val="List Table 5 Dark - Accent 6"/>
-    <w:basedOn w:val="715"/>
+    <w:basedOn w:val="11"/>
     <w:uiPriority w:val="99"/>
     <w:pPr>
       <w:pBdr/>
@@ -24316,9 +23319,9 @@
       </w:tcPr>
     </w:tblStylePr>
   </w:style>
-  <w:style w:type="table" w:styleId="807">
+  <w:style w:type="table" w:styleId="103">
     <w:name w:val="List Table 6 Colorful"/>
-    <w:basedOn w:val="715"/>
+    <w:basedOn w:val="11"/>
     <w:uiPriority w:val="99"/>
     <w:pPr>
       <w:pBdr/>
@@ -24539,9 +23542,9 @@
       </w:tcPr>
     </w:tblStylePr>
   </w:style>
-  <w:style w:type="table" w:styleId="808">
+  <w:style w:type="table" w:styleId="104">
     <w:name w:val="List Table 6 Colorful - Accent 1"/>
-    <w:basedOn w:val="715"/>
+    <w:basedOn w:val="11"/>
     <w:uiPriority w:val="99"/>
     <w:pPr>
       <w:pBdr/>
@@ -24762,9 +23765,9 @@
       </w:tcPr>
     </w:tblStylePr>
   </w:style>
-  <w:style w:type="table" w:styleId="809">
+  <w:style w:type="table" w:styleId="105">
     <w:name w:val="List Table 6 Colorful - Accent 2"/>
-    <w:basedOn w:val="715"/>
+    <w:basedOn w:val="11"/>
     <w:uiPriority w:val="99"/>
     <w:pPr>
       <w:pBdr/>
@@ -24985,9 +23988,9 @@
       </w:tcPr>
     </w:tblStylePr>
   </w:style>
-  <w:style w:type="table" w:styleId="810">
+  <w:style w:type="table" w:styleId="106">
     <w:name w:val="List Table 6 Colorful - Accent 3"/>
-    <w:basedOn w:val="715"/>
+    <w:basedOn w:val="11"/>
     <w:uiPriority w:val="99"/>
     <w:pPr>
       <w:pBdr/>
@@ -25208,9 +24211,9 @@
       </w:tcPr>
     </w:tblStylePr>
   </w:style>
-  <w:style w:type="table" w:styleId="811">
+  <w:style w:type="table" w:styleId="107">
     <w:name w:val="List Table 6 Colorful - Accent 4"/>
-    <w:basedOn w:val="715"/>
+    <w:basedOn w:val="11"/>
     <w:uiPriority w:val="99"/>
     <w:pPr>
       <w:pBdr/>
@@ -25431,9 +24434,9 @@
       </w:tcPr>
     </w:tblStylePr>
   </w:style>
-  <w:style w:type="table" w:styleId="812">
+  <w:style w:type="table" w:styleId="108">
     <w:name w:val="List Table 6 Colorful - Accent 5"/>
-    <w:basedOn w:val="715"/>
+    <w:basedOn w:val="11"/>
     <w:uiPriority w:val="99"/>
     <w:pPr>
       <w:pBdr/>
@@ -25654,9 +24657,9 @@
       </w:tcPr>
     </w:tblStylePr>
   </w:style>
-  <w:style w:type="table" w:styleId="813">
+  <w:style w:type="table" w:styleId="109">
     <w:name w:val="List Table 6 Colorful - Accent 6"/>
-    <w:basedOn w:val="715"/>
+    <w:basedOn w:val="11"/>
     <w:uiPriority w:val="99"/>
     <w:pPr>
       <w:pBdr/>
@@ -25877,9 +24880,9 @@
       </w:tcPr>
     </w:tblStylePr>
   </w:style>
-  <w:style w:type="table" w:styleId="814">
+  <w:style w:type="table" w:styleId="110">
     <w:name w:val="List Table 7 Colorful"/>
-    <w:basedOn w:val="715"/>
+    <w:basedOn w:val="11"/>
     <w:uiPriority w:val="99"/>
     <w:pPr>
       <w:pBdr/>
@@ -25978,11 +24981,11 @@
         <w:tblBorders/>
       </w:tblPr>
       <w:tcPr>
-        <w:shd w:val="clear" w:color="ffffff"/>
+        <w:shd w:color="ffffff"/>
         <w:tcBorders>
-          <w:top w:val="none" w:color="000000" w:sz="4" w:space="0"/>
-          <w:left w:val="none" w:color="000000" w:sz="4" w:space="0"/>
-          <w:bottom w:val="none" w:color="000000" w:sz="4" w:space="0"/>
+          <w:top w:val="none"/>
+          <w:left w:val="none"/>
+          <w:bottom w:val="none"/>
           <w:right w:val="single" w:color="000000" w:themeColor="text1" w:themeTint="80" w:sz="4" w:space="0"/>
         </w:tcBorders>
       </w:tcPr>
@@ -26005,10 +25008,10 @@
       <w:tcPr>
         <w:shd w:val="clear" w:color="ffffff" w:themeColor="light1" w:fill="ffffff" w:themeFill="light1"/>
         <w:tcBorders>
-          <w:top w:val="none" w:color="000000" w:sz="4" w:space="0"/>
-          <w:left w:val="none" w:color="000000" w:sz="4" w:space="0"/>
+          <w:top w:val="none"/>
+          <w:left w:val="none"/>
           <w:bottom w:val="single" w:color="000000" w:themeColor="text1" w:themeTint="80" w:sz="4" w:space="0"/>
-          <w:right w:val="none" w:color="000000" w:sz="4" w:space="0"/>
+          <w:right w:val="none"/>
         </w:tcBorders>
       </w:tcPr>
     </w:tblStylePr>
@@ -26028,12 +25031,12 @@
         <w:tblBorders/>
       </w:tblPr>
       <w:tcPr>
-        <w:shd w:val="clear" w:color="ffffff"/>
+        <w:shd w:color="ffffff"/>
         <w:tcBorders>
-          <w:top w:val="none" w:color="000000" w:sz="4" w:space="0"/>
+          <w:top w:val="none"/>
           <w:left w:val="single" w:color="000000" w:themeColor="text1" w:themeTint="80" w:sz="4" w:space="0"/>
-          <w:bottom w:val="none" w:color="000000" w:sz="4" w:space="0"/>
-          <w:right w:val="none" w:color="000000" w:sz="4" w:space="0"/>
+          <w:bottom w:val="none"/>
+          <w:right w:val="none"/>
         </w:tcBorders>
       </w:tcPr>
     </w:tblStylePr>
@@ -26056,9 +25059,9 @@
         <w:shd w:val="clear" w:color="ffffff" w:themeColor="light1" w:fill="ffffff" w:themeFill="light1"/>
         <w:tcBorders>
           <w:top w:val="single" w:color="000000" w:themeColor="text1" w:themeTint="80" w:sz="4" w:space="0"/>
-          <w:left w:val="none" w:color="000000" w:sz="4" w:space="0"/>
-          <w:bottom w:val="none" w:color="000000" w:sz="4" w:space="0"/>
-          <w:right w:val="none" w:color="000000" w:sz="4" w:space="0"/>
+          <w:left w:val="none"/>
+          <w:bottom w:val="none"/>
+          <w:right w:val="none"/>
         </w:tcBorders>
       </w:tcPr>
     </w:tblStylePr>
@@ -26133,9 +25136,9 @@
       </w:tcPr>
     </w:tblStylePr>
   </w:style>
-  <w:style w:type="table" w:styleId="815">
+  <w:style w:type="table" w:styleId="111">
     <w:name w:val="List Table 7 Colorful - Accent 1"/>
-    <w:basedOn w:val="715"/>
+    <w:basedOn w:val="11"/>
     <w:uiPriority w:val="99"/>
     <w:pPr>
       <w:pBdr/>
@@ -26234,11 +25237,11 @@
         <w:tblBorders/>
       </w:tblPr>
       <w:tcPr>
-        <w:shd w:val="clear" w:color="ffffff"/>
+        <w:shd w:color="ffffff"/>
         <w:tcBorders>
-          <w:top w:val="none" w:color="000000" w:sz="4" w:space="0"/>
-          <w:left w:val="none" w:color="000000" w:sz="4" w:space="0"/>
-          <w:bottom w:val="none" w:color="000000" w:sz="4" w:space="0"/>
+          <w:top w:val="none"/>
+          <w:left w:val="none"/>
+          <w:bottom w:val="none"/>
           <w:right w:val="single" w:color="000000" w:themeColor="accent1" w:sz="4" w:space="0"/>
         </w:tcBorders>
       </w:tcPr>
@@ -26261,10 +25264,10 @@
       <w:tcPr>
         <w:shd w:val="clear" w:color="ffffff" w:themeColor="light1" w:fill="ffffff" w:themeFill="light1"/>
         <w:tcBorders>
-          <w:top w:val="none" w:color="000000" w:sz="4" w:space="0"/>
-          <w:left w:val="none" w:color="000000" w:sz="4" w:space="0"/>
+          <w:top w:val="none"/>
+          <w:left w:val="none"/>
           <w:bottom w:val="single" w:color="000000" w:themeColor="accent1" w:sz="4" w:space="0"/>
-          <w:right w:val="none" w:color="000000" w:sz="4" w:space="0"/>
+          <w:right w:val="none"/>
         </w:tcBorders>
       </w:tcPr>
     </w:tblStylePr>
@@ -26284,12 +25287,12 @@
         <w:tblBorders/>
       </w:tblPr>
       <w:tcPr>
-        <w:shd w:val="clear" w:color="ffffff"/>
+        <w:shd w:color="ffffff"/>
         <w:tcBorders>
-          <w:top w:val="none" w:color="000000" w:sz="4" w:space="0"/>
+          <w:top w:val="none"/>
           <w:left w:val="single" w:color="000000" w:themeColor="accent1" w:sz="4" w:space="0"/>
-          <w:bottom w:val="none" w:color="000000" w:sz="4" w:space="0"/>
-          <w:right w:val="none" w:color="000000" w:sz="4" w:space="0"/>
+          <w:bottom w:val="none"/>
+          <w:right w:val="none"/>
         </w:tcBorders>
       </w:tcPr>
     </w:tblStylePr>
@@ -26312,9 +25315,9 @@
         <w:shd w:val="clear" w:color="ffffff" w:themeColor="light1" w:fill="ffffff" w:themeFill="light1"/>
         <w:tcBorders>
           <w:top w:val="single" w:color="000000" w:themeColor="accent1" w:sz="4" w:space="0"/>
-          <w:left w:val="none" w:color="000000" w:sz="4" w:space="0"/>
-          <w:bottom w:val="none" w:color="000000" w:sz="4" w:space="0"/>
-          <w:right w:val="none" w:color="000000" w:sz="4" w:space="0"/>
+          <w:left w:val="none"/>
+          <w:bottom w:val="none"/>
+          <w:right w:val="none"/>
         </w:tcBorders>
       </w:tcPr>
     </w:tblStylePr>
@@ -26389,9 +25392,9 @@
       </w:tcPr>
     </w:tblStylePr>
   </w:style>
-  <w:style w:type="table" w:styleId="816">
+  <w:style w:type="table" w:styleId="112">
     <w:name w:val="List Table 7 Colorful - Accent 2"/>
-    <w:basedOn w:val="715"/>
+    <w:basedOn w:val="11"/>
     <w:uiPriority w:val="99"/>
     <w:pPr>
       <w:pBdr/>
@@ -26490,11 +25493,11 @@
         <w:tblBorders/>
       </w:tblPr>
       <w:tcPr>
-        <w:shd w:val="clear" w:color="ffffff"/>
+        <w:shd w:color="ffffff"/>
         <w:tcBorders>
-          <w:top w:val="none" w:color="000000" w:sz="4" w:space="0"/>
-          <w:left w:val="none" w:color="000000" w:sz="4" w:space="0"/>
-          <w:bottom w:val="none" w:color="000000" w:sz="4" w:space="0"/>
+          <w:top w:val="none"/>
+          <w:left w:val="none"/>
+          <w:bottom w:val="none"/>
           <w:right w:val="single" w:color="000000" w:themeColor="accent2" w:themeTint="97" w:sz="4" w:space="0"/>
         </w:tcBorders>
       </w:tcPr>
@@ -26517,10 +25520,10 @@
       <w:tcPr>
         <w:shd w:val="clear" w:color="ffffff" w:themeColor="light1" w:fill="ffffff" w:themeFill="light1"/>
         <w:tcBorders>
-          <w:top w:val="none" w:color="000000" w:sz="4" w:space="0"/>
-          <w:left w:val="none" w:color="000000" w:sz="4" w:space="0"/>
+          <w:top w:val="none"/>
+          <w:left w:val="none"/>
           <w:bottom w:val="single" w:color="000000" w:themeColor="accent2" w:themeTint="97" w:sz="4" w:space="0"/>
-          <w:right w:val="none" w:color="000000" w:sz="4" w:space="0"/>
+          <w:right w:val="none"/>
         </w:tcBorders>
       </w:tcPr>
     </w:tblStylePr>
@@ -26540,12 +25543,12 @@
         <w:tblBorders/>
       </w:tblPr>
       <w:tcPr>
-        <w:shd w:val="clear" w:color="ffffff"/>
+        <w:shd w:color="ffffff"/>
         <w:tcBorders>
-          <w:top w:val="none" w:color="000000" w:sz="4" w:space="0"/>
+          <w:top w:val="none"/>
           <w:left w:val="single" w:color="000000" w:themeColor="accent2" w:themeTint="97" w:sz="4" w:space="0"/>
-          <w:bottom w:val="none" w:color="000000" w:sz="4" w:space="0"/>
-          <w:right w:val="none" w:color="000000" w:sz="4" w:space="0"/>
+          <w:bottom w:val="none"/>
+          <w:right w:val="none"/>
         </w:tcBorders>
       </w:tcPr>
     </w:tblStylePr>
@@ -26568,9 +25571,9 @@
         <w:shd w:val="clear" w:color="ffffff" w:themeColor="light1" w:fill="ffffff" w:themeFill="light1"/>
         <w:tcBorders>
           <w:top w:val="single" w:color="000000" w:themeColor="accent2" w:themeTint="97" w:sz="4" w:space="0"/>
-          <w:left w:val="none" w:color="000000" w:sz="4" w:space="0"/>
-          <w:bottom w:val="none" w:color="000000" w:sz="4" w:space="0"/>
-          <w:right w:val="none" w:color="000000" w:sz="4" w:space="0"/>
+          <w:left w:val="none"/>
+          <w:bottom w:val="none"/>
+          <w:right w:val="none"/>
         </w:tcBorders>
       </w:tcPr>
     </w:tblStylePr>
@@ -26645,9 +25648,9 @@
       </w:tcPr>
     </w:tblStylePr>
   </w:style>
-  <w:style w:type="table" w:styleId="817">
+  <w:style w:type="table" w:styleId="113">
     <w:name w:val="List Table 7 Colorful - Accent 3"/>
-    <w:basedOn w:val="715"/>
+    <w:basedOn w:val="11"/>
     <w:uiPriority w:val="99"/>
     <w:pPr>
       <w:pBdr/>
@@ -26746,11 +25749,11 @@
         <w:tblBorders/>
       </w:tblPr>
       <w:tcPr>
-        <w:shd w:val="clear" w:color="ffffff"/>
+        <w:shd w:color="ffffff"/>
         <w:tcBorders>
-          <w:top w:val="none" w:color="000000" w:sz="4" w:space="0"/>
-          <w:left w:val="none" w:color="000000" w:sz="4" w:space="0"/>
-          <w:bottom w:val="none" w:color="000000" w:sz="4" w:space="0"/>
+          <w:top w:val="none"/>
+          <w:left w:val="none"/>
+          <w:bottom w:val="none"/>
           <w:right w:val="single" w:color="000000" w:themeColor="accent3" w:themeTint="98" w:sz="4" w:space="0"/>
         </w:tcBorders>
       </w:tcPr>
@@ -26773,10 +25776,10 @@
       <w:tcPr>
         <w:shd w:val="clear" w:color="ffffff" w:themeColor="light1" w:fill="ffffff" w:themeFill="light1"/>
         <w:tcBorders>
-          <w:top w:val="none" w:color="000000" w:sz="4" w:space="0"/>
-          <w:left w:val="none" w:color="000000" w:sz="4" w:space="0"/>
+          <w:top w:val="none"/>
+          <w:left w:val="none"/>
           <w:bottom w:val="single" w:color="000000" w:themeColor="accent3" w:themeTint="98" w:sz="4" w:space="0"/>
-          <w:right w:val="none" w:color="000000" w:sz="4" w:space="0"/>
+          <w:right w:val="none"/>
         </w:tcBorders>
       </w:tcPr>
     </w:tblStylePr>
@@ -26796,12 +25799,12 @@
         <w:tblBorders/>
       </w:tblPr>
       <w:tcPr>
-        <w:shd w:val="clear" w:color="ffffff"/>
+        <w:shd w:color="ffffff"/>
         <w:tcBorders>
-          <w:top w:val="none" w:color="000000" w:sz="4" w:space="0"/>
+          <w:top w:val="none"/>
           <w:left w:val="single" w:color="000000" w:themeColor="accent3" w:themeTint="98" w:sz="4" w:space="0"/>
-          <w:bottom w:val="none" w:color="000000" w:sz="4" w:space="0"/>
-          <w:right w:val="none" w:color="000000" w:sz="4" w:space="0"/>
+          <w:bottom w:val="none"/>
+          <w:right w:val="none"/>
         </w:tcBorders>
       </w:tcPr>
     </w:tblStylePr>
@@ -26824,9 +25827,9 @@
         <w:shd w:val="clear" w:color="ffffff" w:themeColor="light1" w:fill="ffffff" w:themeFill="light1"/>
         <w:tcBorders>
           <w:top w:val="single" w:color="000000" w:themeColor="accent3" w:themeTint="98" w:sz="4" w:space="0"/>
-          <w:left w:val="none" w:color="000000" w:sz="4" w:space="0"/>
-          <w:bottom w:val="none" w:color="000000" w:sz="4" w:space="0"/>
-          <w:right w:val="none" w:color="000000" w:sz="4" w:space="0"/>
+          <w:left w:val="none"/>
+          <w:bottom w:val="none"/>
+          <w:right w:val="none"/>
         </w:tcBorders>
       </w:tcPr>
     </w:tblStylePr>
@@ -26901,9 +25904,9 @@
       </w:tcPr>
     </w:tblStylePr>
   </w:style>
-  <w:style w:type="table" w:styleId="818">
+  <w:style w:type="table" w:styleId="114">
     <w:name w:val="List Table 7 Colorful - Accent 4"/>
-    <w:basedOn w:val="715"/>
+    <w:basedOn w:val="11"/>
     <w:uiPriority w:val="99"/>
     <w:pPr>
       <w:pBdr/>
@@ -27002,11 +26005,11 @@
         <w:tblBorders/>
       </w:tblPr>
       <w:tcPr>
-        <w:shd w:val="clear" w:color="ffffff"/>
+        <w:shd w:color="ffffff"/>
         <w:tcBorders>
-          <w:top w:val="none" w:color="000000" w:sz="4" w:space="0"/>
-          <w:left w:val="none" w:color="000000" w:sz="4" w:space="0"/>
-          <w:bottom w:val="none" w:color="000000" w:sz="4" w:space="0"/>
+          <w:top w:val="none"/>
+          <w:left w:val="none"/>
+          <w:bottom w:val="none"/>
           <w:right w:val="single" w:color="000000" w:themeColor="accent4" w:themeTint="9A" w:sz="4" w:space="0"/>
         </w:tcBorders>
       </w:tcPr>
@@ -27029,10 +26032,10 @@
       <w:tcPr>
         <w:shd w:val="clear" w:color="ffffff" w:themeColor="light1" w:fill="ffffff" w:themeFill="light1"/>
         <w:tcBorders>
-          <w:top w:val="none" w:color="000000" w:sz="4" w:space="0"/>
-          <w:left w:val="none" w:color="000000" w:sz="4" w:space="0"/>
+          <w:top w:val="none"/>
+          <w:left w:val="none"/>
           <w:bottom w:val="single" w:color="000000" w:themeColor="accent4" w:themeTint="9A" w:sz="4" w:space="0"/>
-          <w:right w:val="none" w:color="000000" w:sz="4" w:space="0"/>
+          <w:right w:val="none"/>
         </w:tcBorders>
       </w:tcPr>
     </w:tblStylePr>
@@ -27052,12 +26055,12 @@
         <w:tblBorders/>
       </w:tblPr>
       <w:tcPr>
-        <w:shd w:val="clear" w:color="ffffff"/>
+        <w:shd w:color="ffffff"/>
         <w:tcBorders>
-          <w:top w:val="none" w:color="000000" w:sz="4" w:space="0"/>
+          <w:top w:val="none"/>
           <w:left w:val="single" w:color="000000" w:themeColor="accent4" w:themeTint="9A" w:sz="4" w:space="0"/>
-          <w:bottom w:val="none" w:color="000000" w:sz="4" w:space="0"/>
-          <w:right w:val="none" w:color="000000" w:sz="4" w:space="0"/>
+          <w:bottom w:val="none"/>
+          <w:right w:val="none"/>
         </w:tcBorders>
       </w:tcPr>
     </w:tblStylePr>
@@ -27080,9 +26083,9 @@
         <w:shd w:val="clear" w:color="ffffff" w:themeColor="light1" w:fill="ffffff" w:themeFill="light1"/>
         <w:tcBorders>
           <w:top w:val="single" w:color="000000" w:themeColor="accent4" w:themeTint="9A" w:sz="4" w:space="0"/>
-          <w:left w:val="none" w:color="000000" w:sz="4" w:space="0"/>
-          <w:bottom w:val="none" w:color="000000" w:sz="4" w:space="0"/>
-          <w:right w:val="none" w:color="000000" w:sz="4" w:space="0"/>
+          <w:left w:val="none"/>
+          <w:bottom w:val="none"/>
+          <w:right w:val="none"/>
         </w:tcBorders>
       </w:tcPr>
     </w:tblStylePr>
@@ -27157,9 +26160,9 @@
       </w:tcPr>
     </w:tblStylePr>
   </w:style>
-  <w:style w:type="table" w:styleId="819">
+  <w:style w:type="table" w:styleId="115">
     <w:name w:val="List Table 7 Colorful - Accent 5"/>
-    <w:basedOn w:val="715"/>
+    <w:basedOn w:val="11"/>
     <w:uiPriority w:val="99"/>
     <w:pPr>
       <w:pBdr/>
@@ -27258,11 +26261,11 @@
         <w:tblBorders/>
       </w:tblPr>
       <w:tcPr>
-        <w:shd w:val="clear" w:color="ffffff"/>
+        <w:shd w:color="ffffff"/>
         <w:tcBorders>
-          <w:top w:val="none" w:color="000000" w:sz="4" w:space="0"/>
-          <w:left w:val="none" w:color="000000" w:sz="4" w:space="0"/>
-          <w:bottom w:val="none" w:color="000000" w:sz="4" w:space="0"/>
+          <w:top w:val="none"/>
+          <w:left w:val="none"/>
+          <w:bottom w:val="none"/>
           <w:right w:val="single" w:color="000000" w:themeColor="accent5" w:themeTint="9A" w:sz="4" w:space="0"/>
         </w:tcBorders>
       </w:tcPr>
@@ -27285,10 +26288,10 @@
       <w:tcPr>
         <w:shd w:val="clear" w:color="ffffff" w:themeColor="light1" w:fill="ffffff" w:themeFill="light1"/>
         <w:tcBorders>
-          <w:top w:val="none" w:color="000000" w:sz="4" w:space="0"/>
-          <w:left w:val="none" w:color="000000" w:sz="4" w:space="0"/>
+          <w:top w:val="none"/>
+          <w:left w:val="none"/>
           <w:bottom w:val="single" w:color="000000" w:themeColor="accent5" w:themeTint="9A" w:sz="4" w:space="0"/>
-          <w:right w:val="none" w:color="000000" w:sz="4" w:space="0"/>
+          <w:right w:val="none"/>
         </w:tcBorders>
       </w:tcPr>
     </w:tblStylePr>
@@ -27308,12 +26311,12 @@
         <w:tblBorders/>
       </w:tblPr>
       <w:tcPr>
-        <w:shd w:val="clear" w:color="ffffff"/>
+        <w:shd w:color="ffffff"/>
         <w:tcBorders>
-          <w:top w:val="none" w:color="000000" w:sz="4" w:space="0"/>
+          <w:top w:val="none"/>
           <w:left w:val="single" w:color="000000" w:themeColor="accent5" w:themeTint="9A" w:sz="4" w:space="0"/>
-          <w:bottom w:val="none" w:color="000000" w:sz="4" w:space="0"/>
-          <w:right w:val="none" w:color="000000" w:sz="4" w:space="0"/>
+          <w:bottom w:val="none"/>
+          <w:right w:val="none"/>
         </w:tcBorders>
       </w:tcPr>
     </w:tblStylePr>
@@ -27336,9 +26339,9 @@
         <w:shd w:val="clear" w:color="ffffff" w:themeColor="light1" w:fill="ffffff" w:themeFill="light1"/>
         <w:tcBorders>
           <w:top w:val="single" w:color="000000" w:themeColor="accent5" w:themeTint="9A" w:sz="4" w:space="0"/>
-          <w:left w:val="none" w:color="000000" w:sz="4" w:space="0"/>
-          <w:bottom w:val="none" w:color="000000" w:sz="4" w:space="0"/>
-          <w:right w:val="none" w:color="000000" w:sz="4" w:space="0"/>
+          <w:left w:val="none"/>
+          <w:bottom w:val="none"/>
+          <w:right w:val="none"/>
         </w:tcBorders>
       </w:tcPr>
     </w:tblStylePr>
@@ -27413,9 +26416,9 @@
       </w:tcPr>
     </w:tblStylePr>
   </w:style>
-  <w:style w:type="table" w:styleId="820">
+  <w:style w:type="table" w:styleId="116">
     <w:name w:val="List Table 7 Colorful - Accent 6"/>
-    <w:basedOn w:val="715"/>
+    <w:basedOn w:val="11"/>
     <w:uiPriority w:val="99"/>
     <w:pPr>
       <w:pBdr/>
@@ -27514,11 +26517,11 @@
         <w:tblBorders/>
       </w:tblPr>
       <w:tcPr>
-        <w:shd w:val="clear" w:color="ffffff"/>
+        <w:shd w:color="ffffff"/>
         <w:tcBorders>
-          <w:top w:val="none" w:color="000000" w:sz="4" w:space="0"/>
-          <w:left w:val="none" w:color="000000" w:sz="4" w:space="0"/>
-          <w:bottom w:val="none" w:color="000000" w:sz="4" w:space="0"/>
+          <w:top w:val="none"/>
+          <w:left w:val="none"/>
+          <w:bottom w:val="none"/>
           <w:right w:val="single" w:color="000000" w:themeColor="accent6" w:themeTint="98" w:sz="4" w:space="0"/>
         </w:tcBorders>
       </w:tcPr>
@@ -27541,10 +26544,10 @@
       <w:tcPr>
         <w:shd w:val="clear" w:color="ffffff" w:themeColor="light1" w:fill="ffffff" w:themeFill="light1"/>
         <w:tcBorders>
-          <w:top w:val="none" w:color="000000" w:sz="4" w:space="0"/>
-          <w:left w:val="none" w:color="000000" w:sz="4" w:space="0"/>
+          <w:top w:val="none"/>
+          <w:left w:val="none"/>
           <w:bottom w:val="single" w:color="000000" w:themeColor="accent6" w:themeTint="98" w:sz="4" w:space="0"/>
-          <w:right w:val="none" w:color="000000" w:sz="4" w:space="0"/>
+          <w:right w:val="none"/>
         </w:tcBorders>
       </w:tcPr>
     </w:tblStylePr>
@@ -27564,12 +26567,12 @@
         <w:tblBorders/>
       </w:tblPr>
       <w:tcPr>
-        <w:shd w:val="clear" w:color="ffffff"/>
+        <w:shd w:color="ffffff"/>
         <w:tcBorders>
-          <w:top w:val="none" w:color="000000" w:sz="4" w:space="0"/>
+          <w:top w:val="none"/>
           <w:left w:val="single" w:color="000000" w:themeColor="accent6" w:themeTint="98" w:sz="4" w:space="0"/>
-          <w:bottom w:val="none" w:color="000000" w:sz="4" w:space="0"/>
-          <w:right w:val="none" w:color="000000" w:sz="4" w:space="0"/>
+          <w:bottom w:val="none"/>
+          <w:right w:val="none"/>
         </w:tcBorders>
       </w:tcPr>
     </w:tblStylePr>
@@ -27592,9 +26595,9 @@
         <w:shd w:val="clear" w:color="ffffff" w:themeColor="light1" w:fill="ffffff" w:themeFill="light1"/>
         <w:tcBorders>
           <w:top w:val="single" w:color="000000" w:themeColor="accent6" w:themeTint="98" w:sz="4" w:space="0"/>
-          <w:left w:val="none" w:color="000000" w:sz="4" w:space="0"/>
-          <w:bottom w:val="none" w:color="000000" w:sz="4" w:space="0"/>
-          <w:right w:val="none" w:color="000000" w:sz="4" w:space="0"/>
+          <w:left w:val="none"/>
+          <w:bottom w:val="none"/>
+          <w:right w:val="none"/>
         </w:tcBorders>
       </w:tcPr>
     </w:tblStylePr>
@@ -27669,9 +26672,9 @@
       </w:tcPr>
     </w:tblStylePr>
   </w:style>
-  <w:style w:type="table" w:styleId="821">
+  <w:style w:type="table" w:styleId="117">
     <w:name w:val="Lined - Accent"/>
-    <w:basedOn w:val="715"/>
+    <w:basedOn w:val="11"/>
     <w:uiPriority w:val="99"/>
     <w:pPr>
       <w:pBdr/>
@@ -27906,9 +26909,9 @@
       </w:tcPr>
     </w:tblStylePr>
   </w:style>
-  <w:style w:type="table" w:styleId="822">
+  <w:style w:type="table" w:styleId="118">
     <w:name w:val="Lined - Accent 1"/>
-    <w:basedOn w:val="715"/>
+    <w:basedOn w:val="11"/>
     <w:uiPriority w:val="99"/>
     <w:pPr>
       <w:pBdr/>
@@ -28143,9 +27146,9 @@
       </w:tcPr>
     </w:tblStylePr>
   </w:style>
-  <w:style w:type="table" w:styleId="823">
+  <w:style w:type="table" w:styleId="119">
     <w:name w:val="Lined - Accent 2"/>
-    <w:basedOn w:val="715"/>
+    <w:basedOn w:val="11"/>
     <w:uiPriority w:val="99"/>
     <w:pPr>
       <w:pBdr/>
@@ -28380,9 +27383,9 @@
       </w:tcPr>
     </w:tblStylePr>
   </w:style>
-  <w:style w:type="table" w:styleId="824">
+  <w:style w:type="table" w:styleId="120">
     <w:name w:val="Lined - Accent 3"/>
-    <w:basedOn w:val="715"/>
+    <w:basedOn w:val="11"/>
     <w:uiPriority w:val="99"/>
     <w:pPr>
       <w:pBdr/>
@@ -28617,9 +27620,9 @@
       </w:tcPr>
     </w:tblStylePr>
   </w:style>
-  <w:style w:type="table" w:styleId="825">
+  <w:style w:type="table" w:styleId="121">
     <w:name w:val="Lined - Accent 4"/>
-    <w:basedOn w:val="715"/>
+    <w:basedOn w:val="11"/>
     <w:uiPriority w:val="99"/>
     <w:pPr>
       <w:pBdr/>
@@ -28854,9 +27857,9 @@
       </w:tcPr>
     </w:tblStylePr>
   </w:style>
-  <w:style w:type="table" w:styleId="826">
+  <w:style w:type="table" w:styleId="122">
     <w:name w:val="Lined - Accent 5"/>
-    <w:basedOn w:val="715"/>
+    <w:basedOn w:val="11"/>
     <w:uiPriority w:val="99"/>
     <w:pPr>
       <w:pBdr/>
@@ -29091,9 +28094,9 @@
       </w:tcPr>
     </w:tblStylePr>
   </w:style>
-  <w:style w:type="table" w:styleId="827">
+  <w:style w:type="table" w:styleId="123">
     <w:name w:val="Lined - Accent 6"/>
-    <w:basedOn w:val="715"/>
+    <w:basedOn w:val="11"/>
     <w:uiPriority w:val="99"/>
     <w:pPr>
       <w:pBdr/>
@@ -29328,9 +28331,9 @@
       </w:tcPr>
     </w:tblStylePr>
   </w:style>
-  <w:style w:type="table" w:styleId="828">
+  <w:style w:type="table" w:styleId="124">
     <w:name w:val="Bordered &amp; Lined - Accent"/>
-    <w:basedOn w:val="715"/>
+    <w:basedOn w:val="11"/>
     <w:uiPriority w:val="99"/>
     <w:pPr>
       <w:pBdr/>
@@ -29572,9 +28575,9 @@
       </w:tcPr>
     </w:tblStylePr>
   </w:style>
-  <w:style w:type="table" w:styleId="829">
+  <w:style w:type="table" w:styleId="125">
     <w:name w:val="Bordered &amp; Lined - Accent 1"/>
-    <w:basedOn w:val="715"/>
+    <w:basedOn w:val="11"/>
     <w:uiPriority w:val="99"/>
     <w:pPr>
       <w:pBdr/>
@@ -29816,9 +28819,9 @@
       </w:tcPr>
     </w:tblStylePr>
   </w:style>
-  <w:style w:type="table" w:styleId="830">
+  <w:style w:type="table" w:styleId="126">
     <w:name w:val="Bordered &amp; Lined - Accent 2"/>
-    <w:basedOn w:val="715"/>
+    <w:basedOn w:val="11"/>
     <w:uiPriority w:val="99"/>
     <w:pPr>
       <w:pBdr/>
@@ -30060,9 +29063,9 @@
       </w:tcPr>
     </w:tblStylePr>
   </w:style>
-  <w:style w:type="table" w:styleId="831">
+  <w:style w:type="table" w:styleId="127">
     <w:name w:val="Bordered &amp; Lined - Accent 3"/>
-    <w:basedOn w:val="715"/>
+    <w:basedOn w:val="11"/>
     <w:uiPriority w:val="99"/>
     <w:pPr>
       <w:pBdr/>
@@ -30304,9 +29307,9 @@
       </w:tcPr>
     </w:tblStylePr>
   </w:style>
-  <w:style w:type="table" w:styleId="832">
+  <w:style w:type="table" w:styleId="128">
     <w:name w:val="Bordered &amp; Lined - Accent 4"/>
-    <w:basedOn w:val="715"/>
+    <w:basedOn w:val="11"/>
     <w:uiPriority w:val="99"/>
     <w:pPr>
       <w:pBdr/>
@@ -30548,9 +29551,9 @@
       </w:tcPr>
     </w:tblStylePr>
   </w:style>
-  <w:style w:type="table" w:styleId="833">
+  <w:style w:type="table" w:styleId="129">
     <w:name w:val="Bordered &amp; Lined - Accent 5"/>
-    <w:basedOn w:val="715"/>
+    <w:basedOn w:val="11"/>
     <w:uiPriority w:val="99"/>
     <w:pPr>
       <w:pBdr/>
@@ -30792,9 +29795,9 @@
       </w:tcPr>
     </w:tblStylePr>
   </w:style>
-  <w:style w:type="table" w:styleId="834">
+  <w:style w:type="table" w:styleId="130">
     <w:name w:val="Bordered &amp; Lined - Accent 6"/>
-    <w:basedOn w:val="715"/>
+    <w:basedOn w:val="11"/>
     <w:uiPriority w:val="99"/>
     <w:pPr>
       <w:pBdr/>
@@ -31036,9 +30039,9 @@
       </w:tcPr>
     </w:tblStylePr>
   </w:style>
-  <w:style w:type="table" w:styleId="835">
+  <w:style w:type="table" w:styleId="131">
     <w:name w:val="Bordered"/>
-    <w:basedOn w:val="715"/>
+    <w:basedOn w:val="11"/>
     <w:uiPriority w:val="99"/>
     <w:pPr>
       <w:pBdr/>
@@ -31267,9 +30270,9 @@
       </w:tcPr>
     </w:tblStylePr>
   </w:style>
-  <w:style w:type="table" w:styleId="836">
+  <w:style w:type="table" w:styleId="132">
     <w:name w:val="Bordered - Accent 1"/>
-    <w:basedOn w:val="715"/>
+    <w:basedOn w:val="11"/>
     <w:uiPriority w:val="99"/>
     <w:pPr>
       <w:pBdr/>
@@ -31498,9 +30501,9 @@
       </w:tcPr>
     </w:tblStylePr>
   </w:style>
-  <w:style w:type="table" w:styleId="837">
+  <w:style w:type="table" w:styleId="133">
     <w:name w:val="Bordered - Accent 2"/>
-    <w:basedOn w:val="715"/>
+    <w:basedOn w:val="11"/>
     <w:uiPriority w:val="99"/>
     <w:pPr>
       <w:pBdr/>
@@ -31729,9 +30732,9 @@
       </w:tcPr>
     </w:tblStylePr>
   </w:style>
-  <w:style w:type="table" w:styleId="838">
+  <w:style w:type="table" w:styleId="134">
     <w:name w:val="Bordered - Accent 3"/>
-    <w:basedOn w:val="715"/>
+    <w:basedOn w:val="11"/>
     <w:uiPriority w:val="99"/>
     <w:pPr>
       <w:pBdr/>
@@ -31960,9 +30963,9 @@
       </w:tcPr>
     </w:tblStylePr>
   </w:style>
-  <w:style w:type="table" w:styleId="839">
+  <w:style w:type="table" w:styleId="135">
     <w:name w:val="Bordered - Accent 4"/>
-    <w:basedOn w:val="715"/>
+    <w:basedOn w:val="11"/>
     <w:uiPriority w:val="99"/>
     <w:pPr>
       <w:pBdr/>
@@ -32191,9 +31194,9 @@
       </w:tcPr>
     </w:tblStylePr>
   </w:style>
-  <w:style w:type="table" w:styleId="840">
+  <w:style w:type="table" w:styleId="136">
     <w:name w:val="Bordered - Accent 5"/>
-    <w:basedOn w:val="715"/>
+    <w:basedOn w:val="11"/>
     <w:uiPriority w:val="99"/>
     <w:pPr>
       <w:pBdr/>
@@ -32422,9 +31425,9 @@
       </w:tcPr>
     </w:tblStylePr>
   </w:style>
-  <w:style w:type="table" w:styleId="841">
+  <w:style w:type="table" w:styleId="137">
     <w:name w:val="Bordered - Accent 6"/>
-    <w:basedOn w:val="715"/>
+    <w:basedOn w:val="11"/>
     <w:uiPriority w:val="99"/>
     <w:pPr>
       <w:pBdr/>
@@ -32653,85 +31656,7 @@
       </w:tcPr>
     </w:tblStylePr>
   </w:style>
-  <w:style w:type="paragraph" w:styleId="842">
-    <w:name w:val="Heading 7"/>
-    <w:basedOn w:val="897"/>
-    <w:next w:val="897"/>
-    <w:link w:val="853"/>
-    <w:uiPriority w:val="9"/>
-    <w:unhideWhenUsed/>
-    <w:qFormat/>
-    <w:pPr>
-      <w:keepNext w:val="true"/>
-      <w:keepLines w:val="true"/>
-      <w:pBdr/>
-      <w:spacing w:after="0" w:before="40"/>
-      <w:ind/>
-      <w:outlineLvl w:val="6"/>
-    </w:pPr>
-    <w:rPr>
-      <w:rFonts w:ascii="Arial" w:hAnsi="Arial" w:eastAsia="Arial" w:cs="Arial"/>
-      <w:color w:val="595959" w:themeColor="text1" w:themeTint="A6"/>
-    </w:rPr>
-  </w:style>
-  <w:style w:type="paragraph" w:styleId="843">
-    <w:name w:val="Heading 8"/>
-    <w:basedOn w:val="897"/>
-    <w:next w:val="897"/>
-    <w:link w:val="854"/>
-    <w:uiPriority w:val="9"/>
-    <w:unhideWhenUsed/>
-    <w:qFormat/>
-    <w:pPr>
-      <w:keepNext w:val="true"/>
-      <w:keepLines w:val="true"/>
-      <w:pBdr/>
-      <w:spacing w:after="0"/>
-      <w:ind/>
-      <w:outlineLvl w:val="7"/>
-    </w:pPr>
-    <w:rPr>
-      <w:rFonts w:ascii="Arial" w:hAnsi="Arial" w:eastAsia="Arial" w:cs="Arial"/>
-      <w:i/>
-      <w:iCs/>
-      <w:color w:val="272727" w:themeColor="text1" w:themeTint="D8"/>
-    </w:rPr>
-  </w:style>
-  <w:style w:type="paragraph" w:styleId="844">
-    <w:name w:val="Heading 9"/>
-    <w:basedOn w:val="897"/>
-    <w:next w:val="897"/>
-    <w:link w:val="855"/>
-    <w:uiPriority w:val="9"/>
-    <w:unhideWhenUsed/>
-    <w:qFormat/>
-    <w:pPr>
-      <w:keepNext w:val="true"/>
-      <w:keepLines w:val="true"/>
-      <w:pBdr/>
-      <w:spacing w:after="0"/>
-      <w:ind/>
-      <w:outlineLvl w:val="8"/>
-    </w:pPr>
-    <w:rPr>
-      <w:rFonts w:ascii="Arial" w:hAnsi="Arial" w:eastAsia="Arial" w:cs="Arial"/>
-      <w:i/>
-      <w:iCs/>
-      <w:color w:val="272727" w:themeColor="text1" w:themeTint="D8"/>
-    </w:rPr>
-  </w:style>
-  <w:style w:type="character" w:styleId="845" w:default="1">
-    <w:name w:val="Default Paragraph Font"/>
-    <w:uiPriority w:val="1"/>
-    <w:semiHidden/>
-    <w:unhideWhenUsed/>
-    <w:pPr>
-      <w:pBdr/>
-      <w:spacing/>
-      <w:ind/>
-    </w:pPr>
-  </w:style>
-  <w:style w:type="numbering" w:styleId="846" w:default="1">
+  <w:style w:type="numbering" w:styleId="149" w:default="1">
     <w:name w:val="No List"/>
     <w:uiPriority w:val="99"/>
     <w:semiHidden/>
@@ -32742,10 +31667,10 @@
       <w:ind/>
     </w:pPr>
   </w:style>
-  <w:style w:type="character" w:styleId="847">
+  <w:style w:type="character" w:styleId="150">
     <w:name w:val="Heading 1 Char"/>
-    <w:basedOn w:val="845"/>
-    <w:link w:val="898"/>
+    <w:basedOn w:val="717"/>
+    <w:link w:val="705"/>
     <w:uiPriority w:val="9"/>
     <w:pPr>
       <w:pBdr/>
@@ -32759,10 +31684,10 @@
       <w:szCs w:val="40"/>
     </w:rPr>
   </w:style>
-  <w:style w:type="character" w:styleId="848">
+  <w:style w:type="character" w:styleId="151">
     <w:name w:val="Heading 2 Char"/>
-    <w:basedOn w:val="845"/>
-    <w:link w:val="899"/>
+    <w:basedOn w:val="717"/>
+    <w:link w:val="706"/>
     <w:uiPriority w:val="9"/>
     <w:pPr>
       <w:pBdr/>
@@ -32776,10 +31701,10 @@
       <w:szCs w:val="32"/>
     </w:rPr>
   </w:style>
-  <w:style w:type="character" w:styleId="849">
+  <w:style w:type="character" w:styleId="152">
     <w:name w:val="Heading 3 Char"/>
-    <w:basedOn w:val="845"/>
-    <w:link w:val="900"/>
+    <w:basedOn w:val="717"/>
+    <w:link w:val="707"/>
     <w:uiPriority w:val="9"/>
     <w:pPr>
       <w:pBdr/>
@@ -32793,10 +31718,10 @@
       <w:szCs w:val="28"/>
     </w:rPr>
   </w:style>
-  <w:style w:type="character" w:styleId="850">
+  <w:style w:type="character" w:styleId="153">
     <w:name w:val="Heading 4 Char"/>
-    <w:basedOn w:val="845"/>
-    <w:link w:val="901"/>
+    <w:basedOn w:val="717"/>
+    <w:link w:val="708"/>
     <w:uiPriority w:val="9"/>
     <w:pPr>
       <w:pBdr/>
@@ -32810,10 +31735,10 @@
       <w:color w:val="0f4761" w:themeColor="accent1" w:themeShade="BF"/>
     </w:rPr>
   </w:style>
-  <w:style w:type="character" w:styleId="851">
+  <w:style w:type="character" w:styleId="154">
     <w:name w:val="Heading 5 Char"/>
-    <w:basedOn w:val="845"/>
-    <w:link w:val="902"/>
+    <w:basedOn w:val="717"/>
+    <w:link w:val="709"/>
     <w:uiPriority w:val="9"/>
     <w:pPr>
       <w:pBdr/>
@@ -32825,10 +31750,10 @@
       <w:color w:val="0f4761" w:themeColor="accent1" w:themeShade="BF"/>
     </w:rPr>
   </w:style>
-  <w:style w:type="character" w:styleId="852">
+  <w:style w:type="character" w:styleId="155">
     <w:name w:val="Heading 6 Char"/>
-    <w:basedOn w:val="845"/>
-    <w:link w:val="903"/>
+    <w:basedOn w:val="717"/>
+    <w:link w:val="710"/>
     <w:uiPriority w:val="9"/>
     <w:pPr>
       <w:pBdr/>
@@ -32842,10 +31767,10 @@
       <w:color w:val="595959" w:themeColor="text1" w:themeTint="A6"/>
     </w:rPr>
   </w:style>
-  <w:style w:type="character" w:styleId="853">
+  <w:style w:type="character" w:styleId="156">
     <w:name w:val="Heading 7 Char"/>
-    <w:basedOn w:val="845"/>
-    <w:link w:val="842"/>
+    <w:basedOn w:val="717"/>
+    <w:link w:val="711"/>
     <w:uiPriority w:val="9"/>
     <w:pPr>
       <w:pBdr/>
@@ -32857,10 +31782,10 @@
       <w:color w:val="595959" w:themeColor="text1" w:themeTint="A6"/>
     </w:rPr>
   </w:style>
-  <w:style w:type="character" w:styleId="854">
+  <w:style w:type="character" w:styleId="157">
     <w:name w:val="Heading 8 Char"/>
-    <w:basedOn w:val="845"/>
-    <w:link w:val="843"/>
+    <w:basedOn w:val="717"/>
+    <w:link w:val="712"/>
     <w:uiPriority w:val="9"/>
     <w:pPr>
       <w:pBdr/>
@@ -32874,10 +31799,10 @@
       <w:color w:val="272727" w:themeColor="text1" w:themeTint="D8"/>
     </w:rPr>
   </w:style>
-  <w:style w:type="character" w:styleId="855">
+  <w:style w:type="character" w:styleId="158">
     <w:name w:val="Heading 9 Char"/>
-    <w:basedOn w:val="845"/>
-    <w:link w:val="844"/>
+    <w:basedOn w:val="717"/>
+    <w:link w:val="713"/>
     <w:uiPriority w:val="9"/>
     <w:pPr>
       <w:pBdr/>
@@ -32891,10 +31816,10 @@
       <w:color w:val="272727" w:themeColor="text1" w:themeTint="D8"/>
     </w:rPr>
   </w:style>
-  <w:style w:type="character" w:styleId="856">
+  <w:style w:type="character" w:styleId="160">
     <w:name w:val="Title Char"/>
-    <w:basedOn w:val="845"/>
-    <w:link w:val="904"/>
+    <w:basedOn w:val="717"/>
+    <w:link w:val="698"/>
     <w:uiPriority w:val="10"/>
     <w:pPr>
       <w:pBdr/>
@@ -32908,10 +31833,10 @@
       <w:szCs w:val="56"/>
     </w:rPr>
   </w:style>
-  <w:style w:type="character" w:styleId="857">
+  <w:style w:type="character" w:styleId="162">
     <w:name w:val="Subtitle Char"/>
-    <w:basedOn w:val="845"/>
-    <w:link w:val="905"/>
+    <w:basedOn w:val="717"/>
+    <w:link w:val="699"/>
     <w:uiPriority w:val="11"/>
     <w:pPr>
       <w:pBdr/>
@@ -32925,11 +31850,11 @@
       <w:szCs w:val="28"/>
     </w:rPr>
   </w:style>
-  <w:style w:type="paragraph" w:styleId="858">
+  <w:style w:type="paragraph" w:styleId="163">
     <w:name w:val="Quote"/>
-    <w:basedOn w:val="897"/>
-    <w:next w:val="897"/>
-    <w:link w:val="859"/>
+    <w:basedOn w:val="694"/>
+    <w:next w:val="694"/>
+    <w:link w:val="164"/>
     <w:uiPriority w:val="29"/>
     <w:qFormat/>
     <w:pPr>
@@ -32944,10 +31869,10 @@
       <w:color w:val="404040" w:themeColor="text1" w:themeTint="BF"/>
     </w:rPr>
   </w:style>
-  <w:style w:type="character" w:styleId="859">
+  <w:style w:type="character" w:styleId="164">
     <w:name w:val="Quote Char"/>
-    <w:basedOn w:val="845"/>
-    <w:link w:val="858"/>
+    <w:basedOn w:val="717"/>
+    <w:link w:val="163"/>
     <w:uiPriority w:val="29"/>
     <w:pPr>
       <w:pBdr/>
@@ -32960,9 +31885,9 @@
       <w:color w:val="404040" w:themeColor="text1" w:themeTint="BF"/>
     </w:rPr>
   </w:style>
-  <w:style w:type="paragraph" w:styleId="860">
+  <w:style w:type="paragraph" w:styleId="165">
     <w:name w:val="List Paragraph"/>
-    <w:basedOn w:val="897"/>
+    <w:basedOn w:val="694"/>
     <w:uiPriority w:val="34"/>
     <w:qFormat/>
     <w:pPr>
@@ -32972,9 +31897,9 @@
       <w:contextualSpacing w:val="true"/>
     </w:pPr>
   </w:style>
-  <w:style w:type="character" w:styleId="861">
+  <w:style w:type="character" w:styleId="166">
     <w:name w:val="Intense Emphasis"/>
-    <w:basedOn w:val="845"/>
+    <w:basedOn w:val="717"/>
     <w:uiPriority w:val="21"/>
     <w:qFormat/>
     <w:pPr>
@@ -32988,11 +31913,11 @@
       <w:color w:val="0f4761" w:themeColor="accent1" w:themeShade="BF"/>
     </w:rPr>
   </w:style>
-  <w:style w:type="paragraph" w:styleId="862">
+  <w:style w:type="paragraph" w:styleId="167">
     <w:name w:val="Intense Quote"/>
-    <w:basedOn w:val="897"/>
-    <w:next w:val="897"/>
-    <w:link w:val="863"/>
+    <w:basedOn w:val="694"/>
+    <w:next w:val="694"/>
+    <w:link w:val="168"/>
     <w:uiPriority w:val="30"/>
     <w:qFormat/>
     <w:pPr>
@@ -33010,10 +31935,10 @@
       <w:color w:val="0f4761" w:themeColor="accent1" w:themeShade="BF"/>
     </w:rPr>
   </w:style>
-  <w:style w:type="character" w:styleId="863">
+  <w:style w:type="character" w:styleId="168">
     <w:name w:val="Intense Quote Char"/>
-    <w:basedOn w:val="845"/>
-    <w:link w:val="862"/>
+    <w:basedOn w:val="717"/>
+    <w:link w:val="167"/>
     <w:uiPriority w:val="30"/>
     <w:pPr>
       <w:pBdr/>
@@ -33026,9 +31951,9 @@
       <w:color w:val="0f4761" w:themeColor="accent1" w:themeShade="BF"/>
     </w:rPr>
   </w:style>
-  <w:style w:type="character" w:styleId="864">
+  <w:style w:type="character" w:styleId="169">
     <w:name w:val="Intense Reference"/>
-    <w:basedOn w:val="845"/>
+    <w:basedOn w:val="717"/>
     <w:uiPriority w:val="32"/>
     <w:qFormat/>
     <w:pPr>
@@ -33044,9 +31969,9 @@
       <w:spacing w:val="5"/>
     </w:rPr>
   </w:style>
-  <w:style w:type="paragraph" w:styleId="865">
+  <w:style w:type="paragraph" w:styleId="170">
     <w:name w:val="No Spacing"/>
-    <w:basedOn w:val="897"/>
+    <w:basedOn w:val="694"/>
     <w:uiPriority w:val="1"/>
     <w:qFormat/>
     <w:pPr>
@@ -33055,9 +31980,9 @@
       <w:ind/>
     </w:pPr>
   </w:style>
-  <w:style w:type="character" w:styleId="866">
+  <w:style w:type="character" w:styleId="171">
     <w:name w:val="Subtle Emphasis"/>
-    <w:basedOn w:val="845"/>
+    <w:basedOn w:val="717"/>
     <w:uiPriority w:val="19"/>
     <w:qFormat/>
     <w:pPr>
@@ -33071,9 +31996,9 @@
       <w:color w:val="404040" w:themeColor="text1" w:themeTint="BF"/>
     </w:rPr>
   </w:style>
-  <w:style w:type="character" w:styleId="867">
+  <w:style w:type="character" w:styleId="172">
     <w:name w:val="Emphasis"/>
-    <w:basedOn w:val="845"/>
+    <w:basedOn w:val="717"/>
     <w:uiPriority w:val="20"/>
     <w:qFormat/>
     <w:pPr>
@@ -33086,9 +32011,9 @@
       <w:iCs/>
     </w:rPr>
   </w:style>
-  <w:style w:type="character" w:styleId="868">
+  <w:style w:type="character" w:styleId="173">
     <w:name w:val="Strong"/>
-    <w:basedOn w:val="845"/>
+    <w:basedOn w:val="717"/>
     <w:uiPriority w:val="22"/>
     <w:qFormat/>
     <w:pPr>
@@ -33101,9 +32026,9 @@
       <w:bCs/>
     </w:rPr>
   </w:style>
-  <w:style w:type="character" w:styleId="869">
+  <w:style w:type="character" w:styleId="174">
     <w:name w:val="Subtle Reference"/>
-    <w:basedOn w:val="845"/>
+    <w:basedOn w:val="717"/>
     <w:uiPriority w:val="31"/>
     <w:qFormat/>
     <w:pPr>
@@ -33116,9 +32041,9 @@
       <w:color w:val="5a5a5a" w:themeColor="text1" w:themeTint="A5"/>
     </w:rPr>
   </w:style>
-  <w:style w:type="character" w:styleId="870">
+  <w:style w:type="character" w:styleId="175">
     <w:name w:val="Book Title"/>
-    <w:basedOn w:val="845"/>
+    <w:basedOn w:val="717"/>
     <w:uiPriority w:val="33"/>
     <w:qFormat/>
     <w:pPr>
@@ -33134,10 +32059,10 @@
       <w:spacing w:val="5"/>
     </w:rPr>
   </w:style>
-  <w:style w:type="paragraph" w:styleId="871">
+  <w:style w:type="paragraph" w:styleId="176">
     <w:name w:val="Header"/>
-    <w:basedOn w:val="897"/>
-    <w:link w:val="872"/>
+    <w:basedOn w:val="694"/>
+    <w:link w:val="177"/>
     <w:uiPriority w:val="99"/>
     <w:unhideWhenUsed/>
     <w:pPr>
@@ -33150,10 +32075,10 @@
       <w:ind/>
     </w:pPr>
   </w:style>
-  <w:style w:type="character" w:styleId="872">
+  <w:style w:type="character" w:styleId="177">
     <w:name w:val="Header Char"/>
-    <w:basedOn w:val="845"/>
-    <w:link w:val="871"/>
+    <w:basedOn w:val="717"/>
+    <w:link w:val="176"/>
     <w:uiPriority w:val="99"/>
     <w:pPr>
       <w:pBdr/>
@@ -33161,10 +32086,10 @@
       <w:ind/>
     </w:pPr>
   </w:style>
-  <w:style w:type="paragraph" w:styleId="873">
+  <w:style w:type="paragraph" w:styleId="178">
     <w:name w:val="Footer"/>
-    <w:basedOn w:val="897"/>
-    <w:link w:val="874"/>
+    <w:basedOn w:val="694"/>
+    <w:link w:val="179"/>
     <w:uiPriority w:val="99"/>
     <w:unhideWhenUsed/>
     <w:pPr>
@@ -33177,10 +32102,10 @@
       <w:ind/>
     </w:pPr>
   </w:style>
-  <w:style w:type="character" w:styleId="874">
+  <w:style w:type="character" w:styleId="179">
     <w:name w:val="Footer Char"/>
-    <w:basedOn w:val="845"/>
-    <w:link w:val="873"/>
+    <w:basedOn w:val="717"/>
+    <w:link w:val="178"/>
     <w:uiPriority w:val="99"/>
     <w:pPr>
       <w:pBdr/>
@@ -33188,30 +32113,26 @@
       <w:ind/>
     </w:pPr>
   </w:style>
-  <w:style w:type="paragraph" w:styleId="875">
-    <w:name w:val="Caption"/>
-    <w:basedOn w:val="897"/>
-    <w:next w:val="897"/>
-    <w:uiPriority w:val="35"/>
-    <w:unhideWhenUsed/>
-    <w:qFormat/>
+  <w:style w:type="character" w:styleId="182">
+    <w:name w:val="Footnote Text Char"/>
+    <w:basedOn w:val="717"/>
+    <w:link w:val="715"/>
+    <w:uiPriority w:val="99"/>
+    <w:semiHidden/>
     <w:pPr>
       <w:pBdr/>
-      <w:spacing w:after="200" w:line="240" w:lineRule="auto"/>
+      <w:spacing/>
       <w:ind/>
     </w:pPr>
     <w:rPr>
-      <w:i/>
-      <w:iCs/>
-      <w:color w:val="0e2841" w:themeColor="text2"/>
-      <w:sz w:val="18"/>
-      <w:szCs w:val="18"/>
+      <w:sz w:val="20"/>
+      <w:szCs w:val="20"/>
     </w:rPr>
   </w:style>
-  <w:style w:type="paragraph" w:styleId="876">
-    <w:name w:val="footnote text"/>
-    <w:basedOn w:val="897"/>
-    <w:link w:val="877"/>
+  <w:style w:type="paragraph" w:styleId="184">
+    <w:name w:val="endnote text"/>
+    <w:basedOn w:val="694"/>
+    <w:link w:val="185"/>
     <w:uiPriority w:val="99"/>
     <w:semiHidden/>
     <w:unhideWhenUsed/>
@@ -33225,10 +32146,10 @@
       <w:szCs w:val="20"/>
     </w:rPr>
   </w:style>
-  <w:style w:type="character" w:styleId="877">
-    <w:name w:val="Footnote Text Char"/>
-    <w:basedOn w:val="845"/>
-    <w:link w:val="876"/>
+  <w:style w:type="character" w:styleId="185">
+    <w:name w:val="Endnote Text Char"/>
+    <w:basedOn w:val="717"/>
+    <w:link w:val="184"/>
     <w:uiPriority w:val="99"/>
     <w:semiHidden/>
     <w:pPr>
@@ -33241,9 +32162,9 @@
       <w:szCs w:val="20"/>
     </w:rPr>
   </w:style>
-  <w:style w:type="character" w:styleId="878">
-    <w:name w:val="footnote reference"/>
-    <w:basedOn w:val="845"/>
+  <w:style w:type="character" w:styleId="186">
+    <w:name w:val="endnote reference"/>
+    <w:basedOn w:val="717"/>
     <w:uiPriority w:val="99"/>
     <w:semiHidden/>
     <w:unhideWhenUsed/>
@@ -33256,72 +32177,9 @@
       <w:vertAlign w:val="superscript"/>
     </w:rPr>
   </w:style>
-  <w:style w:type="paragraph" w:styleId="879">
-    <w:name w:val="endnote text"/>
-    <w:basedOn w:val="897"/>
-    <w:link w:val="880"/>
-    <w:uiPriority w:val="99"/>
-    <w:semiHidden/>
-    <w:unhideWhenUsed/>
-    <w:pPr>
-      <w:pBdr/>
-      <w:spacing w:after="0" w:line="240" w:lineRule="auto"/>
-      <w:ind/>
-    </w:pPr>
-    <w:rPr>
-      <w:sz w:val="20"/>
-      <w:szCs w:val="20"/>
-    </w:rPr>
-  </w:style>
-  <w:style w:type="character" w:styleId="880">
-    <w:name w:val="Endnote Text Char"/>
-    <w:basedOn w:val="845"/>
-    <w:link w:val="879"/>
-    <w:uiPriority w:val="99"/>
-    <w:semiHidden/>
-    <w:pPr>
-      <w:pBdr/>
-      <w:spacing/>
-      <w:ind/>
-    </w:pPr>
-    <w:rPr>
-      <w:sz w:val="20"/>
-      <w:szCs w:val="20"/>
-    </w:rPr>
-  </w:style>
-  <w:style w:type="character" w:styleId="881">
-    <w:name w:val="endnote reference"/>
-    <w:basedOn w:val="845"/>
-    <w:uiPriority w:val="99"/>
-    <w:semiHidden/>
-    <w:unhideWhenUsed/>
-    <w:pPr>
-      <w:pBdr/>
-      <w:spacing/>
-      <w:ind/>
-    </w:pPr>
-    <w:rPr>
-      <w:vertAlign w:val="superscript"/>
-    </w:rPr>
-  </w:style>
-  <w:style w:type="character" w:styleId="882">
-    <w:name w:val="Hyperlink"/>
-    <w:basedOn w:val="845"/>
-    <w:uiPriority w:val="99"/>
-    <w:unhideWhenUsed/>
-    <w:pPr>
-      <w:pBdr/>
-      <w:spacing/>
-      <w:ind/>
-    </w:pPr>
-    <w:rPr>
-      <w:color w:val="0563c1" w:themeColor="hyperlink"/>
-      <w:u w:val="single"/>
-    </w:rPr>
-  </w:style>
-  <w:style w:type="character" w:styleId="883">
+  <w:style w:type="character" w:styleId="188">
     <w:name w:val="FollowedHyperlink"/>
-    <w:basedOn w:val="845"/>
+    <w:basedOn w:val="717"/>
     <w:uiPriority w:val="99"/>
     <w:semiHidden/>
     <w:unhideWhenUsed/>
@@ -33335,10 +32193,10 @@
       <w:u w:val="single"/>
     </w:rPr>
   </w:style>
-  <w:style w:type="paragraph" w:styleId="884">
+  <w:style w:type="paragraph" w:styleId="189">
     <w:name w:val="toc 1"/>
-    <w:basedOn w:val="897"/>
-    <w:next w:val="897"/>
+    <w:basedOn w:val="694"/>
+    <w:next w:val="694"/>
     <w:uiPriority w:val="39"/>
     <w:unhideWhenUsed/>
     <w:pPr>
@@ -33347,10 +32205,10 @@
       <w:ind/>
     </w:pPr>
   </w:style>
-  <w:style w:type="paragraph" w:styleId="885">
+  <w:style w:type="paragraph" w:styleId="190">
     <w:name w:val="toc 2"/>
-    <w:basedOn w:val="897"/>
-    <w:next w:val="897"/>
+    <w:basedOn w:val="694"/>
+    <w:next w:val="694"/>
     <w:uiPriority w:val="39"/>
     <w:unhideWhenUsed/>
     <w:pPr>
@@ -33359,10 +32217,10 @@
       <w:ind w:left="220"/>
     </w:pPr>
   </w:style>
-  <w:style w:type="paragraph" w:styleId="886">
+  <w:style w:type="paragraph" w:styleId="191">
     <w:name w:val="toc 3"/>
-    <w:basedOn w:val="897"/>
-    <w:next w:val="897"/>
+    <w:basedOn w:val="694"/>
+    <w:next w:val="694"/>
     <w:uiPriority w:val="39"/>
     <w:unhideWhenUsed/>
     <w:pPr>
@@ -33371,10 +32229,10 @@
       <w:ind w:left="440"/>
     </w:pPr>
   </w:style>
-  <w:style w:type="paragraph" w:styleId="887">
+  <w:style w:type="paragraph" w:styleId="192">
     <w:name w:val="toc 4"/>
-    <w:basedOn w:val="897"/>
-    <w:next w:val="897"/>
+    <w:basedOn w:val="694"/>
+    <w:next w:val="694"/>
     <w:uiPriority w:val="39"/>
     <w:unhideWhenUsed/>
     <w:pPr>
@@ -33383,10 +32241,10 @@
       <w:ind w:left="660"/>
     </w:pPr>
   </w:style>
-  <w:style w:type="paragraph" w:styleId="888">
+  <w:style w:type="paragraph" w:styleId="193">
     <w:name w:val="toc 5"/>
-    <w:basedOn w:val="897"/>
-    <w:next w:val="897"/>
+    <w:basedOn w:val="694"/>
+    <w:next w:val="694"/>
     <w:uiPriority w:val="39"/>
     <w:unhideWhenUsed/>
     <w:pPr>
@@ -33395,10 +32253,10 @@
       <w:ind w:left="880"/>
     </w:pPr>
   </w:style>
-  <w:style w:type="paragraph" w:styleId="889">
+  <w:style w:type="paragraph" w:styleId="194">
     <w:name w:val="toc 6"/>
-    <w:basedOn w:val="897"/>
-    <w:next w:val="897"/>
+    <w:basedOn w:val="694"/>
+    <w:next w:val="694"/>
     <w:uiPriority w:val="39"/>
     <w:unhideWhenUsed/>
     <w:pPr>
@@ -33407,10 +32265,10 @@
       <w:ind w:left="1100"/>
     </w:pPr>
   </w:style>
-  <w:style w:type="paragraph" w:styleId="890">
+  <w:style w:type="paragraph" w:styleId="195">
     <w:name w:val="toc 7"/>
-    <w:basedOn w:val="897"/>
-    <w:next w:val="897"/>
+    <w:basedOn w:val="694"/>
+    <w:next w:val="694"/>
     <w:uiPriority w:val="39"/>
     <w:unhideWhenUsed/>
     <w:pPr>
@@ -33419,10 +32277,10 @@
       <w:ind w:left="1320"/>
     </w:pPr>
   </w:style>
-  <w:style w:type="paragraph" w:styleId="891">
+  <w:style w:type="paragraph" w:styleId="196">
     <w:name w:val="toc 8"/>
-    <w:basedOn w:val="897"/>
-    <w:next w:val="897"/>
+    <w:basedOn w:val="694"/>
+    <w:next w:val="694"/>
     <w:uiPriority w:val="39"/>
     <w:unhideWhenUsed/>
     <w:pPr>
@@ -33431,10 +32289,10 @@
       <w:ind w:left="1540"/>
     </w:pPr>
   </w:style>
-  <w:style w:type="paragraph" w:styleId="892">
+  <w:style w:type="paragraph" w:styleId="197">
     <w:name w:val="toc 9"/>
-    <w:basedOn w:val="897"/>
-    <w:next w:val="897"/>
+    <w:basedOn w:val="694"/>
+    <w:next w:val="694"/>
     <w:uiPriority w:val="39"/>
     <w:unhideWhenUsed/>
     <w:pPr>
@@ -33443,9 +32301,9 @@
       <w:ind w:left="1760"/>
     </w:pPr>
   </w:style>
-  <w:style w:type="character" w:styleId="893">
+  <w:style w:type="character" w:styleId="198">
     <w:name w:val="Placeholder Text"/>
-    <w:basedOn w:val="845"/>
+    <w:basedOn w:val="717"/>
     <w:uiPriority w:val="99"/>
     <w:semiHidden/>
     <w:pPr>
@@ -33457,20 +32315,10 @@
       <w:color w:val="666666"/>
     </w:rPr>
   </w:style>
-  <w:style w:type="paragraph" w:styleId="894">
-    <w:name w:val="TOC Heading"/>
-    <w:uiPriority w:val="39"/>
-    <w:unhideWhenUsed/>
-    <w:pPr>
-      <w:pBdr/>
-      <w:spacing/>
-      <w:ind/>
-    </w:pPr>
-  </w:style>
-  <w:style w:type="paragraph" w:styleId="895">
+  <w:style w:type="paragraph" w:styleId="209">
     <w:name w:val="table of figures"/>
-    <w:basedOn w:val="897"/>
-    <w:next w:val="897"/>
+    <w:basedOn w:val="694"/>
+    <w:next w:val="694"/>
     <w:uiPriority w:val="99"/>
     <w:unhideWhenUsed/>
     <w:pPr>
@@ -33479,323 +32327,52 @@
       <w:ind/>
     </w:pPr>
   </w:style>
-  <w:style w:type="table" w:styleId="896">
-    <w:name w:val="TableNormal"/>
-    <w:pPr>
-      <w:pBdr/>
-      <w:spacing/>
-      <w:ind/>
-    </w:pPr>
-    <w:tblPr>
-      <w:tblCellMar>
-        <w:left w:w="100" w:type="dxa"/>
-        <w:top w:w="100" w:type="dxa"/>
-        <w:right w:w="100" w:type="dxa"/>
-        <w:bottom w:w="100" w:type="dxa"/>
-      </w:tblCellMar>
-      <w:tblBorders/>
-    </w:tblPr>
-    <w:tcPr>
-      <w:tcBorders/>
-    </w:tcPr>
-    <w:tblStylePr w:type="band1Horz">
-      <w:pPr>
-        <w:pBdr/>
-        <w:spacing/>
-        <w:ind/>
-      </w:pPr>
-      <w:tblPr>
-        <w:tblBorders/>
-      </w:tblPr>
-      <w:tcPr>
-        <w:tcBorders/>
-      </w:tcPr>
-    </w:tblStylePr>
-    <w:tblStylePr w:type="band1Vert">
-      <w:pPr>
-        <w:pBdr/>
-        <w:spacing/>
-        <w:ind/>
-      </w:pPr>
-      <w:tblPr>
-        <w:tblBorders/>
-      </w:tblPr>
-      <w:tcPr>
-        <w:tcBorders/>
-      </w:tcPr>
-    </w:tblStylePr>
-    <w:tblStylePr w:type="band2Horz">
-      <w:pPr>
-        <w:pBdr/>
-        <w:spacing/>
-        <w:ind/>
-      </w:pPr>
-      <w:tblPr>
-        <w:tblBorders/>
-      </w:tblPr>
-      <w:tcPr>
-        <w:tcBorders/>
-      </w:tcPr>
-    </w:tblStylePr>
-    <w:tblStylePr w:type="band2Vert">
-      <w:pPr>
-        <w:pBdr/>
-        <w:spacing/>
-        <w:ind/>
-      </w:pPr>
-      <w:tblPr>
-        <w:tblBorders/>
-      </w:tblPr>
-      <w:tcPr>
-        <w:tcBorders/>
-      </w:tcPr>
-    </w:tblStylePr>
-    <w:tblStylePr w:type="firstCol">
-      <w:pPr>
-        <w:pBdr/>
-        <w:spacing/>
-        <w:ind/>
-      </w:pPr>
-      <w:tblPr>
-        <w:tblBorders/>
-      </w:tblPr>
-      <w:tcPr>
-        <w:tcBorders/>
-      </w:tcPr>
-    </w:tblStylePr>
-    <w:tblStylePr w:type="firstRow">
-      <w:pPr>
-        <w:pBdr/>
-        <w:spacing/>
-        <w:ind/>
-      </w:pPr>
-      <w:tblPr>
-        <w:tblBorders/>
-      </w:tblPr>
-      <w:tcPr>
-        <w:tcBorders/>
-      </w:tcPr>
-    </w:tblStylePr>
-    <w:tblStylePr w:type="lastCol">
-      <w:pPr>
-        <w:pBdr/>
-        <w:spacing/>
-        <w:ind/>
-      </w:pPr>
-      <w:tblPr>
-        <w:tblBorders/>
-      </w:tblPr>
-      <w:tcPr>
-        <w:tcBorders/>
-      </w:tcPr>
-    </w:tblStylePr>
-    <w:tblStylePr w:type="lastRow">
-      <w:pPr>
-        <w:pBdr/>
-        <w:spacing/>
-        <w:ind/>
-      </w:pPr>
-      <w:tblPr>
-        <w:tblBorders/>
-      </w:tblPr>
-      <w:tcPr>
-        <w:tcBorders/>
-      </w:tcPr>
-    </w:tblStylePr>
-    <w:tblStylePr w:type="nwCell">
-      <w:pPr>
-        <w:pBdr/>
-        <w:spacing/>
-        <w:ind/>
-      </w:pPr>
-      <w:tblPr>
-        <w:tblBorders/>
-      </w:tblPr>
-      <w:tcPr>
-        <w:tcBorders/>
-      </w:tcPr>
-    </w:tblStylePr>
-    <w:tblStylePr w:type="neCell">
-      <w:pPr>
-        <w:pBdr/>
-        <w:spacing/>
-        <w:ind/>
-      </w:pPr>
-      <w:tblPr>
-        <w:tblBorders/>
-      </w:tblPr>
-      <w:tcPr>
-        <w:tcBorders/>
-      </w:tcPr>
-    </w:tblStylePr>
-    <w:tblStylePr w:type="swCell">
-      <w:pPr>
-        <w:pBdr/>
-        <w:spacing/>
-        <w:ind/>
-      </w:pPr>
-      <w:tblPr>
-        <w:tblBorders/>
-      </w:tblPr>
-      <w:tcPr>
-        <w:tcBorders/>
-      </w:tcPr>
-    </w:tblStylePr>
-    <w:tblStylePr w:type="seCell">
-      <w:pPr>
-        <w:pBdr/>
-        <w:spacing/>
-        <w:ind/>
-      </w:pPr>
-      <w:tblPr>
-        <w:tblBorders/>
-      </w:tblPr>
-      <w:tcPr>
-        <w:tcBorders/>
-      </w:tcPr>
-    </w:tblStylePr>
-    <w:tblStylePr w:type="wholeTable">
-      <w:pPr>
-        <w:pBdr/>
-        <w:spacing/>
-        <w:ind/>
-      </w:pPr>
-      <w:tblPr>
-        <w:tblBorders/>
-      </w:tblPr>
-      <w:tcPr>
-        <w:tcBorders/>
-      </w:tcPr>
-    </w:tblStylePr>
-  </w:style>
-  <w:style w:type="paragraph" w:styleId="897" w:default="1">
+  <w:style w:type="paragraph" w:styleId="694" w:default="1">
     <w:name w:val="Normal"/>
+    <w:qFormat/>
     <w:pPr>
       <w:pBdr/>
       <w:spacing/>
       <w:ind/>
     </w:pPr>
   </w:style>
-  <w:style w:type="paragraph" w:styleId="898">
-    <w:name w:val="Heading 1"/>
-    <w:basedOn w:val="897"/>
-    <w:next w:val="897"/>
+  <w:style w:type="paragraph" w:styleId="695">
+    <w:name w:val="Body Text"/>
+    <w:basedOn w:val="694"/>
+    <w:link w:val="726"/>
+    <w:qFormat/>
     <w:pPr>
-      <w:keepNext w:val="true"/>
-      <w:keepLines w:val="true"/>
       <w:pBdr/>
-      <w:spacing w:after="0" w:before="480"/>
+      <w:spacing w:after="180" w:before="180"/>
       <w:ind/>
     </w:pPr>
-    <w:rPr>
-      <w:rFonts w:ascii="Calibri" w:hAnsi="Calibri" w:eastAsia="Calibri" w:cs="Calibri"/>
-      <w:b/>
-      <w:bCs/>
-      <w:color w:val="4f81bd"/>
-      <w:sz w:val="32"/>
-      <w:szCs w:val="32"/>
-    </w:rPr>
   </w:style>
-  <w:style w:type="paragraph" w:styleId="899">
-    <w:name w:val="Heading 2"/>
-    <w:basedOn w:val="897"/>
-    <w:next w:val="897"/>
+  <w:style w:type="paragraph" w:styleId="696" w:customStyle="1">
+    <w:name w:val="First Paragraph"/>
+    <w:basedOn w:val="695"/>
+    <w:next w:val="695"/>
+    <w:qFormat/>
     <w:pPr>
-      <w:keepNext w:val="true"/>
-      <w:keepLines w:val="true"/>
       <w:pBdr/>
-      <w:spacing w:after="0" w:before="200"/>
+      <w:spacing/>
       <w:ind/>
     </w:pPr>
-    <w:rPr>
-      <w:rFonts w:ascii="Calibri" w:hAnsi="Calibri" w:eastAsia="Calibri" w:cs="Calibri"/>
-      <w:b/>
-      <w:bCs/>
-      <w:color w:val="4f81bd"/>
-      <w:sz w:val="28"/>
-      <w:szCs w:val="28"/>
-    </w:rPr>
   </w:style>
-  <w:style w:type="paragraph" w:styleId="900">
-    <w:name w:val="Heading 3"/>
-    <w:basedOn w:val="897"/>
-    <w:next w:val="897"/>
+  <w:style w:type="paragraph" w:styleId="697" w:customStyle="1">
+    <w:name w:val="Compact"/>
+    <w:basedOn w:val="695"/>
+    <w:qFormat/>
     <w:pPr>
-      <w:keepNext w:val="true"/>
-      <w:keepLines w:val="true"/>
       <w:pBdr/>
-      <w:spacing w:after="0" w:before="200"/>
+      <w:spacing w:after="36" w:before="36"/>
       <w:ind/>
     </w:pPr>
-    <w:rPr>
-      <w:rFonts w:ascii="Calibri" w:hAnsi="Calibri" w:eastAsia="Calibri" w:cs="Calibri"/>
-      <w:b/>
-      <w:bCs/>
-      <w:color w:val="4f81bd"/>
-      <w:sz w:val="24"/>
-      <w:szCs w:val="24"/>
-    </w:rPr>
   </w:style>
-  <w:style w:type="paragraph" w:styleId="901">
-    <w:name w:val="Heading 4"/>
-    <w:basedOn w:val="897"/>
-    <w:next w:val="897"/>
-    <w:pPr>
-      <w:keepNext w:val="true"/>
-      <w:keepLines w:val="true"/>
-      <w:pBdr/>
-      <w:spacing w:after="0" w:before="200"/>
-      <w:ind/>
-    </w:pPr>
-    <w:rPr>
-      <w:rFonts w:ascii="Calibri" w:hAnsi="Calibri" w:eastAsia="Calibri" w:cs="Calibri"/>
-      <w:i/>
-      <w:iCs/>
-      <w:color w:val="4f81bd"/>
-      <w:sz w:val="24"/>
-      <w:szCs w:val="24"/>
-    </w:rPr>
-  </w:style>
-  <w:style w:type="paragraph" w:styleId="902">
-    <w:name w:val="Heading 5"/>
-    <w:basedOn w:val="897"/>
-    <w:next w:val="897"/>
-    <w:pPr>
-      <w:keepNext w:val="true"/>
-      <w:keepLines w:val="true"/>
-      <w:pBdr/>
-      <w:spacing w:after="0" w:before="200"/>
-      <w:ind/>
-    </w:pPr>
-    <w:rPr>
-      <w:rFonts w:ascii="Calibri" w:hAnsi="Calibri" w:eastAsia="Calibri" w:cs="Calibri"/>
-      <w:color w:val="4f81bd"/>
-      <w:sz w:val="24"/>
-      <w:szCs w:val="24"/>
-    </w:rPr>
-  </w:style>
-  <w:style w:type="paragraph" w:styleId="903">
-    <w:name w:val="Heading 6"/>
-    <w:basedOn w:val="897"/>
-    <w:next w:val="897"/>
-    <w:pPr>
-      <w:keepNext w:val="true"/>
-      <w:keepLines w:val="true"/>
-      <w:pBdr/>
-      <w:spacing w:after="0" w:before="200"/>
-      <w:ind/>
-    </w:pPr>
-    <w:rPr>
-      <w:rFonts w:ascii="Calibri" w:hAnsi="Calibri" w:eastAsia="Calibri" w:cs="Calibri"/>
-      <w:color w:val="4f81bd"/>
-      <w:sz w:val="24"/>
-      <w:szCs w:val="24"/>
-    </w:rPr>
-  </w:style>
-  <w:style w:type="paragraph" w:styleId="904">
+  <w:style w:type="paragraph" w:styleId="698">
     <w:name w:val="Title"/>
-    <w:basedOn w:val="897"/>
-    <w:next w:val="897"/>
+    <w:basedOn w:val="694"/>
+    <w:next w:val="695"/>
+    <w:qFormat/>
     <w:pPr>
       <w:keepNext w:val="true"/>
       <w:keepLines w:val="true"/>
@@ -33805,18 +32382,19 @@
       <w:jc w:val="center"/>
     </w:pPr>
     <w:rPr>
-      <w:rFonts w:ascii="Calibri" w:hAnsi="Calibri" w:eastAsia="Calibri" w:cs="Calibri"/>
+      <w:rFonts w:asciiTheme="majorHAnsi" w:hAnsiTheme="majorHAnsi" w:eastAsiaTheme="majorEastAsia" w:cstheme="majorBidi"/>
       <w:b/>
       <w:bCs/>
-      <w:color w:val="335b8a"/>
+      <w:color w:val="345a8a" w:themeColor="accent1" w:themeShade="B5"/>
       <w:sz w:val="36"/>
       <w:szCs w:val="36"/>
     </w:rPr>
   </w:style>
-  <w:style w:type="paragraph" w:styleId="905">
+  <w:style w:type="paragraph" w:styleId="699">
     <w:name w:val="Subtitle"/>
-    <w:basedOn w:val="897"/>
-    <w:next w:val="897"/>
+    <w:basedOn w:val="698"/>
+    <w:next w:val="695"/>
+    <w:qFormat/>
     <w:pPr>
       <w:keepNext w:val="true"/>
       <w:keepLines w:val="true"/>
@@ -33826,13 +32404,1075 @@
       <w:jc w:val="center"/>
     </w:pPr>
     <w:rPr>
-      <w:rFonts w:ascii="Calibri" w:hAnsi="Calibri" w:eastAsia="Calibri" w:cs="Calibri"/>
-      <w:b/>
-      <w:bCs/>
-      <w:color w:val="335b8a"/>
       <w:sz w:val="30"/>
       <w:szCs w:val="30"/>
     </w:rPr>
+  </w:style>
+  <w:style w:type="paragraph" w:styleId="700" w:customStyle="1">
+    <w:name w:val="Author"/>
+    <w:next w:val="695"/>
+    <w:qFormat/>
+    <w:pPr>
+      <w:keepNext w:val="true"/>
+      <w:keepLines w:val="true"/>
+      <w:pBdr/>
+      <w:spacing/>
+      <w:ind/>
+      <w:jc w:val="center"/>
+    </w:pPr>
+  </w:style>
+  <w:style w:type="paragraph" w:styleId="701">
+    <w:name w:val="Date"/>
+    <w:next w:val="695"/>
+    <w:qFormat/>
+    <w:pPr>
+      <w:keepNext w:val="true"/>
+      <w:keepLines w:val="true"/>
+      <w:pBdr/>
+      <w:spacing/>
+      <w:ind/>
+      <w:jc w:val="center"/>
+    </w:pPr>
+  </w:style>
+  <w:style w:type="paragraph" w:styleId="702" w:customStyle="1">
+    <w:name w:val="Abstract Title"/>
+    <w:basedOn w:val="694"/>
+    <w:next w:val="703"/>
+    <w:qFormat/>
+    <w:pPr>
+      <w:keepNext w:val="true"/>
+      <w:keepLines w:val="true"/>
+      <w:pBdr/>
+      <w:spacing w:after="0" w:before="300"/>
+      <w:ind/>
+      <w:jc w:val="center"/>
+    </w:pPr>
+    <w:rPr>
+      <w:b/>
+      <w:color w:val="345a8a"/>
+      <w:sz w:val="20"/>
+      <w:szCs w:val="20"/>
+    </w:rPr>
+  </w:style>
+  <w:style w:type="paragraph" w:styleId="703" w:customStyle="1">
+    <w:name w:val="Abstract"/>
+    <w:basedOn w:val="694"/>
+    <w:next w:val="695"/>
+    <w:qFormat/>
+    <w:pPr>
+      <w:keepNext w:val="true"/>
+      <w:keepLines w:val="true"/>
+      <w:pBdr/>
+      <w:spacing w:after="300" w:before="100"/>
+      <w:ind/>
+    </w:pPr>
+    <w:rPr>
+      <w:sz w:val="20"/>
+      <w:szCs w:val="20"/>
+    </w:rPr>
+  </w:style>
+  <w:style w:type="paragraph" w:styleId="704">
+    <w:name w:val="Bibliography"/>
+    <w:basedOn w:val="694"/>
+    <w:next w:val="704"/>
+    <w:qFormat/>
+    <w:pPr>
+      <w:pBdr/>
+      <w:spacing/>
+      <w:ind/>
+    </w:pPr>
+  </w:style>
+  <w:style w:type="paragraph" w:styleId="705">
+    <w:name w:val="Heading 1"/>
+    <w:basedOn w:val="694"/>
+    <w:next w:val="695"/>
+    <w:uiPriority w:val="9"/>
+    <w:qFormat/>
+    <w:pPr>
+      <w:keepNext w:val="true"/>
+      <w:keepLines w:val="true"/>
+      <w:pBdr/>
+      <w:spacing w:after="0" w:before="480"/>
+      <w:ind/>
+      <w:outlineLvl w:val="0"/>
+    </w:pPr>
+    <w:rPr>
+      <w:rFonts w:asciiTheme="majorHAnsi" w:hAnsiTheme="majorHAnsi" w:eastAsiaTheme="majorEastAsia" w:cstheme="majorBidi"/>
+      <w:b/>
+      <w:bCs/>
+      <w:color w:val="4f81bd" w:themeColor="accent1"/>
+      <w:sz w:val="32"/>
+      <w:szCs w:val="32"/>
+    </w:rPr>
+  </w:style>
+  <w:style w:type="paragraph" w:styleId="706">
+    <w:name w:val="Heading 2"/>
+    <w:basedOn w:val="694"/>
+    <w:next w:val="695"/>
+    <w:uiPriority w:val="9"/>
+    <w:unhideWhenUsed/>
+    <w:qFormat/>
+    <w:pPr>
+      <w:keepNext w:val="true"/>
+      <w:keepLines w:val="true"/>
+      <w:pBdr/>
+      <w:spacing w:after="0" w:before="200"/>
+      <w:ind/>
+      <w:outlineLvl w:val="1"/>
+    </w:pPr>
+    <w:rPr>
+      <w:rFonts w:asciiTheme="majorHAnsi" w:hAnsiTheme="majorHAnsi" w:eastAsiaTheme="majorEastAsia" w:cstheme="majorBidi"/>
+      <w:b/>
+      <w:bCs/>
+      <w:color w:val="4f81bd" w:themeColor="accent1"/>
+      <w:sz w:val="28"/>
+      <w:szCs w:val="28"/>
+    </w:rPr>
+  </w:style>
+  <w:style w:type="paragraph" w:styleId="707">
+    <w:name w:val="Heading 3"/>
+    <w:basedOn w:val="694"/>
+    <w:next w:val="695"/>
+    <w:uiPriority w:val="9"/>
+    <w:unhideWhenUsed/>
+    <w:qFormat/>
+    <w:pPr>
+      <w:keepNext w:val="true"/>
+      <w:keepLines w:val="true"/>
+      <w:pBdr/>
+      <w:spacing w:after="0" w:before="200"/>
+      <w:ind/>
+      <w:outlineLvl w:val="2"/>
+    </w:pPr>
+    <w:rPr>
+      <w:rFonts w:asciiTheme="majorHAnsi" w:hAnsiTheme="majorHAnsi" w:eastAsiaTheme="majorEastAsia" w:cstheme="majorBidi"/>
+      <w:b/>
+      <w:bCs/>
+      <w:color w:val="4f81bd" w:themeColor="accent1"/>
+      <w:sz w:val="24"/>
+      <w:szCs w:val="24"/>
+    </w:rPr>
+  </w:style>
+  <w:style w:type="paragraph" w:styleId="708">
+    <w:name w:val="Heading 4"/>
+    <w:basedOn w:val="694"/>
+    <w:next w:val="695"/>
+    <w:uiPriority w:val="9"/>
+    <w:unhideWhenUsed/>
+    <w:qFormat/>
+    <w:pPr>
+      <w:keepNext w:val="true"/>
+      <w:keepLines w:val="true"/>
+      <w:pBdr/>
+      <w:spacing w:after="0" w:before="200"/>
+      <w:ind/>
+      <w:outlineLvl w:val="3"/>
+    </w:pPr>
+    <w:rPr>
+      <w:rFonts w:asciiTheme="majorHAnsi" w:hAnsiTheme="majorHAnsi" w:eastAsiaTheme="majorEastAsia" w:cstheme="majorBidi"/>
+      <w:bCs/>
+      <w:i/>
+      <w:color w:val="4f81bd" w:themeColor="accent1"/>
+      <w:sz w:val="24"/>
+      <w:szCs w:val="24"/>
+    </w:rPr>
+  </w:style>
+  <w:style w:type="paragraph" w:styleId="709">
+    <w:name w:val="Heading 5"/>
+    <w:basedOn w:val="694"/>
+    <w:next w:val="695"/>
+    <w:uiPriority w:val="9"/>
+    <w:unhideWhenUsed/>
+    <w:qFormat/>
+    <w:pPr>
+      <w:keepNext w:val="true"/>
+      <w:keepLines w:val="true"/>
+      <w:pBdr/>
+      <w:spacing w:after="0" w:before="200"/>
+      <w:ind/>
+      <w:outlineLvl w:val="4"/>
+    </w:pPr>
+    <w:rPr>
+      <w:rFonts w:asciiTheme="majorHAnsi" w:hAnsiTheme="majorHAnsi" w:eastAsiaTheme="majorEastAsia" w:cstheme="majorBidi"/>
+      <w:iCs/>
+      <w:color w:val="4f81bd" w:themeColor="accent1"/>
+      <w:sz w:val="24"/>
+      <w:szCs w:val="24"/>
+    </w:rPr>
+  </w:style>
+  <w:style w:type="paragraph" w:styleId="710">
+    <w:name w:val="Heading 6"/>
+    <w:basedOn w:val="694"/>
+    <w:next w:val="695"/>
+    <w:uiPriority w:val="9"/>
+    <w:unhideWhenUsed/>
+    <w:qFormat/>
+    <w:pPr>
+      <w:keepNext w:val="true"/>
+      <w:keepLines w:val="true"/>
+      <w:pBdr/>
+      <w:spacing w:after="0" w:before="200"/>
+      <w:ind/>
+      <w:outlineLvl w:val="5"/>
+    </w:pPr>
+    <w:rPr>
+      <w:rFonts w:asciiTheme="majorHAnsi" w:hAnsiTheme="majorHAnsi" w:eastAsiaTheme="majorEastAsia" w:cstheme="majorBidi"/>
+      <w:color w:val="4f81bd" w:themeColor="accent1"/>
+      <w:sz w:val="24"/>
+      <w:szCs w:val="24"/>
+    </w:rPr>
+  </w:style>
+  <w:style w:type="paragraph" w:styleId="711">
+    <w:name w:val="Heading 7"/>
+    <w:basedOn w:val="694"/>
+    <w:next w:val="695"/>
+    <w:uiPriority w:val="9"/>
+    <w:unhideWhenUsed/>
+    <w:qFormat/>
+    <w:pPr>
+      <w:keepNext w:val="true"/>
+      <w:keepLines w:val="true"/>
+      <w:pBdr/>
+      <w:spacing w:after="0" w:before="200"/>
+      <w:ind/>
+      <w:outlineLvl w:val="6"/>
+    </w:pPr>
+    <w:rPr>
+      <w:rFonts w:asciiTheme="majorHAnsi" w:hAnsiTheme="majorHAnsi" w:eastAsiaTheme="majorEastAsia" w:cstheme="majorBidi"/>
+      <w:color w:val="4f81bd" w:themeColor="accent1"/>
+      <w:sz w:val="24"/>
+      <w:szCs w:val="24"/>
+    </w:rPr>
+  </w:style>
+  <w:style w:type="paragraph" w:styleId="712">
+    <w:name w:val="Heading 8"/>
+    <w:basedOn w:val="694"/>
+    <w:next w:val="695"/>
+    <w:uiPriority w:val="9"/>
+    <w:unhideWhenUsed/>
+    <w:qFormat/>
+    <w:pPr>
+      <w:keepNext w:val="true"/>
+      <w:keepLines w:val="true"/>
+      <w:pBdr/>
+      <w:spacing w:after="0" w:before="200"/>
+      <w:ind/>
+      <w:outlineLvl w:val="7"/>
+    </w:pPr>
+    <w:rPr>
+      <w:rFonts w:asciiTheme="majorHAnsi" w:hAnsiTheme="majorHAnsi" w:eastAsiaTheme="majorEastAsia" w:cstheme="majorBidi"/>
+      <w:color w:val="4f81bd" w:themeColor="accent1"/>
+      <w:sz w:val="24"/>
+      <w:szCs w:val="24"/>
+    </w:rPr>
+  </w:style>
+  <w:style w:type="paragraph" w:styleId="713">
+    <w:name w:val="Heading 9"/>
+    <w:basedOn w:val="694"/>
+    <w:next w:val="695"/>
+    <w:uiPriority w:val="9"/>
+    <w:unhideWhenUsed/>
+    <w:qFormat/>
+    <w:pPr>
+      <w:keepNext w:val="true"/>
+      <w:keepLines w:val="true"/>
+      <w:pBdr/>
+      <w:spacing w:after="0" w:before="200"/>
+      <w:ind/>
+      <w:outlineLvl w:val="8"/>
+    </w:pPr>
+    <w:rPr>
+      <w:rFonts w:asciiTheme="majorHAnsi" w:hAnsiTheme="majorHAnsi" w:eastAsiaTheme="majorEastAsia" w:cstheme="majorBidi"/>
+      <w:color w:val="4f81bd" w:themeColor="accent1"/>
+      <w:sz w:val="24"/>
+      <w:szCs w:val="24"/>
+    </w:rPr>
+  </w:style>
+  <w:style w:type="paragraph" w:styleId="714">
+    <w:name w:val="Block Text"/>
+    <w:basedOn w:val="695"/>
+    <w:next w:val="695"/>
+    <w:uiPriority w:val="9"/>
+    <w:unhideWhenUsed/>
+    <w:qFormat/>
+    <w:pPr>
+      <w:pBdr/>
+      <w:spacing w:after="100" w:before="100"/>
+      <w:ind w:right="480" w:firstLine="0" w:left="480"/>
+    </w:pPr>
+  </w:style>
+  <w:style w:type="paragraph" w:styleId="715">
+    <w:name w:val="footnote text"/>
+    <w:basedOn w:val="694"/>
+    <w:next w:val="715"/>
+    <w:uiPriority w:val="9"/>
+    <w:unhideWhenUsed/>
+    <w:qFormat/>
+    <w:pPr>
+      <w:pBdr/>
+      <w:spacing/>
+      <w:ind/>
+    </w:pPr>
+  </w:style>
+  <w:style w:type="paragraph" w:styleId="716">
+    <w:name w:val="Footnote Block Text"/>
+    <w:uiPriority w:val="9"/>
+    <w:unhideWhenUsed/>
+    <w:qFormat/>
+    <w:pPr>
+      <w:pBdr/>
+      <w:spacing w:after="100" w:before="100"/>
+      <w:ind w:right="480" w:firstLine="0" w:left="480"/>
+    </w:pPr>
+  </w:style>
+  <w:style w:type="character" w:styleId="717" w:default="1">
+    <w:name w:val="Default Paragraph Font"/>
+    <w:semiHidden/>
+    <w:unhideWhenUsed/>
+    <w:pPr>
+      <w:pBdr/>
+      <w:spacing/>
+      <w:ind/>
+    </w:pPr>
+  </w:style>
+  <w:style w:type="table" w:styleId="718">
+    <w:name w:val="Table"/>
+    <w:semiHidden/>
+    <w:unhideWhenUsed/>
+    <w:qFormat/>
+    <w:pPr>
+      <w:pBdr/>
+      <w:spacing/>
+      <w:ind/>
+    </w:pPr>
+    <w:tblPr>
+      <w:tblInd w:w="0" w:type="dxa"/>
+      <w:tblCellMar>
+        <w:left w:w="108" w:type="dxa"/>
+        <w:top w:w="0" w:type="dxa"/>
+        <w:right w:w="108" w:type="dxa"/>
+        <w:bottom w:w="0" w:type="dxa"/>
+      </w:tblCellMar>
+      <w:tblBorders/>
+    </w:tblPr>
+    <w:tcPr>
+      <w:tcBorders/>
+    </w:tcPr>
+    <w:tblStylePr w:type="band1Horz">
+      <w:pPr>
+        <w:pBdr/>
+        <w:spacing/>
+        <w:ind/>
+      </w:pPr>
+      <w:tblPr>
+        <w:tblBorders/>
+      </w:tblPr>
+      <w:tcPr>
+        <w:tcBorders/>
+      </w:tcPr>
+    </w:tblStylePr>
+    <w:tblStylePr w:type="band1Vert">
+      <w:pPr>
+        <w:pBdr/>
+        <w:spacing/>
+        <w:ind/>
+      </w:pPr>
+      <w:tblPr>
+        <w:tblBorders/>
+      </w:tblPr>
+      <w:tcPr>
+        <w:tcBorders/>
+      </w:tcPr>
+    </w:tblStylePr>
+    <w:tblStylePr w:type="band2Horz">
+      <w:pPr>
+        <w:pBdr/>
+        <w:spacing/>
+        <w:ind/>
+      </w:pPr>
+      <w:tblPr>
+        <w:tblBorders/>
+      </w:tblPr>
+      <w:tcPr>
+        <w:tcBorders/>
+      </w:tcPr>
+    </w:tblStylePr>
+    <w:tblStylePr w:type="band2Vert">
+      <w:pPr>
+        <w:pBdr/>
+        <w:spacing/>
+        <w:ind/>
+      </w:pPr>
+      <w:tblPr>
+        <w:tblBorders/>
+      </w:tblPr>
+      <w:tcPr>
+        <w:tcBorders/>
+      </w:tcPr>
+    </w:tblStylePr>
+    <w:tblStylePr w:type="firstCol">
+      <w:pPr>
+        <w:pBdr/>
+        <w:spacing/>
+        <w:ind/>
+      </w:pPr>
+      <w:tblPr>
+        <w:tblBorders/>
+      </w:tblPr>
+      <w:tcPr>
+        <w:tcBorders/>
+      </w:tcPr>
+    </w:tblStylePr>
+    <w:tblStylePr w:type="firstRow">
+      <w:pPr>
+        <w:pBdr/>
+        <w:spacing/>
+        <w:ind/>
+      </w:pPr>
+      <w:tblPr>
+        <w:tblInd w:w="0" w:type="dxa"/>
+        <w:tblBorders/>
+      </w:tblPr>
+      <w:trPr>
+        <w:jc w:val="left"/>
+      </w:trPr>
+      <w:tcPr>
+        <w:tcBorders>
+          <w:bottom w:val="single" w:color="000000" w:sz="4" w:space="0"/>
+        </w:tcBorders>
+        <w:vAlign w:val="bottom"/>
+      </w:tcPr>
+    </w:tblStylePr>
+    <w:tblStylePr w:type="lastCol">
+      <w:pPr>
+        <w:pBdr/>
+        <w:spacing/>
+        <w:ind/>
+      </w:pPr>
+      <w:tblPr>
+        <w:tblBorders/>
+      </w:tblPr>
+      <w:tcPr>
+        <w:tcBorders/>
+      </w:tcPr>
+    </w:tblStylePr>
+    <w:tblStylePr w:type="lastRow">
+      <w:pPr>
+        <w:pBdr/>
+        <w:spacing/>
+        <w:ind/>
+      </w:pPr>
+      <w:tblPr>
+        <w:tblBorders/>
+      </w:tblPr>
+      <w:tcPr>
+        <w:tcBorders/>
+      </w:tcPr>
+    </w:tblStylePr>
+    <w:tblStylePr w:type="nwCell">
+      <w:pPr>
+        <w:pBdr/>
+        <w:spacing/>
+        <w:ind/>
+      </w:pPr>
+      <w:tblPr>
+        <w:tblBorders/>
+      </w:tblPr>
+      <w:tcPr>
+        <w:tcBorders/>
+      </w:tcPr>
+    </w:tblStylePr>
+    <w:tblStylePr w:type="neCell">
+      <w:pPr>
+        <w:pBdr/>
+        <w:spacing/>
+        <w:ind/>
+      </w:pPr>
+      <w:tblPr>
+        <w:tblBorders/>
+      </w:tblPr>
+      <w:tcPr>
+        <w:tcBorders/>
+      </w:tcPr>
+    </w:tblStylePr>
+    <w:tblStylePr w:type="swCell">
+      <w:pPr>
+        <w:pBdr/>
+        <w:spacing/>
+        <w:ind/>
+      </w:pPr>
+      <w:tblPr>
+        <w:tblBorders/>
+      </w:tblPr>
+      <w:tcPr>
+        <w:tcBorders/>
+      </w:tcPr>
+    </w:tblStylePr>
+    <w:tblStylePr w:type="seCell">
+      <w:pPr>
+        <w:pBdr/>
+        <w:spacing/>
+        <w:ind/>
+      </w:pPr>
+      <w:tblPr>
+        <w:tblBorders/>
+      </w:tblPr>
+      <w:tcPr>
+        <w:tcBorders/>
+      </w:tcPr>
+    </w:tblStylePr>
+    <w:tblStylePr w:type="wholeTable">
+      <w:pPr>
+        <w:pBdr/>
+        <w:spacing/>
+        <w:ind/>
+      </w:pPr>
+      <w:tblPr>
+        <w:tblBorders/>
+      </w:tblPr>
+      <w:tcPr>
+        <w:tcBorders/>
+      </w:tcPr>
+    </w:tblStylePr>
+  </w:style>
+  <w:style w:type="paragraph" w:styleId="719" w:customStyle="1">
+    <w:name w:val="Definition Term"/>
+    <w:basedOn w:val="694"/>
+    <w:next w:val="720"/>
+    <w:pPr>
+      <w:keepNext w:val="true"/>
+      <w:keepLines w:val="true"/>
+      <w:pBdr/>
+      <w:spacing w:after="0"/>
+      <w:ind/>
+    </w:pPr>
+    <w:rPr>
+      <w:b/>
+    </w:rPr>
+  </w:style>
+  <w:style w:type="paragraph" w:styleId="720" w:customStyle="1">
+    <w:name w:val="Definition"/>
+    <w:basedOn w:val="694"/>
+    <w:pPr>
+      <w:pBdr/>
+      <w:spacing/>
+      <w:ind/>
+    </w:pPr>
+  </w:style>
+  <w:style w:type="paragraph" w:styleId="721">
+    <w:name w:val="Caption"/>
+    <w:basedOn w:val="694"/>
+    <w:link w:val="726"/>
+    <w:pPr>
+      <w:pBdr/>
+      <w:spacing w:after="120" w:before="0"/>
+      <w:ind/>
+    </w:pPr>
+    <w:rPr>
+      <w:i/>
+    </w:rPr>
+  </w:style>
+  <w:style w:type="paragraph" w:styleId="722" w:customStyle="1">
+    <w:name w:val="Table Caption"/>
+    <w:basedOn w:val="721"/>
+    <w:pPr>
+      <w:keepNext w:val="true"/>
+      <w:pBdr/>
+      <w:spacing/>
+      <w:ind/>
+    </w:pPr>
+  </w:style>
+  <w:style w:type="paragraph" w:styleId="723" w:customStyle="1">
+    <w:name w:val="Image Caption"/>
+    <w:basedOn w:val="721"/>
+    <w:pPr>
+      <w:pBdr/>
+      <w:spacing/>
+      <w:ind/>
+    </w:pPr>
+  </w:style>
+  <w:style w:type="paragraph" w:styleId="724" w:customStyle="1">
+    <w:name w:val="Figure"/>
+    <w:basedOn w:val="694"/>
+    <w:pPr>
+      <w:pBdr/>
+      <w:spacing/>
+      <w:ind/>
+    </w:pPr>
+  </w:style>
+  <w:style w:type="paragraph" w:styleId="725" w:customStyle="1">
+    <w:name w:val="Captioned Figure"/>
+    <w:basedOn w:val="724"/>
+    <w:pPr>
+      <w:keepNext w:val="true"/>
+      <w:pBdr/>
+      <w:spacing/>
+      <w:ind/>
+    </w:pPr>
+  </w:style>
+  <w:style w:type="character" w:styleId="726" w:customStyle="1">
+    <w:name w:val="Body Text Char"/>
+    <w:basedOn w:val="717"/>
+    <w:link w:val="695"/>
+    <w:pPr>
+      <w:pBdr/>
+      <w:spacing/>
+      <w:ind/>
+    </w:pPr>
+  </w:style>
+  <w:style w:type="character" w:styleId="727" w:customStyle="1">
+    <w:name w:val="Verbatim Char"/>
+    <w:basedOn w:val="726"/>
+    <w:pPr>
+      <w:pBdr/>
+      <w:spacing/>
+      <w:ind/>
+    </w:pPr>
+    <w:rPr>
+      <w:rFonts w:ascii="Consolas" w:hAnsi="Consolas"/>
+      <w:sz w:val="22"/>
+    </w:rPr>
+  </w:style>
+  <w:style w:type="character" w:styleId="728" w:customStyle="1">
+    <w:name w:val="Section Number"/>
+    <w:basedOn w:val="726"/>
+    <w:pPr>
+      <w:pBdr/>
+      <w:spacing/>
+      <w:ind/>
+    </w:pPr>
+  </w:style>
+  <w:style w:type="character" w:styleId="729">
+    <w:name w:val="footnote reference"/>
+    <w:basedOn w:val="726"/>
+    <w:pPr>
+      <w:pBdr/>
+      <w:spacing/>
+      <w:ind/>
+    </w:pPr>
+    <w:rPr>
+      <w:vertAlign w:val="superscript"/>
+    </w:rPr>
+  </w:style>
+  <w:style w:type="character" w:styleId="730">
+    <w:name w:val="Hyperlink"/>
+    <w:basedOn w:val="726"/>
+    <w:pPr>
+      <w:pBdr/>
+      <w:spacing/>
+      <w:ind/>
+    </w:pPr>
+    <w:rPr>
+      <w:color w:val="4f81bd" w:themeColor="accent1"/>
+    </w:rPr>
+  </w:style>
+  <w:style w:type="paragraph" w:styleId="731">
+    <w:name w:val="TOC Heading"/>
+    <w:basedOn w:val="705"/>
+    <w:next w:val="695"/>
+    <w:uiPriority w:val="39"/>
+    <w:unhideWhenUsed/>
+    <w:qFormat/>
+    <w:pPr>
+      <w:pBdr/>
+      <w:spacing w:before="240" w:line="259" w:lineRule="auto"/>
+      <w:ind/>
+      <w:outlineLvl w:val="9"/>
+    </w:pPr>
+    <w:rPr>
+      <w:rFonts w:asciiTheme="majorHAnsi" w:hAnsiTheme="majorHAnsi" w:eastAsiaTheme="majorEastAsia" w:cstheme="majorBidi"/>
+      <w:b w:val="0"/>
+      <w:bCs w:val="0"/>
+      <w:color w:val="365f91" w:themeColor="accent1" w:themeShade="BF"/>
+    </w:rPr>
+  </w:style>
+  <w:style w:type="paragraph" w:styleId="732" w:customStyle="1">
+    <w:name w:val="Source Code"/>
+    <w:basedOn w:val="694"/>
+    <w:link w:val="727"/>
+    <w:pPr>
+      <w:pBdr/>
+      <w:spacing/>
+      <w:ind/>
+    </w:pPr>
+  </w:style>
+  <w:style w:type="character" w:styleId="733" w:customStyle="1">
+    <w:name w:val="KeywordTok"/>
+    <w:basedOn w:val="727"/>
+    <w:pPr>
+      <w:pBdr/>
+      <w:spacing/>
+      <w:ind/>
+    </w:pPr>
+    <w:rPr>
+      <w:b/>
+      <w:color w:val="007020"/>
+    </w:rPr>
+  </w:style>
+  <w:style w:type="character" w:styleId="734" w:customStyle="1">
+    <w:name w:val="DataTypeTok"/>
+    <w:basedOn w:val="727"/>
+    <w:pPr>
+      <w:pBdr/>
+      <w:spacing/>
+      <w:ind/>
+    </w:pPr>
+    <w:rPr>
+      <w:color w:val="902000"/>
+    </w:rPr>
+  </w:style>
+  <w:style w:type="character" w:styleId="735" w:customStyle="1">
+    <w:name w:val="DecValTok"/>
+    <w:basedOn w:val="727"/>
+    <w:pPr>
+      <w:pBdr/>
+      <w:spacing/>
+      <w:ind/>
+    </w:pPr>
+    <w:rPr>
+      <w:color w:val="40a070"/>
+    </w:rPr>
+  </w:style>
+  <w:style w:type="character" w:styleId="736" w:customStyle="1">
+    <w:name w:val="BaseNTok"/>
+    <w:basedOn w:val="727"/>
+    <w:pPr>
+      <w:pBdr/>
+      <w:spacing/>
+      <w:ind/>
+    </w:pPr>
+    <w:rPr>
+      <w:color w:val="40a070"/>
+    </w:rPr>
+  </w:style>
+  <w:style w:type="character" w:styleId="737" w:customStyle="1">
+    <w:name w:val="FloatTok"/>
+    <w:basedOn w:val="727"/>
+    <w:pPr>
+      <w:pBdr/>
+      <w:spacing/>
+      <w:ind/>
+    </w:pPr>
+    <w:rPr>
+      <w:color w:val="40a070"/>
+    </w:rPr>
+  </w:style>
+  <w:style w:type="character" w:styleId="738" w:customStyle="1">
+    <w:name w:val="ConstantTok"/>
+    <w:basedOn w:val="727"/>
+    <w:pPr>
+      <w:pBdr/>
+      <w:spacing/>
+      <w:ind/>
+    </w:pPr>
+    <w:rPr>
+      <w:color w:val="880000"/>
+    </w:rPr>
+  </w:style>
+  <w:style w:type="character" w:styleId="739" w:customStyle="1">
+    <w:name w:val="CharTok"/>
+    <w:basedOn w:val="727"/>
+    <w:pPr>
+      <w:pBdr/>
+      <w:spacing/>
+      <w:ind/>
+    </w:pPr>
+    <w:rPr>
+      <w:color w:val="4070a0"/>
+    </w:rPr>
+  </w:style>
+  <w:style w:type="character" w:styleId="740" w:customStyle="1">
+    <w:name w:val="SpecialCharTok"/>
+    <w:basedOn w:val="727"/>
+    <w:pPr>
+      <w:pBdr/>
+      <w:spacing/>
+      <w:ind/>
+    </w:pPr>
+    <w:rPr>
+      <w:color w:val="4070a0"/>
+    </w:rPr>
+  </w:style>
+  <w:style w:type="character" w:styleId="741" w:customStyle="1">
+    <w:name w:val="StringTok"/>
+    <w:basedOn w:val="727"/>
+    <w:pPr>
+      <w:pBdr/>
+      <w:spacing/>
+      <w:ind/>
+    </w:pPr>
+    <w:rPr>
+      <w:color w:val="4070a0"/>
+    </w:rPr>
+  </w:style>
+  <w:style w:type="character" w:styleId="742" w:customStyle="1">
+    <w:name w:val="VerbatimStringTok"/>
+    <w:basedOn w:val="727"/>
+    <w:pPr>
+      <w:pBdr/>
+      <w:spacing/>
+      <w:ind/>
+    </w:pPr>
+    <w:rPr>
+      <w:color w:val="4070a0"/>
+    </w:rPr>
+  </w:style>
+  <w:style w:type="character" w:styleId="743" w:customStyle="1">
+    <w:name w:val="SpecialStringTok"/>
+    <w:basedOn w:val="727"/>
+    <w:pPr>
+      <w:pBdr/>
+      <w:spacing/>
+      <w:ind/>
+    </w:pPr>
+    <w:rPr>
+      <w:color w:val="bb6688"/>
+    </w:rPr>
+  </w:style>
+  <w:style w:type="character" w:styleId="744" w:customStyle="1">
+    <w:name w:val="ImportTok"/>
+    <w:basedOn w:val="727"/>
+    <w:pPr>
+      <w:pBdr/>
+      <w:spacing/>
+      <w:ind/>
+    </w:pPr>
+    <w:rPr>
+      <w:b/>
+      <w:color w:val="008000"/>
+    </w:rPr>
+  </w:style>
+  <w:style w:type="character" w:styleId="745" w:customStyle="1">
+    <w:name w:val="CommentTok"/>
+    <w:basedOn w:val="727"/>
+    <w:pPr>
+      <w:pBdr/>
+      <w:spacing/>
+      <w:ind/>
+    </w:pPr>
+    <w:rPr>
+      <w:i/>
+      <w:color w:val="60a0b0"/>
+    </w:rPr>
+  </w:style>
+  <w:style w:type="character" w:styleId="746" w:customStyle="1">
+    <w:name w:val="DocumentationTok"/>
+    <w:basedOn w:val="727"/>
+    <w:pPr>
+      <w:pBdr/>
+      <w:spacing/>
+      <w:ind/>
+    </w:pPr>
+    <w:rPr>
+      <w:i/>
+      <w:color w:val="ba2121"/>
+    </w:rPr>
+  </w:style>
+  <w:style w:type="character" w:styleId="747" w:customStyle="1">
+    <w:name w:val="AnnotationTok"/>
+    <w:basedOn w:val="727"/>
+    <w:pPr>
+      <w:pBdr/>
+      <w:spacing/>
+      <w:ind/>
+    </w:pPr>
+    <w:rPr>
+      <w:b/>
+      <w:i/>
+      <w:color w:val="60a0b0"/>
+    </w:rPr>
+  </w:style>
+  <w:style w:type="character" w:styleId="748" w:customStyle="1">
+    <w:name w:val="CommentVarTok"/>
+    <w:basedOn w:val="727"/>
+    <w:pPr>
+      <w:pBdr/>
+      <w:spacing/>
+      <w:ind/>
+    </w:pPr>
+    <w:rPr>
+      <w:b/>
+      <w:i/>
+      <w:color w:val="60a0b0"/>
+    </w:rPr>
+  </w:style>
+  <w:style w:type="character" w:styleId="749" w:customStyle="1">
+    <w:name w:val="OtherTok"/>
+    <w:basedOn w:val="727"/>
+    <w:pPr>
+      <w:pBdr/>
+      <w:spacing/>
+      <w:ind/>
+    </w:pPr>
+    <w:rPr>
+      <w:color w:val="007020"/>
+    </w:rPr>
+  </w:style>
+  <w:style w:type="character" w:styleId="750" w:customStyle="1">
+    <w:name w:val="FunctionTok"/>
+    <w:basedOn w:val="727"/>
+    <w:pPr>
+      <w:pBdr/>
+      <w:spacing/>
+      <w:ind/>
+    </w:pPr>
+    <w:rPr>
+      <w:color w:val="06287e"/>
+    </w:rPr>
+  </w:style>
+  <w:style w:type="character" w:styleId="751" w:customStyle="1">
+    <w:name w:val="VariableTok"/>
+    <w:basedOn w:val="727"/>
+    <w:pPr>
+      <w:pBdr/>
+      <w:spacing/>
+      <w:ind/>
+    </w:pPr>
+    <w:rPr>
+      <w:color w:val="19177c"/>
+    </w:rPr>
+  </w:style>
+  <w:style w:type="character" w:styleId="752" w:customStyle="1">
+    <w:name w:val="ControlFlowTok"/>
+    <w:basedOn w:val="727"/>
+    <w:pPr>
+      <w:pBdr/>
+      <w:spacing/>
+      <w:ind/>
+    </w:pPr>
+    <w:rPr>
+      <w:b/>
+      <w:color w:val="007020"/>
+    </w:rPr>
+  </w:style>
+  <w:style w:type="character" w:styleId="753" w:customStyle="1">
+    <w:name w:val="OperatorTok"/>
+    <w:basedOn w:val="727"/>
+    <w:pPr>
+      <w:pBdr/>
+      <w:spacing/>
+      <w:ind/>
+    </w:pPr>
+    <w:rPr>
+      <w:color w:val="666666"/>
+    </w:rPr>
+  </w:style>
+  <w:style w:type="character" w:styleId="754" w:customStyle="1">
+    <w:name w:val="BuiltInTok"/>
+    <w:basedOn w:val="727"/>
+    <w:pPr>
+      <w:pBdr/>
+      <w:spacing/>
+      <w:ind/>
+    </w:pPr>
+    <w:rPr>
+      <w:color w:val="008000"/>
+    </w:rPr>
+  </w:style>
+  <w:style w:type="character" w:styleId="755" w:customStyle="1">
+    <w:name w:val="ExtensionTok"/>
+    <w:basedOn w:val="727"/>
+    <w:pPr>
+      <w:pBdr/>
+      <w:spacing/>
+      <w:ind/>
+    </w:pPr>
+  </w:style>
+  <w:style w:type="character" w:styleId="756" w:customStyle="1">
+    <w:name w:val="PreprocessorTok"/>
+    <w:basedOn w:val="727"/>
+    <w:pPr>
+      <w:pBdr/>
+      <w:spacing/>
+      <w:ind/>
+    </w:pPr>
+    <w:rPr>
+      <w:color w:val="bc7a00"/>
+    </w:rPr>
+  </w:style>
+  <w:style w:type="character" w:styleId="757" w:customStyle="1">
+    <w:name w:val="AttributeTok"/>
+    <w:basedOn w:val="727"/>
+    <w:pPr>
+      <w:pBdr/>
+      <w:spacing/>
+      <w:ind/>
+    </w:pPr>
+    <w:rPr>
+      <w:color w:val="7d9029"/>
+    </w:rPr>
+  </w:style>
+  <w:style w:type="character" w:styleId="758" w:customStyle="1">
+    <w:name w:val="RegionMarkerTok"/>
+    <w:basedOn w:val="727"/>
+    <w:pPr>
+      <w:pBdr/>
+      <w:spacing/>
+      <w:ind/>
+    </w:pPr>
+  </w:style>
+  <w:style w:type="character" w:styleId="759" w:customStyle="1">
+    <w:name w:val="InformationTok"/>
+    <w:basedOn w:val="727"/>
+    <w:pPr>
+      <w:pBdr/>
+      <w:spacing/>
+      <w:ind/>
+    </w:pPr>
+    <w:rPr>
+      <w:b/>
+      <w:i/>
+      <w:color w:val="60a0b0"/>
+    </w:rPr>
+  </w:style>
+  <w:style w:type="character" w:styleId="760" w:customStyle="1">
+    <w:name w:val="WarningTok"/>
+    <w:basedOn w:val="727"/>
+    <w:pPr>
+      <w:pBdr/>
+      <w:spacing/>
+      <w:ind/>
+    </w:pPr>
+    <w:rPr>
+      <w:b/>
+      <w:i/>
+      <w:color w:val="60a0b0"/>
+    </w:rPr>
+  </w:style>
+  <w:style w:type="character" w:styleId="761" w:customStyle="1">
+    <w:name w:val="AlertTok"/>
+    <w:basedOn w:val="727"/>
+    <w:pPr>
+      <w:pBdr/>
+      <w:spacing/>
+      <w:ind/>
+    </w:pPr>
+    <w:rPr>
+      <w:b/>
+      <w:color w:val="ff0000"/>
+    </w:rPr>
+  </w:style>
+  <w:style w:type="character" w:styleId="762" w:customStyle="1">
+    <w:name w:val="ErrorTok"/>
+    <w:basedOn w:val="727"/>
+    <w:pPr>
+      <w:pBdr/>
+      <w:spacing/>
+      <w:ind/>
+    </w:pPr>
+    <w:rPr>
+      <w:b/>
+      <w:color w:val="ff0000"/>
+    </w:rPr>
+  </w:style>
+  <w:style w:type="character" w:styleId="763" w:customStyle="1">
+    <w:name w:val="NormalTok"/>
+    <w:basedOn w:val="727"/>
+    <w:pPr>
+      <w:pBdr/>
+      <w:spacing/>
+      <w:ind/>
+    </w:pPr>
   </w:style>
 </w:styles>
 </file>
